--- a/docs/paper/Context_Diagram_n_DFD.docx
+++ b/docs/paper/Context_Diagram_n_DFD.docx
@@ -1,6 +1,6 @@
 
 <file path=word/document.xml><?xml version="1.0" encoding="utf-8"?>
-<w:document xmlns:wpc="http://schemas.microsoft.com/office/word/2010/wordprocessingCanvas" xmlns:cx="http://schemas.microsoft.com/office/drawing/2014/chartex" xmlns:cx1="http://schemas.microsoft.com/office/drawing/2015/9/8/chartex" xmlns:cx2="http://schemas.microsoft.com/office/drawing/2015/10/21/chartex" xmlns:cx3="http://schemas.microsoft.com/office/drawing/2016/5/9/chartex" xmlns:cx4="http://schemas.microsoft.com/office/drawing/2016/5/10/chartex" xmlns:cx5="http://schemas.microsoft.com/office/drawing/2016/5/11/chartex" xmlns:cx6="http://schemas.microsoft.com/office/drawing/2016/5/12/chartex" xmlns:cx7="http://schemas.microsoft.com/office/drawing/2016/5/13/chartex" xmlns:cx8="http://schemas.microsoft.com/office/drawing/2016/5/14/chartex" xmlns:mc="http://schemas.openxmlformats.org/markup-compatibility/2006" xmlns:aink="http://schemas.microsoft.com/office/drawing/2016/ink" xmlns:am3d="http://schemas.microsoft.com/office/drawing/2017/model3d" xmlns:o="urn:schemas-microsoft-com:office:office" xmlns:oel="http://schemas.microsoft.com/office/2019/extlst" xmlns:r="http://schemas.openxmlformats.org/officeDocument/2006/relationships" xmlns:m="http://schemas.openxmlformats.org/officeDocument/2006/math" xmlns:v="urn:schemas-microsoft-com:vml" xmlns:wp14="http://schemas.microsoft.com/office/word/2010/wordprocessingDrawing" xmlns:wp="http://schemas.openxmlformats.org/drawingml/2006/wordprocessingDrawing" xmlns:w10="urn:schemas-microsoft-com:office:word" xmlns:w="http://schemas.openxmlformats.org/wordprocessingml/2006/main" xmlns:w14="http://schemas.microsoft.com/office/word/2010/wordml" xmlns:w15="http://schemas.microsoft.com/office/word/2012/wordml" xmlns:w16cex="http://schemas.microsoft.com/office/word/2018/wordml/cex" xmlns:w16cid="http://schemas.microsoft.com/office/word/2016/wordml/cid" xmlns:w16="http://schemas.microsoft.com/office/word/2018/wordml" xmlns:w16du="http://schemas.microsoft.com/office/word/2023/wordml/word16du" xmlns:w16sdtdh="http://schemas.microsoft.com/office/word/2020/wordml/sdtdatahash" xmlns:w16se="http://schemas.microsoft.com/office/word/2015/wordml/symex" xmlns:wpg="http://schemas.microsoft.com/office/word/2010/wordprocessingGroup" xmlns:wpi="http://schemas.microsoft.com/office/word/2010/wordprocessingInk" xmlns:wne="http://schemas.microsoft.com/office/word/2006/wordml" xmlns:wps="http://schemas.microsoft.com/office/word/2010/wordprocessingShape" mc:Ignorable="w14 w15 w16se w16cid w16 w16cex w16sdtdh w16du wp14">
+<w:document xmlns:wpc="http://schemas.microsoft.com/office/word/2010/wordprocessingCanvas" xmlns:cx="http://schemas.microsoft.com/office/drawing/2014/chartex" xmlns:cx1="http://schemas.microsoft.com/office/drawing/2015/9/8/chartex" xmlns:cx2="http://schemas.microsoft.com/office/drawing/2015/10/21/chartex" xmlns:cx3="http://schemas.microsoft.com/office/drawing/2016/5/9/chartex" xmlns:cx4="http://schemas.microsoft.com/office/drawing/2016/5/10/chartex" xmlns:cx5="http://schemas.microsoft.com/office/drawing/2016/5/11/chartex" xmlns:cx6="http://schemas.microsoft.com/office/drawing/2016/5/12/chartex" xmlns:cx7="http://schemas.microsoft.com/office/drawing/2016/5/13/chartex" xmlns:cx8="http://schemas.microsoft.com/office/drawing/2016/5/14/chartex" xmlns:mc="http://schemas.openxmlformats.org/markup-compatibility/2006" xmlns:aink="http://schemas.microsoft.com/office/drawing/2016/ink" xmlns:am3d="http://schemas.microsoft.com/office/drawing/2017/model3d" xmlns:o="urn:schemas-microsoft-com:office:office" xmlns:oel="http://schemas.microsoft.com/office/2019/extlst" xmlns:r="http://schemas.openxmlformats.org/officeDocument/2006/relationships" xmlns:m="http://schemas.openxmlformats.org/officeDocument/2006/math" xmlns:v="urn:schemas-microsoft-com:vml" xmlns:wp14="http://schemas.microsoft.com/office/word/2010/wordprocessingDrawing" xmlns:wp="http://schemas.openxmlformats.org/drawingml/2006/wordprocessingDrawing" xmlns:w10="urn:schemas-microsoft-com:office:word" xmlns:w="http://schemas.openxmlformats.org/wordprocessingml/2006/main" xmlns:w14="http://schemas.microsoft.com/office/word/2010/wordml" xmlns:w15="http://schemas.microsoft.com/office/word/2012/wordml" xmlns:w16cex="http://schemas.microsoft.com/office/word/2018/wordml/cex" xmlns:w16cid="http://schemas.microsoft.com/office/word/2016/wordml/cid" xmlns:w16="http://schemas.microsoft.com/office/word/2018/wordml" xmlns:w16du="http://schemas.microsoft.com/office/word/2023/wordml/word16du" xmlns:w16sdtdh="http://schemas.microsoft.com/office/word/2020/wordml/sdtdatahash" xmlns:w16sdtfl="http://schemas.microsoft.com/office/word/2024/wordml/sdtformatlock" xmlns:w16se="http://schemas.microsoft.com/office/word/2015/wordml/symex" xmlns:wpg="http://schemas.microsoft.com/office/word/2010/wordprocessingGroup" xmlns:wpi="http://schemas.microsoft.com/office/word/2010/wordprocessingInk" xmlns:wne="http://schemas.microsoft.com/office/word/2006/wordml" xmlns:wps="http://schemas.microsoft.com/office/word/2010/wordprocessingShape" mc:Ignorable="w14 w15 w16se w16cid w16 w16cex w16sdtdh w16sdtfl w16du wp14">
   <w:body>
     <w:p>
       <w:pPr>
@@ -175,23 +175,7 @@
           <w:sz w:val="28"/>
           <w:cs/>
         </w:rPr>
-        <w:t>จากแผนภาพ ระบบมี</w:t>
-      </w:r>
-      <w:r>
-        <w:rPr>
-          <w:rFonts w:ascii="TH Sarabun New" w:hAnsi="TH Sarabun New" w:cs="TH Sarabun New"/>
-          <w:sz w:val="28"/>
-          <w:cs/>
-        </w:rPr>
-        <w:t>ส่วนติดต่อภายนอก</w:t>
-      </w:r>
-      <w:r>
-        <w:rPr>
-          <w:rFonts w:ascii="TH Sarabun New" w:hAnsi="TH Sarabun New" w:cs="TH Sarabun New"/>
-          <w:sz w:val="28"/>
-          <w:cs/>
-        </w:rPr>
-        <w:t xml:space="preserve">ที่เกี่ยวข้องจำนวน </w:t>
+        <w:t xml:space="preserve">จากแผนภาพ ระบบมีส่วนติดต่อภายนอกที่เกี่ยวข้องจำนวน </w:t>
       </w:r>
       <w:r>
         <w:rPr>
@@ -2674,24 +2658,6162 @@
           <w:sz w:val="28"/>
         </w:rPr>
       </w:pPr>
-    </w:p>
-    <w:p>
-      <w:pPr>
-        <w:ind w:firstLine="720"/>
-        <w:rPr>
-          <w:rFonts w:ascii="TH Sarabun New" w:hAnsi="TH Sarabun New" w:cs="TH Sarabun New"/>
-          <w:sz w:val="28"/>
-        </w:rPr>
-      </w:pPr>
-    </w:p>
-    <w:p>
-      <w:pPr>
-        <w:ind w:firstLine="720"/>
-        <w:rPr>
-          <w:rFonts w:ascii="TH Sarabun New" w:hAnsi="TH Sarabun New" w:cs="TH Sarabun New"/>
-          <w:sz w:val="28"/>
-        </w:rPr>
-      </w:pPr>
+      <w:r>
+        <w:rPr>
+          <w:rFonts w:ascii="TH Sarabun New" w:hAnsi="TH Sarabun New" w:cs="TH Sarabun New"/>
+          <w:sz w:val="28"/>
+        </w:rPr>
+        <w:br w:type="page"/>
+      </w:r>
+    </w:p>
+    <w:p>
+      <w:pPr>
+        <w:rPr>
+          <w:rFonts w:ascii="TH Sarabun New" w:hAnsi="TH Sarabun New" w:cs="TH Sarabun New"/>
+          <w:b/>
+          <w:bCs/>
+          <w:sz w:val="32"/>
+          <w:szCs w:val="32"/>
+        </w:rPr>
+      </w:pPr>
+      <w:r>
+        <w:rPr>
+          <w:rFonts w:ascii="TH Sarabun New" w:hAnsi="TH Sarabun New" w:cs="TH Sarabun New"/>
+          <w:b/>
+          <w:bCs/>
+          <w:sz w:val="32"/>
+          <w:szCs w:val="32"/>
+        </w:rPr>
+        <w:lastRenderedPageBreak/>
+        <w:t>Data Flow Diagram</w:t>
+      </w:r>
+    </w:p>
+    <w:p>
+      <w:pPr>
+        <w:rPr>
+          <w:rFonts w:ascii="TH Sarabun New" w:hAnsi="TH Sarabun New" w:cs="TH Sarabun New"/>
+          <w:sz w:val="28"/>
+        </w:rPr>
+      </w:pPr>
+      <w:r>
+        <w:rPr>
+          <w:rFonts w:ascii="TH Sarabun New" w:hAnsi="TH Sarabun New" w:cs="TH Sarabun New"/>
+          <w:sz w:val="28"/>
+          <w:cs/>
+        </w:rPr>
+        <w:t>แผนภาพกระแสข้อมูล (</w:t>
+      </w:r>
+      <w:r>
+        <w:rPr>
+          <w:rFonts w:ascii="TH Sarabun New" w:hAnsi="TH Sarabun New" w:cs="TH Sarabun New"/>
+          <w:sz w:val="28"/>
+        </w:rPr>
+        <w:t xml:space="preserve">Data Flow Diagram: DFD) </w:t>
+      </w:r>
+      <w:r>
+        <w:rPr>
+          <w:rFonts w:ascii="TH Sarabun New" w:hAnsi="TH Sarabun New" w:cs="TH Sarabun New"/>
+          <w:sz w:val="28"/>
+          <w:cs/>
+        </w:rPr>
+        <w:t>ใช้สำหรับแสดงการไหลของข้อมูลภายในระบบ</w:t>
+      </w:r>
+      <w:r>
+        <w:rPr>
+          <w:rFonts w:ascii="TH Sarabun New" w:hAnsi="TH Sarabun New" w:cs="TH Sarabun New"/>
+          <w:sz w:val="28"/>
+        </w:rPr>
+        <w:t xml:space="preserve"> </w:t>
+      </w:r>
+      <w:r>
+        <w:rPr>
+          <w:rFonts w:ascii="TH Sarabun New" w:hAnsi="TH Sarabun New" w:cs="TH Sarabun New"/>
+          <w:b/>
+          <w:bCs/>
+          <w:sz w:val="28"/>
+        </w:rPr>
+        <w:t>Hybrid Network Monitoring and Policy Orchestration Framework</w:t>
+      </w:r>
+      <w:r>
+        <w:rPr>
+          <w:rFonts w:ascii="TH Sarabun New" w:hAnsi="TH Sarabun New" w:cs="TH Sarabun New"/>
+          <w:sz w:val="28"/>
+        </w:rPr>
+        <w:t xml:space="preserve"> </w:t>
+      </w:r>
+      <w:r>
+        <w:rPr>
+          <w:rFonts w:ascii="TH Sarabun New" w:hAnsi="TH Sarabun New" w:cs="TH Sarabun New"/>
+          <w:sz w:val="28"/>
+          <w:cs/>
+        </w:rPr>
+        <w:t>ตั้งแต่การรับข้อมูลจากแหล่งข้อมูลตรวจสอบเครือข่าย การประมวลผลและปรับรูปแบบข้อมูล การวิเคราะห์ข้อมูล การตัดสินใจและสร้างกฎ จนถึงการนำกฎไปบังคับใช้กับอุปกรณ์เครือข่าย</w:t>
+      </w:r>
+    </w:p>
+    <w:p>
+      <w:pPr>
+        <w:rPr>
+          <w:rFonts w:ascii="TH Sarabun New" w:hAnsi="TH Sarabun New" w:cs="TH Sarabun New"/>
+          <w:sz w:val="28"/>
+        </w:rPr>
+      </w:pPr>
+      <w:r>
+        <w:rPr>
+          <w:rFonts w:ascii="TH Sarabun New" w:hAnsi="TH Sarabun New" w:cs="TH Sarabun New"/>
+          <w:sz w:val="28"/>
+          <w:cs/>
+        </w:rPr>
+        <w:t xml:space="preserve">ในการออกแบบได้แบ่งแผนภาพกระแสข้อมูลออกเป็น </w:t>
+      </w:r>
+      <w:r>
+        <w:rPr>
+          <w:rFonts w:ascii="TH Sarabun New" w:hAnsi="TH Sarabun New" w:cs="TH Sarabun New"/>
+          <w:sz w:val="28"/>
+        </w:rPr>
+        <w:t xml:space="preserve">2 </w:t>
+      </w:r>
+      <w:r>
+        <w:rPr>
+          <w:rFonts w:ascii="TH Sarabun New" w:hAnsi="TH Sarabun New" w:cs="TH Sarabun New"/>
+          <w:sz w:val="28"/>
+          <w:cs/>
+        </w:rPr>
+        <w:t>ระดับ ได้แก่</w:t>
+      </w:r>
+      <w:r>
+        <w:rPr>
+          <w:rFonts w:ascii="TH Sarabun New" w:hAnsi="TH Sarabun New" w:cs="TH Sarabun New"/>
+          <w:sz w:val="28"/>
+        </w:rPr>
+        <w:t xml:space="preserve"> </w:t>
+      </w:r>
+      <w:r>
+        <w:rPr>
+          <w:rFonts w:ascii="TH Sarabun New" w:hAnsi="TH Sarabun New" w:cs="TH Sarabun New"/>
+          <w:b/>
+          <w:bCs/>
+          <w:sz w:val="28"/>
+        </w:rPr>
+        <w:t>Data Flow Diagram Level 0</w:t>
+      </w:r>
+      <w:r>
+        <w:rPr>
+          <w:rFonts w:ascii="TH Sarabun New" w:hAnsi="TH Sarabun New" w:cs="TH Sarabun New"/>
+          <w:sz w:val="28"/>
+        </w:rPr>
+        <w:t xml:space="preserve"> </w:t>
+      </w:r>
+      <w:r>
+        <w:rPr>
+          <w:rFonts w:ascii="TH Sarabun New" w:hAnsi="TH Sarabun New" w:cs="TH Sarabun New"/>
+          <w:sz w:val="28"/>
+          <w:cs/>
+        </w:rPr>
+        <w:t>ซึ่งแสดงกระบวนการหลักของระบบ และ</w:t>
+      </w:r>
+      <w:r>
+        <w:rPr>
+          <w:rFonts w:ascii="TH Sarabun New" w:hAnsi="TH Sarabun New" w:cs="TH Sarabun New"/>
+          <w:sz w:val="28"/>
+        </w:rPr>
+        <w:t xml:space="preserve"> </w:t>
+      </w:r>
+      <w:r>
+        <w:rPr>
+          <w:rFonts w:ascii="TH Sarabun New" w:hAnsi="TH Sarabun New" w:cs="TH Sarabun New"/>
+          <w:b/>
+          <w:bCs/>
+          <w:sz w:val="28"/>
+        </w:rPr>
+        <w:t>Data Flow Diagram Level 1</w:t>
+      </w:r>
+      <w:r>
+        <w:rPr>
+          <w:rFonts w:ascii="TH Sarabun New" w:hAnsi="TH Sarabun New" w:cs="TH Sarabun New"/>
+          <w:sz w:val="28"/>
+        </w:rPr>
+        <w:t xml:space="preserve"> </w:t>
+      </w:r>
+      <w:r>
+        <w:rPr>
+          <w:rFonts w:ascii="TH Sarabun New" w:hAnsi="TH Sarabun New" w:cs="TH Sarabun New"/>
+          <w:sz w:val="28"/>
+          <w:cs/>
+        </w:rPr>
+        <w:t xml:space="preserve">ซึ่งขยายรายละเอียดการทำงานของแต่ละกระบวนการจาก </w:t>
+      </w:r>
+      <w:r>
+        <w:rPr>
+          <w:rFonts w:ascii="TH Sarabun New" w:hAnsi="TH Sarabun New" w:cs="TH Sarabun New"/>
+          <w:sz w:val="28"/>
+        </w:rPr>
+        <w:t>Level 0</w:t>
+      </w:r>
+    </w:p>
+    <w:p>
+      <w:pPr>
+        <w:rPr>
+          <w:rFonts w:ascii="TH Sarabun New" w:hAnsi="TH Sarabun New" w:cs="TH Sarabun New"/>
+          <w:b/>
+          <w:bCs/>
+          <w:sz w:val="32"/>
+          <w:szCs w:val="32"/>
+        </w:rPr>
+      </w:pPr>
+      <w:r>
+        <w:rPr>
+          <w:rFonts w:ascii="TH Sarabun New" w:hAnsi="TH Sarabun New" w:cs="TH Sarabun New"/>
+          <w:b/>
+          <w:bCs/>
+          <w:sz w:val="32"/>
+          <w:szCs w:val="32"/>
+        </w:rPr>
+        <w:t>Data Flow Diagram Level 0</w:t>
+      </w:r>
+    </w:p>
+    <w:p>
+      <w:pPr>
+        <w:jc w:val="center"/>
+        <w:rPr>
+          <w:rFonts w:ascii="TH Sarabun New" w:hAnsi="TH Sarabun New" w:cs="TH Sarabun New"/>
+          <w:b/>
+          <w:bCs/>
+          <w:sz w:val="32"/>
+          <w:szCs w:val="32"/>
+        </w:rPr>
+      </w:pPr>
+      <w:r>
+        <w:rPr>
+          <w:rFonts w:ascii="TH Sarabun New" w:hAnsi="TH Sarabun New" w:cs="TH Sarabun New"/>
+          <w:b/>
+          <w:bCs/>
+          <w:noProof/>
+          <w:sz w:val="32"/>
+          <w:szCs w:val="32"/>
+        </w:rPr>
+        <w:drawing>
+          <wp:inline distT="0" distB="0" distL="0" distR="0" wp14:anchorId="6ED5D18C" wp14:editId="2A66BA0F">
+            <wp:extent cx="5715000" cy="2730207"/>
+            <wp:effectExtent l="0" t="0" r="0" b="0"/>
+            <wp:docPr id="1141729680" name="Picture 1"/>
+            <wp:cNvGraphicFramePr>
+              <a:graphicFrameLocks xmlns:a="http://schemas.openxmlformats.org/drawingml/2006/main" noChangeAspect="1"/>
+            </wp:cNvGraphicFramePr>
+            <a:graphic xmlns:a="http://schemas.openxmlformats.org/drawingml/2006/main">
+              <a:graphicData uri="http://schemas.openxmlformats.org/drawingml/2006/picture">
+                <pic:pic xmlns:pic="http://schemas.openxmlformats.org/drawingml/2006/picture">
+                  <pic:nvPicPr>
+                    <pic:cNvPr id="0" name="Picture 1"/>
+                    <pic:cNvPicPr>
+                      <a:picLocks noChangeAspect="1" noChangeArrowheads="1"/>
+                    </pic:cNvPicPr>
+                  </pic:nvPicPr>
+                  <pic:blipFill rotWithShape="1">
+                    <a:blip r:embed="rId6" cstate="print">
+                      <a:extLst>
+                        <a:ext uri="{28A0092B-C50C-407E-A947-70E740481C1C}">
+                          <a14:useLocalDpi xmlns:a14="http://schemas.microsoft.com/office/drawing/2010/main" val="0"/>
+                        </a:ext>
+                      </a:extLst>
+                    </a:blip>
+                    <a:srcRect l="2394" t="20488" r="11037" b="21053"/>
+                    <a:stretch>
+                      <a:fillRect/>
+                    </a:stretch>
+                  </pic:blipFill>
+                  <pic:spPr bwMode="auto">
+                    <a:xfrm>
+                      <a:off x="0" y="0"/>
+                      <a:ext cx="5759020" cy="2751237"/>
+                    </a:xfrm>
+                    <a:prstGeom prst="rect">
+                      <a:avLst/>
+                    </a:prstGeom>
+                    <a:noFill/>
+                    <a:ln>
+                      <a:noFill/>
+                    </a:ln>
+                    <a:extLst>
+                      <a:ext uri="{53640926-AAD7-44D8-BBD7-CCE9431645EC}">
+                        <a14:shadowObscured xmlns:a14="http://schemas.microsoft.com/office/drawing/2010/main"/>
+                      </a:ext>
+                    </a:extLst>
+                  </pic:spPr>
+                </pic:pic>
+              </a:graphicData>
+            </a:graphic>
+          </wp:inline>
+        </w:drawing>
+      </w:r>
+    </w:p>
+    <w:p>
+      <w:pPr>
+        <w:rPr>
+          <w:rFonts w:ascii="TH Sarabun New" w:hAnsi="TH Sarabun New" w:cs="TH Sarabun New"/>
+          <w:sz w:val="28"/>
+        </w:rPr>
+      </w:pPr>
+      <w:r>
+        <w:rPr>
+          <w:rFonts w:ascii="TH Sarabun New" w:hAnsi="TH Sarabun New" w:cs="TH Sarabun New"/>
+          <w:sz w:val="28"/>
+        </w:rPr>
+        <w:t xml:space="preserve">Data Flow Diagram Level 0 </w:t>
+      </w:r>
+      <w:r>
+        <w:rPr>
+          <w:rFonts w:ascii="TH Sarabun New" w:hAnsi="TH Sarabun New" w:cs="TH Sarabun New"/>
+          <w:sz w:val="28"/>
+          <w:cs/>
+        </w:rPr>
+        <w:t xml:space="preserve">เป็นการขยายรายละเอียดจาก </w:t>
+      </w:r>
+      <w:r>
+        <w:rPr>
+          <w:rFonts w:ascii="TH Sarabun New" w:hAnsi="TH Sarabun New" w:cs="TH Sarabun New"/>
+          <w:sz w:val="28"/>
+        </w:rPr>
+        <w:t xml:space="preserve">Context Diagram </w:t>
+      </w:r>
+      <w:r>
+        <w:rPr>
+          <w:rFonts w:ascii="TH Sarabun New" w:hAnsi="TH Sarabun New" w:cs="TH Sarabun New"/>
+          <w:sz w:val="28"/>
+          <w:cs/>
+        </w:rPr>
+        <w:t xml:space="preserve">เพื่อแสดงกระบวนการหลักที่เกิดขึ้นภายใน </w:t>
+      </w:r>
+      <w:r>
+        <w:rPr>
+          <w:rFonts w:ascii="TH Sarabun New" w:hAnsi="TH Sarabun New" w:cs="TH Sarabun New"/>
+          <w:sz w:val="28"/>
+        </w:rPr>
+        <w:t xml:space="preserve">Framework </w:t>
+      </w:r>
+      <w:r>
+        <w:rPr>
+          <w:rFonts w:ascii="TH Sarabun New" w:hAnsi="TH Sarabun New" w:cs="TH Sarabun New"/>
+          <w:sz w:val="28"/>
+          <w:cs/>
+        </w:rPr>
+        <w:t>รวมถึงแหล่งจัดเก็บข้อมูลที่ใช้ร่วมกันระหว่างกระบวนการ</w:t>
+      </w:r>
+    </w:p>
+    <w:p>
+      <w:pPr>
+        <w:rPr>
+          <w:rFonts w:ascii="TH Sarabun New" w:hAnsi="TH Sarabun New" w:cs="TH Sarabun New"/>
+          <w:sz w:val="28"/>
+        </w:rPr>
+      </w:pPr>
+      <w:r>
+        <w:rPr>
+          <w:rFonts w:ascii="TH Sarabun New" w:hAnsi="TH Sarabun New" w:cs="TH Sarabun New"/>
+          <w:sz w:val="28"/>
+          <w:cs/>
+        </w:rPr>
+        <w:t xml:space="preserve">ระบบประกอบด้วยกระบวนการหลักจำนวน </w:t>
+      </w:r>
+      <w:r>
+        <w:rPr>
+          <w:rFonts w:ascii="TH Sarabun New" w:hAnsi="TH Sarabun New" w:cs="TH Sarabun New"/>
+          <w:sz w:val="28"/>
+        </w:rPr>
+        <w:t xml:space="preserve">5 </w:t>
+      </w:r>
+      <w:r>
+        <w:rPr>
+          <w:rFonts w:ascii="TH Sarabun New" w:hAnsi="TH Sarabun New" w:cs="TH Sarabun New"/>
+          <w:sz w:val="28"/>
+          <w:cs/>
+        </w:rPr>
+        <w:t>กระบวนการ ได้แก่</w:t>
+      </w:r>
+      <w:r>
+        <w:rPr>
+          <w:rFonts w:ascii="TH Sarabun New" w:hAnsi="TH Sarabun New" w:cs="TH Sarabun New"/>
+          <w:sz w:val="28"/>
+        </w:rPr>
+        <w:t xml:space="preserve"> Monitoring Data Acquisition, Data Processing &amp; Normalization, Network Data Analysis, Rule Decision &amp; Management </w:t>
+      </w:r>
+      <w:r>
+        <w:rPr>
+          <w:rFonts w:ascii="TH Sarabun New" w:hAnsi="TH Sarabun New" w:cs="TH Sarabun New"/>
+          <w:sz w:val="28"/>
+          <w:cs/>
+        </w:rPr>
+        <w:t xml:space="preserve">และ </w:t>
+      </w:r>
+      <w:r>
+        <w:rPr>
+          <w:rFonts w:ascii="TH Sarabun New" w:hAnsi="TH Sarabun New" w:cs="TH Sarabun New"/>
+          <w:sz w:val="28"/>
+        </w:rPr>
+        <w:t xml:space="preserve">Rule Enforcement &amp; Verification </w:t>
+      </w:r>
+      <w:r>
+        <w:rPr>
+          <w:rFonts w:ascii="TH Sarabun New" w:hAnsi="TH Sarabun New" w:cs="TH Sarabun New"/>
+          <w:sz w:val="28"/>
+          <w:cs/>
+        </w:rPr>
+        <w:t xml:space="preserve">และมีแหล่งจัดเก็บข้อมูลจำนวน </w:t>
+      </w:r>
+      <w:r>
+        <w:rPr>
+          <w:rFonts w:ascii="TH Sarabun New" w:hAnsi="TH Sarabun New" w:cs="TH Sarabun New"/>
+          <w:sz w:val="28"/>
+        </w:rPr>
+        <w:t xml:space="preserve">5 </w:t>
+      </w:r>
+      <w:r>
+        <w:rPr>
+          <w:rFonts w:ascii="TH Sarabun New" w:hAnsi="TH Sarabun New" w:cs="TH Sarabun New"/>
+          <w:sz w:val="28"/>
+          <w:cs/>
+        </w:rPr>
+        <w:t xml:space="preserve">ส่วน ได้แก่ </w:t>
+      </w:r>
+      <w:r>
+        <w:rPr>
+          <w:rFonts w:ascii="TH Sarabun New" w:hAnsi="TH Sarabun New" w:cs="TH Sarabun New"/>
+          <w:sz w:val="28"/>
+        </w:rPr>
+        <w:t xml:space="preserve">D1 Normalized Network Data, D2 Analysis Results, D3 Rule / Decision Records, D4 Configuration &amp; Context Data </w:t>
+      </w:r>
+      <w:r>
+        <w:rPr>
+          <w:rFonts w:ascii="TH Sarabun New" w:hAnsi="TH Sarabun New" w:cs="TH Sarabun New"/>
+          <w:sz w:val="28"/>
+          <w:cs/>
+        </w:rPr>
+        <w:t xml:space="preserve">และ </w:t>
+      </w:r>
+      <w:r>
+        <w:rPr>
+          <w:rFonts w:ascii="TH Sarabun New" w:hAnsi="TH Sarabun New" w:cs="TH Sarabun New"/>
+          <w:sz w:val="28"/>
+        </w:rPr>
+        <w:t>D5 Enforcement Records / Logs</w:t>
+      </w:r>
+    </w:p>
+    <w:p>
+      <w:pPr>
+        <w:rPr>
+          <w:rFonts w:ascii="TH Sarabun New" w:hAnsi="TH Sarabun New" w:cs="TH Sarabun New"/>
+          <w:b/>
+          <w:bCs/>
+          <w:sz w:val="28"/>
+        </w:rPr>
+      </w:pPr>
+      <w:r>
+        <w:rPr>
+          <w:rFonts w:ascii="TH Sarabun New" w:hAnsi="TH Sarabun New" w:cs="TH Sarabun New"/>
+          <w:b/>
+          <w:bCs/>
+          <w:sz w:val="28"/>
+        </w:rPr>
+        <w:br w:type="page"/>
+      </w:r>
+    </w:p>
+    <w:p>
+      <w:pPr>
+        <w:rPr>
+          <w:rFonts w:ascii="TH Sarabun New" w:hAnsi="TH Sarabun New" w:cs="TH Sarabun New"/>
+          <w:b/>
+          <w:bCs/>
+          <w:sz w:val="28"/>
+        </w:rPr>
+      </w:pPr>
+      <w:r>
+        <w:rPr>
+          <w:rFonts w:ascii="TH Sarabun New" w:hAnsi="TH Sarabun New" w:cs="TH Sarabun New"/>
+          <w:b/>
+          <w:bCs/>
+          <w:sz w:val="28"/>
+        </w:rPr>
+        <w:lastRenderedPageBreak/>
+        <w:t>1.0 Monitoring Data Acquisition</w:t>
+      </w:r>
+    </w:p>
+    <w:p>
+      <w:pPr>
+        <w:rPr>
+          <w:rFonts w:ascii="TH Sarabun New" w:hAnsi="TH Sarabun New" w:cs="TH Sarabun New"/>
+          <w:sz w:val="28"/>
+        </w:rPr>
+      </w:pPr>
+      <w:r>
+        <w:rPr>
+          <w:rFonts w:ascii="TH Sarabun New" w:hAnsi="TH Sarabun New" w:cs="TH Sarabun New"/>
+          <w:sz w:val="28"/>
+          <w:cs/>
+        </w:rPr>
+        <w:t xml:space="preserve">กระบวนการ </w:t>
+      </w:r>
+      <w:r>
+        <w:rPr>
+          <w:rFonts w:ascii="TH Sarabun New" w:hAnsi="TH Sarabun New" w:cs="TH Sarabun New"/>
+          <w:sz w:val="28"/>
+        </w:rPr>
+        <w:t xml:space="preserve">Monitoring Data Acquisition </w:t>
+      </w:r>
+      <w:r>
+        <w:rPr>
+          <w:rFonts w:ascii="TH Sarabun New" w:hAnsi="TH Sarabun New" w:cs="TH Sarabun New"/>
+          <w:sz w:val="28"/>
+          <w:cs/>
+        </w:rPr>
+        <w:t xml:space="preserve">ทำหน้าที่รับข้อมูลจาก </w:t>
+      </w:r>
+      <w:r>
+        <w:rPr>
+          <w:rFonts w:ascii="TH Sarabun New" w:hAnsi="TH Sarabun New" w:cs="TH Sarabun New"/>
+          <w:sz w:val="28"/>
+        </w:rPr>
+        <w:t xml:space="preserve">Monitoring Data Source </w:t>
+      </w:r>
+      <w:r>
+        <w:rPr>
+          <w:rFonts w:ascii="TH Sarabun New" w:hAnsi="TH Sarabun New" w:cs="TH Sarabun New"/>
+          <w:sz w:val="28"/>
+          <w:cs/>
+        </w:rPr>
+        <w:t xml:space="preserve">โดย </w:t>
+      </w:r>
+      <w:r>
+        <w:rPr>
+          <w:rFonts w:ascii="TH Sarabun New" w:hAnsi="TH Sarabun New" w:cs="TH Sarabun New"/>
+          <w:sz w:val="28"/>
+        </w:rPr>
+        <w:t xml:space="preserve">Framework </w:t>
+      </w:r>
+      <w:r>
+        <w:rPr>
+          <w:rFonts w:ascii="TH Sarabun New" w:hAnsi="TH Sarabun New" w:cs="TH Sarabun New"/>
+          <w:sz w:val="28"/>
+          <w:cs/>
+        </w:rPr>
+        <w:t xml:space="preserve">สามารถส่งคำขอข้อมูล เช่น </w:t>
+      </w:r>
+      <w:r>
+        <w:rPr>
+          <w:rFonts w:ascii="TH Sarabun New" w:hAnsi="TH Sarabun New" w:cs="TH Sarabun New"/>
+          <w:sz w:val="28"/>
+        </w:rPr>
+        <w:t xml:space="preserve">Monitoring Data Request, Data Collection Request </w:t>
+      </w:r>
+      <w:r>
+        <w:rPr>
+          <w:rFonts w:ascii="TH Sarabun New" w:hAnsi="TH Sarabun New" w:cs="TH Sarabun New"/>
+          <w:sz w:val="28"/>
+          <w:cs/>
+        </w:rPr>
+        <w:t xml:space="preserve">หรือ </w:t>
+      </w:r>
+      <w:r>
+        <w:rPr>
+          <w:rFonts w:ascii="TH Sarabun New" w:hAnsi="TH Sarabun New" w:cs="TH Sarabun New"/>
+          <w:sz w:val="28"/>
+        </w:rPr>
+        <w:t xml:space="preserve">API Request </w:t>
+      </w:r>
+      <w:r>
+        <w:rPr>
+          <w:rFonts w:ascii="TH Sarabun New" w:hAnsi="TH Sarabun New" w:cs="TH Sarabun New"/>
+          <w:sz w:val="28"/>
+          <w:cs/>
+        </w:rPr>
+        <w:t xml:space="preserve">ไปยังแหล่งข้อมูล และรับข้อมูลกลับมาในรูปของ </w:t>
+      </w:r>
+      <w:r>
+        <w:rPr>
+          <w:rFonts w:ascii="TH Sarabun New" w:hAnsi="TH Sarabun New" w:cs="TH Sarabun New"/>
+          <w:sz w:val="28"/>
+        </w:rPr>
+        <w:t xml:space="preserve">Telemetry, Flow Data, Event Data </w:t>
+      </w:r>
+      <w:r>
+        <w:rPr>
+          <w:rFonts w:ascii="TH Sarabun New" w:hAnsi="TH Sarabun New" w:cs="TH Sarabun New"/>
+          <w:sz w:val="28"/>
+          <w:cs/>
+        </w:rPr>
+        <w:t xml:space="preserve">และ </w:t>
+      </w:r>
+      <w:r>
+        <w:rPr>
+          <w:rFonts w:ascii="TH Sarabun New" w:hAnsi="TH Sarabun New" w:cs="TH Sarabun New"/>
+          <w:sz w:val="28"/>
+        </w:rPr>
+        <w:t>Source Metadata</w:t>
+      </w:r>
+    </w:p>
+    <w:p>
+      <w:pPr>
+        <w:rPr>
+          <w:rFonts w:ascii="TH Sarabun New" w:hAnsi="TH Sarabun New" w:cs="TH Sarabun New"/>
+          <w:sz w:val="28"/>
+        </w:rPr>
+      </w:pPr>
+      <w:r>
+        <w:rPr>
+          <w:rFonts w:ascii="TH Sarabun New" w:hAnsi="TH Sarabun New" w:cs="TH Sarabun New"/>
+          <w:sz w:val="28"/>
+          <w:cs/>
+        </w:rPr>
+        <w:t xml:space="preserve">กระบวนการนี้สามารถเรียกใช้ </w:t>
+      </w:r>
+      <w:r>
+        <w:rPr>
+          <w:rFonts w:ascii="TH Sarabun New" w:hAnsi="TH Sarabun New" w:cs="TH Sarabun New"/>
+          <w:sz w:val="28"/>
+        </w:rPr>
+        <w:t xml:space="preserve">Monitoring Source Configuration </w:t>
+      </w:r>
+      <w:r>
+        <w:rPr>
+          <w:rFonts w:ascii="TH Sarabun New" w:hAnsi="TH Sarabun New" w:cs="TH Sarabun New"/>
+          <w:sz w:val="28"/>
+          <w:cs/>
+        </w:rPr>
+        <w:t xml:space="preserve">จาก </w:t>
+      </w:r>
+      <w:r>
+        <w:rPr>
+          <w:rFonts w:ascii="TH Sarabun New" w:hAnsi="TH Sarabun New" w:cs="TH Sarabun New"/>
+          <w:sz w:val="28"/>
+        </w:rPr>
+        <w:t xml:space="preserve">D4 Configuration &amp; Context Data </w:t>
+      </w:r>
+      <w:r>
+        <w:rPr>
+          <w:rFonts w:ascii="TH Sarabun New" w:hAnsi="TH Sarabun New" w:cs="TH Sarabun New"/>
+          <w:sz w:val="28"/>
+          <w:cs/>
+        </w:rPr>
+        <w:t xml:space="preserve">เพื่อกำหนดรายละเอียดที่เกี่ยวข้องกับการเชื่อมต่อหรือการเรียกข้อมูลจากแต่ละ </w:t>
+      </w:r>
+      <w:r>
+        <w:rPr>
+          <w:rFonts w:ascii="TH Sarabun New" w:hAnsi="TH Sarabun New" w:cs="TH Sarabun New"/>
+          <w:sz w:val="28"/>
+        </w:rPr>
+        <w:t xml:space="preserve">Monitoring Source </w:t>
+      </w:r>
+      <w:r>
+        <w:rPr>
+          <w:rFonts w:ascii="TH Sarabun New" w:hAnsi="TH Sarabun New" w:cs="TH Sarabun New"/>
+          <w:sz w:val="28"/>
+          <w:cs/>
+        </w:rPr>
+        <w:t xml:space="preserve">เช่น วิธีการรับข้อมูล แหล่งข้อมูล หรือช่วงเวลาที่ใช้ในการร้องขอข้อมูล จากนั้นข้อมูลที่ได้รับจะถูกส่งต่อไปยังกระบวนการ </w:t>
+      </w:r>
+      <w:r>
+        <w:rPr>
+          <w:rFonts w:ascii="TH Sarabun New" w:hAnsi="TH Sarabun New" w:cs="TH Sarabun New"/>
+          <w:sz w:val="28"/>
+        </w:rPr>
+        <w:t>Data Processing &amp; Normalization</w:t>
+      </w:r>
+    </w:p>
+    <w:p>
+      <w:pPr>
+        <w:rPr>
+          <w:rFonts w:ascii="TH Sarabun New" w:hAnsi="TH Sarabun New" w:cs="TH Sarabun New"/>
+          <w:b/>
+          <w:bCs/>
+          <w:sz w:val="28"/>
+        </w:rPr>
+      </w:pPr>
+      <w:r>
+        <w:rPr>
+          <w:rFonts w:ascii="TH Sarabun New" w:hAnsi="TH Sarabun New" w:cs="TH Sarabun New"/>
+          <w:b/>
+          <w:bCs/>
+          <w:sz w:val="28"/>
+        </w:rPr>
+        <w:t>2.0 Data Processing &amp; Normalization</w:t>
+      </w:r>
+    </w:p>
+    <w:p>
+      <w:pPr>
+        <w:rPr>
+          <w:rFonts w:ascii="TH Sarabun New" w:hAnsi="TH Sarabun New" w:cs="TH Sarabun New"/>
+          <w:sz w:val="28"/>
+        </w:rPr>
+      </w:pPr>
+      <w:r>
+        <w:rPr>
+          <w:rFonts w:ascii="TH Sarabun New" w:hAnsi="TH Sarabun New" w:cs="TH Sarabun New"/>
+          <w:sz w:val="28"/>
+          <w:cs/>
+        </w:rPr>
+        <w:t xml:space="preserve">กระบวนการ </w:t>
+      </w:r>
+      <w:r>
+        <w:rPr>
+          <w:rFonts w:ascii="TH Sarabun New" w:hAnsi="TH Sarabun New" w:cs="TH Sarabun New"/>
+          <w:sz w:val="28"/>
+        </w:rPr>
+        <w:t xml:space="preserve">Data Processing &amp; Normalization </w:t>
+      </w:r>
+      <w:r>
+        <w:rPr>
+          <w:rFonts w:ascii="TH Sarabun New" w:hAnsi="TH Sarabun New" w:cs="TH Sarabun New"/>
+          <w:sz w:val="28"/>
+          <w:cs/>
+        </w:rPr>
+        <w:t xml:space="preserve">ทำหน้าที่ตรวจสอบและปรับข้อมูลที่ได้รับจาก </w:t>
+      </w:r>
+      <w:r>
+        <w:rPr>
+          <w:rFonts w:ascii="TH Sarabun New" w:hAnsi="TH Sarabun New" w:cs="TH Sarabun New"/>
+          <w:sz w:val="28"/>
+        </w:rPr>
+        <w:t xml:space="preserve">Monitoring Data Source </w:t>
+      </w:r>
+      <w:r>
+        <w:rPr>
+          <w:rFonts w:ascii="TH Sarabun New" w:hAnsi="TH Sarabun New" w:cs="TH Sarabun New"/>
+          <w:sz w:val="28"/>
+          <w:cs/>
+        </w:rPr>
+        <w:t xml:space="preserve">ที่อาจมีโครงสร้างหรือรูปแบบแตกต่างกันให้อยู่ในรูปแบบกลางของ </w:t>
+      </w:r>
+      <w:r>
+        <w:rPr>
+          <w:rFonts w:ascii="TH Sarabun New" w:hAnsi="TH Sarabun New" w:cs="TH Sarabun New"/>
+          <w:sz w:val="28"/>
+        </w:rPr>
+        <w:t>Framework</w:t>
+      </w:r>
+    </w:p>
+    <w:p>
+      <w:pPr>
+        <w:rPr>
+          <w:rFonts w:ascii="TH Sarabun New" w:hAnsi="TH Sarabun New" w:cs="TH Sarabun New"/>
+          <w:sz w:val="28"/>
+        </w:rPr>
+      </w:pPr>
+      <w:r>
+        <w:rPr>
+          <w:rFonts w:ascii="TH Sarabun New" w:hAnsi="TH Sarabun New" w:cs="TH Sarabun New"/>
+          <w:sz w:val="28"/>
+          <w:cs/>
+        </w:rPr>
+        <w:t xml:space="preserve">กระบวนการดังกล่าวสามารถเรียกใช้ข้อมูลจาก </w:t>
+      </w:r>
+      <w:r>
+        <w:rPr>
+          <w:rFonts w:ascii="TH Sarabun New" w:hAnsi="TH Sarabun New" w:cs="TH Sarabun New"/>
+          <w:sz w:val="28"/>
+        </w:rPr>
+        <w:t xml:space="preserve">D4 Configuration &amp; Context Data </w:t>
+      </w:r>
+      <w:r>
+        <w:rPr>
+          <w:rFonts w:ascii="TH Sarabun New" w:hAnsi="TH Sarabun New" w:cs="TH Sarabun New"/>
+          <w:sz w:val="28"/>
+          <w:cs/>
+        </w:rPr>
+        <w:t xml:space="preserve">เช่น </w:t>
+      </w:r>
+      <w:r>
+        <w:rPr>
+          <w:rFonts w:ascii="TH Sarabun New" w:hAnsi="TH Sarabun New" w:cs="TH Sarabun New"/>
+          <w:sz w:val="28"/>
+        </w:rPr>
+        <w:t xml:space="preserve">Source Field Mapping, Network Mapping, Asset Mapping </w:t>
+      </w:r>
+      <w:r>
+        <w:rPr>
+          <w:rFonts w:ascii="TH Sarabun New" w:hAnsi="TH Sarabun New" w:cs="TH Sarabun New"/>
+          <w:sz w:val="28"/>
+          <w:cs/>
+        </w:rPr>
+        <w:t xml:space="preserve">หรือข้อมูลบริบทอื่น เพื่อช่วยในการแปลงและเพิ่มเติมข้อมูล ก่อนจัดเก็บผลลัพธ์ใน </w:t>
+      </w:r>
+      <w:r>
+        <w:rPr>
+          <w:rFonts w:ascii="TH Sarabun New" w:hAnsi="TH Sarabun New" w:cs="TH Sarabun New"/>
+          <w:sz w:val="28"/>
+        </w:rPr>
+        <w:t xml:space="preserve">D1 Normalized Network Data </w:t>
+      </w:r>
+      <w:r>
+        <w:rPr>
+          <w:rFonts w:ascii="TH Sarabun New" w:hAnsi="TH Sarabun New" w:cs="TH Sarabun New"/>
+          <w:sz w:val="28"/>
+          <w:cs/>
+        </w:rPr>
+        <w:t xml:space="preserve">ในรูปของ </w:t>
+      </w:r>
+      <w:r>
+        <w:rPr>
+          <w:rFonts w:ascii="TH Sarabun New" w:hAnsi="TH Sarabun New" w:cs="TH Sarabun New"/>
+          <w:sz w:val="28"/>
+        </w:rPr>
+        <w:t>Normalized Telemetry Data DFD_LV0</w:t>
+      </w:r>
+    </w:p>
+    <w:p>
+      <w:pPr>
+        <w:rPr>
+          <w:rFonts w:ascii="TH Sarabun New" w:hAnsi="TH Sarabun New" w:cs="TH Sarabun New"/>
+          <w:sz w:val="28"/>
+        </w:rPr>
+      </w:pPr>
+      <w:r>
+        <w:rPr>
+          <w:rFonts w:ascii="TH Sarabun New" w:hAnsi="TH Sarabun New" w:cs="TH Sarabun New"/>
+          <w:sz w:val="28"/>
+          <w:cs/>
+        </w:rPr>
+        <w:t xml:space="preserve">การแยกขั้นตอน </w:t>
+      </w:r>
+      <w:r>
+        <w:rPr>
+          <w:rFonts w:ascii="TH Sarabun New" w:hAnsi="TH Sarabun New" w:cs="TH Sarabun New"/>
+          <w:sz w:val="28"/>
+        </w:rPr>
+        <w:t xml:space="preserve">Normalization </w:t>
+      </w:r>
+      <w:r>
+        <w:rPr>
+          <w:rFonts w:ascii="TH Sarabun New" w:hAnsi="TH Sarabun New" w:cs="TH Sarabun New"/>
+          <w:sz w:val="28"/>
+          <w:cs/>
+        </w:rPr>
+        <w:t xml:space="preserve">ออกจาก </w:t>
+      </w:r>
+      <w:r>
+        <w:rPr>
+          <w:rFonts w:ascii="TH Sarabun New" w:hAnsi="TH Sarabun New" w:cs="TH Sarabun New"/>
+          <w:sz w:val="28"/>
+        </w:rPr>
+        <w:t xml:space="preserve">Monitoring Data Acquisition </w:t>
+      </w:r>
+      <w:r>
+        <w:rPr>
+          <w:rFonts w:ascii="TH Sarabun New" w:hAnsi="TH Sarabun New" w:cs="TH Sarabun New"/>
+          <w:sz w:val="28"/>
+          <w:cs/>
+        </w:rPr>
+        <w:t xml:space="preserve">ช่วยให้ </w:t>
+      </w:r>
+      <w:r>
+        <w:rPr>
+          <w:rFonts w:ascii="TH Sarabun New" w:hAnsi="TH Sarabun New" w:cs="TH Sarabun New"/>
+          <w:sz w:val="28"/>
+        </w:rPr>
+        <w:t xml:space="preserve">Framework </w:t>
+      </w:r>
+      <w:r>
+        <w:rPr>
+          <w:rFonts w:ascii="TH Sarabun New" w:hAnsi="TH Sarabun New" w:cs="TH Sarabun New"/>
+          <w:sz w:val="28"/>
+          <w:cs/>
+        </w:rPr>
+        <w:t xml:space="preserve">สามารถรองรับ </w:t>
+      </w:r>
+      <w:r>
+        <w:rPr>
+          <w:rFonts w:ascii="TH Sarabun New" w:hAnsi="TH Sarabun New" w:cs="TH Sarabun New"/>
+          <w:sz w:val="28"/>
+        </w:rPr>
+        <w:t xml:space="preserve">Monitoring Data Source </w:t>
+      </w:r>
+      <w:r>
+        <w:rPr>
+          <w:rFonts w:ascii="TH Sarabun New" w:hAnsi="TH Sarabun New" w:cs="TH Sarabun New"/>
+          <w:sz w:val="28"/>
+          <w:cs/>
+        </w:rPr>
+        <w:t>หลายประเภทได้ โดยไม่ทำให้กระบวนการวิเคราะห์ในขั้นตอนถัดไปต้องขึ้นอยู่กับรูปแบบข้อมูลของแต่ละแหล่งโดยตรง</w:t>
+      </w:r>
+    </w:p>
+    <w:p>
+      <w:pPr>
+        <w:rPr>
+          <w:rFonts w:ascii="TH Sarabun New" w:hAnsi="TH Sarabun New" w:cs="TH Sarabun New"/>
+          <w:b/>
+          <w:bCs/>
+          <w:sz w:val="28"/>
+        </w:rPr>
+      </w:pPr>
+      <w:r>
+        <w:rPr>
+          <w:rFonts w:ascii="TH Sarabun New" w:hAnsi="TH Sarabun New" w:cs="TH Sarabun New"/>
+          <w:b/>
+          <w:bCs/>
+          <w:sz w:val="28"/>
+        </w:rPr>
+        <w:t>3.0 Network Data Analysis</w:t>
+      </w:r>
+    </w:p>
+    <w:p>
+      <w:pPr>
+        <w:rPr>
+          <w:rFonts w:ascii="TH Sarabun New" w:hAnsi="TH Sarabun New" w:cs="TH Sarabun New"/>
+          <w:sz w:val="28"/>
+        </w:rPr>
+      </w:pPr>
+      <w:r>
+        <w:rPr>
+          <w:rFonts w:ascii="TH Sarabun New" w:hAnsi="TH Sarabun New" w:cs="TH Sarabun New"/>
+          <w:sz w:val="28"/>
+          <w:cs/>
+        </w:rPr>
+        <w:t xml:space="preserve">กระบวนการ </w:t>
+      </w:r>
+      <w:r>
+        <w:rPr>
+          <w:rFonts w:ascii="TH Sarabun New" w:hAnsi="TH Sarabun New" w:cs="TH Sarabun New"/>
+          <w:sz w:val="28"/>
+        </w:rPr>
+        <w:t xml:space="preserve">Network Data Analysis </w:t>
+      </w:r>
+      <w:r>
+        <w:rPr>
+          <w:rFonts w:ascii="TH Sarabun New" w:hAnsi="TH Sarabun New" w:cs="TH Sarabun New"/>
+          <w:sz w:val="28"/>
+          <w:cs/>
+        </w:rPr>
+        <w:t xml:space="preserve">ทำหน้าที่นำข้อมูลเครือข่ายที่ผ่านการปรับให้อยู่ในรูปแบบกลางจาก </w:t>
+      </w:r>
+      <w:r>
+        <w:rPr>
+          <w:rFonts w:ascii="TH Sarabun New" w:hAnsi="TH Sarabun New" w:cs="TH Sarabun New"/>
+          <w:sz w:val="28"/>
+        </w:rPr>
+        <w:t xml:space="preserve">D1 Normalized Network Data </w:t>
+      </w:r>
+      <w:r>
+        <w:rPr>
+          <w:rFonts w:ascii="TH Sarabun New" w:hAnsi="TH Sarabun New" w:cs="TH Sarabun New"/>
+          <w:sz w:val="28"/>
+          <w:cs/>
+        </w:rPr>
+        <w:t>มาใช้ในการวิเคราะห์</w:t>
+      </w:r>
+    </w:p>
+    <w:p>
+      <w:pPr>
+        <w:rPr>
+          <w:rFonts w:ascii="TH Sarabun New" w:hAnsi="TH Sarabun New" w:cs="TH Sarabun New"/>
+          <w:sz w:val="28"/>
+        </w:rPr>
+      </w:pPr>
+      <w:r>
+        <w:rPr>
+          <w:rFonts w:ascii="TH Sarabun New" w:hAnsi="TH Sarabun New" w:cs="TH Sarabun New"/>
+          <w:sz w:val="28"/>
+          <w:cs/>
+        </w:rPr>
+        <w:t xml:space="preserve">ผลการวิเคราะห์จะถูกจัดทำในรูปของ </w:t>
+      </w:r>
+      <w:r>
+        <w:rPr>
+          <w:rFonts w:ascii="TH Sarabun New" w:hAnsi="TH Sarabun New" w:cs="TH Sarabun New"/>
+          <w:sz w:val="28"/>
+        </w:rPr>
+        <w:t xml:space="preserve">Analysis Result, Risk Assessment </w:t>
+      </w:r>
+      <w:r>
+        <w:rPr>
+          <w:rFonts w:ascii="TH Sarabun New" w:hAnsi="TH Sarabun New" w:cs="TH Sarabun New"/>
+          <w:sz w:val="28"/>
+          <w:cs/>
+        </w:rPr>
+        <w:t xml:space="preserve">และ </w:t>
+      </w:r>
+      <w:r>
+        <w:rPr>
+          <w:rFonts w:ascii="TH Sarabun New" w:hAnsi="TH Sarabun New" w:cs="TH Sarabun New"/>
+          <w:sz w:val="28"/>
+        </w:rPr>
+        <w:t xml:space="preserve">Risk Context </w:t>
+      </w:r>
+      <w:r>
+        <w:rPr>
+          <w:rFonts w:ascii="TH Sarabun New" w:hAnsi="TH Sarabun New" w:cs="TH Sarabun New"/>
+          <w:sz w:val="28"/>
+          <w:cs/>
+        </w:rPr>
+        <w:t xml:space="preserve">จากนั้นจัดเก็บไว้ใน </w:t>
+      </w:r>
+      <w:r>
+        <w:rPr>
+          <w:rFonts w:ascii="TH Sarabun New" w:hAnsi="TH Sarabun New" w:cs="TH Sarabun New"/>
+          <w:sz w:val="28"/>
+        </w:rPr>
+        <w:t xml:space="preserve">D2 Analysis Results </w:t>
+      </w:r>
+      <w:r>
+        <w:rPr>
+          <w:rFonts w:ascii="TH Sarabun New" w:hAnsi="TH Sarabun New" w:cs="TH Sarabun New"/>
+          <w:sz w:val="28"/>
+          <w:cs/>
+        </w:rPr>
+        <w:t xml:space="preserve">เพื่อใช้เป็นข้อมูลสำหรับกระบวนการ </w:t>
+      </w:r>
+      <w:r>
+        <w:rPr>
+          <w:rFonts w:ascii="TH Sarabun New" w:hAnsi="TH Sarabun New" w:cs="TH Sarabun New"/>
+          <w:sz w:val="28"/>
+        </w:rPr>
+        <w:t xml:space="preserve">Rule Decision &amp; Management </w:t>
+      </w:r>
+      <w:r>
+        <w:rPr>
+          <w:rFonts w:ascii="TH Sarabun New" w:hAnsi="TH Sarabun New" w:cs="TH Sarabun New"/>
+          <w:sz w:val="28"/>
+          <w:cs/>
+        </w:rPr>
+        <w:t>ต่อไป</w:t>
+      </w:r>
+      <w:r>
+        <w:rPr>
+          <w:rFonts w:ascii="TH Sarabun New" w:hAnsi="TH Sarabun New" w:cs="TH Sarabun New"/>
+          <w:sz w:val="28"/>
+        </w:rPr>
+        <w:t xml:space="preserve"> DFD_LV0</w:t>
+      </w:r>
+    </w:p>
+    <w:p>
+      <w:pPr>
+        <w:rPr>
+          <w:rFonts w:ascii="TH Sarabun New" w:hAnsi="TH Sarabun New" w:cs="TH Sarabun New"/>
+          <w:sz w:val="28"/>
+        </w:rPr>
+      </w:pPr>
+      <w:r>
+        <w:rPr>
+          <w:rFonts w:ascii="TH Sarabun New" w:hAnsi="TH Sarabun New" w:cs="TH Sarabun New"/>
+          <w:sz w:val="28"/>
+          <w:cs/>
+        </w:rPr>
+        <w:t xml:space="preserve">กระบวนการวิเคราะห์ถูกออกแบบให้แยกออกจากกระบวนการจัดเตรียมข้อมูล เพื่อให้สามารถปรับเปลี่ยนวิธีการวิเคราะห์ เช่น </w:t>
+      </w:r>
+      <w:r>
+        <w:rPr>
+          <w:rFonts w:ascii="TH Sarabun New" w:hAnsi="TH Sarabun New" w:cs="TH Sarabun New"/>
+          <w:sz w:val="28"/>
+        </w:rPr>
+        <w:t xml:space="preserve">Rule-based Analysis, Machine Learning </w:t>
+      </w:r>
+      <w:r>
+        <w:rPr>
+          <w:rFonts w:ascii="TH Sarabun New" w:hAnsi="TH Sarabun New" w:cs="TH Sarabun New"/>
+          <w:sz w:val="28"/>
+          <w:cs/>
+        </w:rPr>
+        <w:t xml:space="preserve">หรือวิธีการวิเคราะห์อื่นได้ โดยไม่ส่งผลกระทบต่อส่วนการรับและปรับรูปแบบข้อมูลของ </w:t>
+      </w:r>
+      <w:r>
+        <w:rPr>
+          <w:rFonts w:ascii="TH Sarabun New" w:hAnsi="TH Sarabun New" w:cs="TH Sarabun New"/>
+          <w:sz w:val="28"/>
+        </w:rPr>
+        <w:t>Framework</w:t>
+      </w:r>
+    </w:p>
+    <w:p>
+      <w:pPr>
+        <w:rPr>
+          <w:rFonts w:ascii="TH Sarabun New" w:hAnsi="TH Sarabun New" w:cs="TH Sarabun New"/>
+          <w:b/>
+          <w:bCs/>
+          <w:sz w:val="28"/>
+        </w:rPr>
+      </w:pPr>
+      <w:r>
+        <w:rPr>
+          <w:rFonts w:ascii="TH Sarabun New" w:hAnsi="TH Sarabun New" w:cs="TH Sarabun New"/>
+          <w:b/>
+          <w:bCs/>
+          <w:sz w:val="28"/>
+        </w:rPr>
+        <w:br w:type="page"/>
+      </w:r>
+    </w:p>
+    <w:p>
+      <w:pPr>
+        <w:rPr>
+          <w:rFonts w:ascii="TH Sarabun New" w:hAnsi="TH Sarabun New" w:cs="TH Sarabun New"/>
+          <w:b/>
+          <w:bCs/>
+          <w:sz w:val="28"/>
+        </w:rPr>
+      </w:pPr>
+      <w:r>
+        <w:rPr>
+          <w:rFonts w:ascii="TH Sarabun New" w:hAnsi="TH Sarabun New" w:cs="TH Sarabun New"/>
+          <w:b/>
+          <w:bCs/>
+          <w:sz w:val="28"/>
+        </w:rPr>
+        <w:lastRenderedPageBreak/>
+        <w:t>4.0 Rule Decision &amp; Management</w:t>
+      </w:r>
+    </w:p>
+    <w:p>
+      <w:pPr>
+        <w:rPr>
+          <w:rFonts w:ascii="TH Sarabun New" w:hAnsi="TH Sarabun New" w:cs="TH Sarabun New"/>
+          <w:sz w:val="28"/>
+        </w:rPr>
+      </w:pPr>
+      <w:r>
+        <w:rPr>
+          <w:rFonts w:ascii="TH Sarabun New" w:hAnsi="TH Sarabun New" w:cs="TH Sarabun New"/>
+          <w:sz w:val="28"/>
+          <w:cs/>
+        </w:rPr>
+        <w:t xml:space="preserve">กระบวนการ </w:t>
+      </w:r>
+      <w:r>
+        <w:rPr>
+          <w:rFonts w:ascii="TH Sarabun New" w:hAnsi="TH Sarabun New" w:cs="TH Sarabun New"/>
+          <w:sz w:val="28"/>
+        </w:rPr>
+        <w:t xml:space="preserve">Rule Decision &amp; Management </w:t>
+      </w:r>
+      <w:r>
+        <w:rPr>
+          <w:rFonts w:ascii="TH Sarabun New" w:hAnsi="TH Sarabun New" w:cs="TH Sarabun New"/>
+          <w:sz w:val="28"/>
+          <w:cs/>
+        </w:rPr>
+        <w:t>ทำหน้าที่นำผลการวิเคราะห์และบริบทที่เกี่ยวข้องมาประกอบการตัดสินใจว่าจะดำเนินการกับเครือข่ายอย่างไร รวมถึงสร้างกฎกลางที่ไม่ขึ้นอยู่กับประเภทของอุปกรณ์เครือข่าย</w:t>
+      </w:r>
+    </w:p>
+    <w:p>
+      <w:pPr>
+        <w:rPr>
+          <w:rFonts w:ascii="TH Sarabun New" w:hAnsi="TH Sarabun New" w:cs="TH Sarabun New"/>
+          <w:sz w:val="28"/>
+        </w:rPr>
+      </w:pPr>
+      <w:r>
+        <w:rPr>
+          <w:rFonts w:ascii="TH Sarabun New" w:hAnsi="TH Sarabun New" w:cs="TH Sarabun New"/>
+          <w:sz w:val="28"/>
+          <w:cs/>
+        </w:rPr>
+        <w:t xml:space="preserve">กระบวนการนี้ยังรองรับการทำงานร่วมกับ </w:t>
+      </w:r>
+      <w:r>
+        <w:rPr>
+          <w:rFonts w:ascii="TH Sarabun New" w:hAnsi="TH Sarabun New" w:cs="TH Sarabun New"/>
+          <w:sz w:val="28"/>
+        </w:rPr>
+        <w:t xml:space="preserve">Administrator / Operator </w:t>
+      </w:r>
+      <w:r>
+        <w:rPr>
+          <w:rFonts w:ascii="TH Sarabun New" w:hAnsi="TH Sarabun New" w:cs="TH Sarabun New"/>
+          <w:sz w:val="28"/>
+          <w:cs/>
+        </w:rPr>
+        <w:t xml:space="preserve">โดยผู้ใช้งานสามารถส่ง </w:t>
+      </w:r>
+      <w:r>
+        <w:rPr>
+          <w:rFonts w:ascii="TH Sarabun New" w:hAnsi="TH Sarabun New" w:cs="TH Sarabun New"/>
+          <w:sz w:val="28"/>
+        </w:rPr>
+        <w:t xml:space="preserve">Rule Request, Decision Approval / Rejection, Rule Override, Configuration </w:t>
+      </w:r>
+      <w:r>
+        <w:rPr>
+          <w:rFonts w:ascii="TH Sarabun New" w:hAnsi="TH Sarabun New" w:cs="TH Sarabun New"/>
+          <w:sz w:val="28"/>
+          <w:cs/>
+        </w:rPr>
+        <w:t xml:space="preserve">และ </w:t>
+      </w:r>
+      <w:r>
+        <w:rPr>
+          <w:rFonts w:ascii="TH Sarabun New" w:hAnsi="TH Sarabun New" w:cs="TH Sarabun New"/>
+          <w:sz w:val="28"/>
+        </w:rPr>
+        <w:t xml:space="preserve">Query </w:t>
+      </w:r>
+      <w:r>
+        <w:rPr>
+          <w:rFonts w:ascii="TH Sarabun New" w:hAnsi="TH Sarabun New" w:cs="TH Sarabun New"/>
+          <w:sz w:val="28"/>
+          <w:cs/>
+        </w:rPr>
+        <w:t xml:space="preserve">เข้าสู่ระบบ ในขณะที่ระบบสามารถส่ง </w:t>
+      </w:r>
+      <w:r>
+        <w:rPr>
+          <w:rFonts w:ascii="TH Sarabun New" w:hAnsi="TH Sarabun New" w:cs="TH Sarabun New"/>
+          <w:sz w:val="28"/>
+        </w:rPr>
+        <w:t xml:space="preserve">Suggestion, Context </w:t>
+      </w:r>
+      <w:r>
+        <w:rPr>
+          <w:rFonts w:ascii="TH Sarabun New" w:hAnsi="TH Sarabun New" w:cs="TH Sarabun New"/>
+          <w:sz w:val="28"/>
+          <w:cs/>
+        </w:rPr>
+        <w:t xml:space="preserve">และ </w:t>
+      </w:r>
+      <w:r>
+        <w:rPr>
+          <w:rFonts w:ascii="TH Sarabun New" w:hAnsi="TH Sarabun New" w:cs="TH Sarabun New"/>
+          <w:sz w:val="28"/>
+        </w:rPr>
+        <w:t xml:space="preserve">Decision Approval Data </w:t>
+      </w:r>
+      <w:r>
+        <w:rPr>
+          <w:rFonts w:ascii="TH Sarabun New" w:hAnsi="TH Sarabun New" w:cs="TH Sarabun New"/>
+          <w:sz w:val="28"/>
+          <w:cs/>
+        </w:rPr>
+        <w:t>กลับไปให้ผู้ใช้งานประกอบการพิจารณา</w:t>
+      </w:r>
+      <w:r>
+        <w:rPr>
+          <w:rFonts w:ascii="TH Sarabun New" w:hAnsi="TH Sarabun New" w:cs="TH Sarabun New"/>
+          <w:sz w:val="28"/>
+        </w:rPr>
+        <w:t xml:space="preserve"> DFD_LV0</w:t>
+      </w:r>
+    </w:p>
+    <w:p>
+      <w:pPr>
+        <w:rPr>
+          <w:rFonts w:ascii="TH Sarabun New" w:hAnsi="TH Sarabun New" w:cs="TH Sarabun New"/>
+          <w:sz w:val="28"/>
+        </w:rPr>
+      </w:pPr>
+      <w:r>
+        <w:rPr>
+          <w:rFonts w:ascii="TH Sarabun New" w:hAnsi="TH Sarabun New" w:cs="TH Sarabun New"/>
+          <w:sz w:val="28"/>
+          <w:cs/>
+        </w:rPr>
+        <w:t xml:space="preserve">ผลการตัดสินใจจะถูกบันทึกไว้ใน </w:t>
+      </w:r>
+      <w:r>
+        <w:rPr>
+          <w:rFonts w:ascii="TH Sarabun New" w:hAnsi="TH Sarabun New" w:cs="TH Sarabun New"/>
+          <w:sz w:val="28"/>
+        </w:rPr>
+        <w:t xml:space="preserve">D3 Rule / Decision Records </w:t>
+      </w:r>
+      <w:r>
+        <w:rPr>
+          <w:rFonts w:ascii="TH Sarabun New" w:hAnsi="TH Sarabun New" w:cs="TH Sarabun New"/>
+          <w:sz w:val="28"/>
+          <w:cs/>
+        </w:rPr>
+        <w:t xml:space="preserve">และเมื่อกฎได้รับการอนุมัติแล้ว ระบบจะส่ง </w:t>
+      </w:r>
+      <w:r>
+        <w:rPr>
+          <w:rFonts w:ascii="TH Sarabun New" w:hAnsi="TH Sarabun New" w:cs="TH Sarabun New"/>
+          <w:sz w:val="28"/>
+        </w:rPr>
+        <w:t xml:space="preserve">Approved Generic Rule </w:t>
+      </w:r>
+      <w:r>
+        <w:rPr>
+          <w:rFonts w:ascii="TH Sarabun New" w:hAnsi="TH Sarabun New" w:cs="TH Sarabun New"/>
+          <w:sz w:val="28"/>
+          <w:cs/>
+        </w:rPr>
+        <w:t xml:space="preserve">และ </w:t>
+      </w:r>
+      <w:r>
+        <w:rPr>
+          <w:rFonts w:ascii="TH Sarabun New" w:hAnsi="TH Sarabun New" w:cs="TH Sarabun New"/>
+          <w:sz w:val="28"/>
+        </w:rPr>
+        <w:t xml:space="preserve">Enforcement Request </w:t>
+      </w:r>
+      <w:r>
+        <w:rPr>
+          <w:rFonts w:ascii="TH Sarabun New" w:hAnsi="TH Sarabun New" w:cs="TH Sarabun New"/>
+          <w:sz w:val="28"/>
+          <w:cs/>
+        </w:rPr>
+        <w:t xml:space="preserve">ไปยังกระบวนการ </w:t>
+      </w:r>
+      <w:r>
+        <w:rPr>
+          <w:rFonts w:ascii="TH Sarabun New" w:hAnsi="TH Sarabun New" w:cs="TH Sarabun New"/>
+          <w:sz w:val="28"/>
+        </w:rPr>
+        <w:t>Rule Enforcement &amp; Verification DFD_LV0</w:t>
+      </w:r>
+    </w:p>
+    <w:p>
+      <w:pPr>
+        <w:rPr>
+          <w:rFonts w:ascii="TH Sarabun New" w:hAnsi="TH Sarabun New" w:cs="TH Sarabun New"/>
+          <w:b/>
+          <w:bCs/>
+          <w:sz w:val="28"/>
+        </w:rPr>
+      </w:pPr>
+      <w:r>
+        <w:rPr>
+          <w:rFonts w:ascii="TH Sarabun New" w:hAnsi="TH Sarabun New" w:cs="TH Sarabun New"/>
+          <w:b/>
+          <w:bCs/>
+          <w:sz w:val="28"/>
+        </w:rPr>
+        <w:t>5.0 Rule Enforcement &amp; Verification</w:t>
+      </w:r>
+    </w:p>
+    <w:p>
+      <w:pPr>
+        <w:rPr>
+          <w:rFonts w:ascii="TH Sarabun New" w:hAnsi="TH Sarabun New" w:cs="TH Sarabun New"/>
+          <w:sz w:val="28"/>
+        </w:rPr>
+      </w:pPr>
+      <w:r>
+        <w:rPr>
+          <w:rFonts w:ascii="TH Sarabun New" w:hAnsi="TH Sarabun New" w:cs="TH Sarabun New"/>
+          <w:sz w:val="28"/>
+          <w:cs/>
+        </w:rPr>
+        <w:t xml:space="preserve">กระบวนการ </w:t>
+      </w:r>
+      <w:r>
+        <w:rPr>
+          <w:rFonts w:ascii="TH Sarabun New" w:hAnsi="TH Sarabun New" w:cs="TH Sarabun New"/>
+          <w:sz w:val="28"/>
+        </w:rPr>
+        <w:t xml:space="preserve">Rule Enforcement &amp; Verification </w:t>
+      </w:r>
+      <w:r>
+        <w:rPr>
+          <w:rFonts w:ascii="TH Sarabun New" w:hAnsi="TH Sarabun New" w:cs="TH Sarabun New"/>
+          <w:sz w:val="28"/>
+          <w:cs/>
+        </w:rPr>
+        <w:t xml:space="preserve">ทำหน้าที่นำ </w:t>
+      </w:r>
+      <w:r>
+        <w:rPr>
+          <w:rFonts w:ascii="TH Sarabun New" w:hAnsi="TH Sarabun New" w:cs="TH Sarabun New"/>
+          <w:sz w:val="28"/>
+        </w:rPr>
+        <w:t xml:space="preserve">Generic Rule </w:t>
+      </w:r>
+      <w:r>
+        <w:rPr>
+          <w:rFonts w:ascii="TH Sarabun New" w:hAnsi="TH Sarabun New" w:cs="TH Sarabun New"/>
+          <w:sz w:val="28"/>
+          <w:cs/>
+        </w:rPr>
+        <w:t xml:space="preserve">ที่ผ่านการตัดสินใจและอนุมัติแล้วไปใช้กับเครือข่ายเป้าหมาย โดยอาศัย </w:t>
+      </w:r>
+      <w:r>
+        <w:rPr>
+          <w:rFonts w:ascii="TH Sarabun New" w:hAnsi="TH Sarabun New" w:cs="TH Sarabun New"/>
+          <w:sz w:val="28"/>
+        </w:rPr>
+        <w:t xml:space="preserve">Enforcement Target </w:t>
+      </w:r>
+      <w:r>
+        <w:rPr>
+          <w:rFonts w:ascii="TH Sarabun New" w:hAnsi="TH Sarabun New" w:cs="TH Sarabun New"/>
+          <w:sz w:val="28"/>
+          <w:cs/>
+        </w:rPr>
+        <w:t xml:space="preserve">และ </w:t>
+      </w:r>
+      <w:r>
+        <w:rPr>
+          <w:rFonts w:ascii="TH Sarabun New" w:hAnsi="TH Sarabun New" w:cs="TH Sarabun New"/>
+          <w:sz w:val="28"/>
+        </w:rPr>
+        <w:t xml:space="preserve">Device Configuration </w:t>
+      </w:r>
+      <w:r>
+        <w:rPr>
+          <w:rFonts w:ascii="TH Sarabun New" w:hAnsi="TH Sarabun New" w:cs="TH Sarabun New"/>
+          <w:sz w:val="28"/>
+          <w:cs/>
+        </w:rPr>
+        <w:t xml:space="preserve">จาก </w:t>
+      </w:r>
+      <w:r>
+        <w:rPr>
+          <w:rFonts w:ascii="TH Sarabun New" w:hAnsi="TH Sarabun New" w:cs="TH Sarabun New"/>
+          <w:sz w:val="28"/>
+        </w:rPr>
+        <w:t xml:space="preserve">D4 Configuration &amp; Context Data </w:t>
+      </w:r>
+      <w:r>
+        <w:rPr>
+          <w:rFonts w:ascii="TH Sarabun New" w:hAnsi="TH Sarabun New" w:cs="TH Sarabun New"/>
+          <w:sz w:val="28"/>
+          <w:cs/>
+        </w:rPr>
+        <w:t xml:space="preserve">เพื่อกำหนดว่าจะต้องดำเนินการผ่าน </w:t>
+      </w:r>
+      <w:r>
+        <w:rPr>
+          <w:rFonts w:ascii="TH Sarabun New" w:hAnsi="TH Sarabun New" w:cs="TH Sarabun New"/>
+          <w:sz w:val="28"/>
+        </w:rPr>
+        <w:t xml:space="preserve">SDN Controller </w:t>
+      </w:r>
+      <w:r>
+        <w:rPr>
+          <w:rFonts w:ascii="TH Sarabun New" w:hAnsi="TH Sarabun New" w:cs="TH Sarabun New"/>
+          <w:sz w:val="28"/>
+          <w:cs/>
+        </w:rPr>
+        <w:t xml:space="preserve">หรือ </w:t>
+      </w:r>
+      <w:r>
+        <w:rPr>
+          <w:rFonts w:ascii="TH Sarabun New" w:hAnsi="TH Sarabun New" w:cs="TH Sarabun New"/>
+          <w:sz w:val="28"/>
+        </w:rPr>
+        <w:t>Traditional Network Device DFD_LV0</w:t>
+      </w:r>
+    </w:p>
+    <w:p>
+      <w:pPr>
+        <w:rPr>
+          <w:rFonts w:ascii="TH Sarabun New" w:hAnsi="TH Sarabun New" w:cs="TH Sarabun New"/>
+          <w:sz w:val="28"/>
+        </w:rPr>
+      </w:pPr>
+      <w:r>
+        <w:rPr>
+          <w:rFonts w:ascii="TH Sarabun New" w:hAnsi="TH Sarabun New" w:cs="TH Sarabun New"/>
+          <w:sz w:val="28"/>
+          <w:cs/>
+        </w:rPr>
+        <w:t xml:space="preserve">สำหรับเครือข่าย </w:t>
+      </w:r>
+      <w:r>
+        <w:rPr>
+          <w:rFonts w:ascii="TH Sarabun New" w:hAnsi="TH Sarabun New" w:cs="TH Sarabun New"/>
+          <w:sz w:val="28"/>
+        </w:rPr>
+        <w:t xml:space="preserve">SDN </w:t>
+      </w:r>
+      <w:r>
+        <w:rPr>
+          <w:rFonts w:ascii="TH Sarabun New" w:hAnsi="TH Sarabun New" w:cs="TH Sarabun New"/>
+          <w:sz w:val="28"/>
+          <w:cs/>
+        </w:rPr>
+        <w:t xml:space="preserve">ระบบจะส่ง </w:t>
+      </w:r>
+      <w:r>
+        <w:rPr>
+          <w:rFonts w:ascii="TH Sarabun New" w:hAnsi="TH Sarabun New" w:cs="TH Sarabun New"/>
+          <w:sz w:val="28"/>
+        </w:rPr>
+        <w:t xml:space="preserve">SDN Rule Enforcement Request </w:t>
+      </w:r>
+      <w:r>
+        <w:rPr>
+          <w:rFonts w:ascii="TH Sarabun New" w:hAnsi="TH Sarabun New" w:cs="TH Sarabun New"/>
+          <w:sz w:val="28"/>
+          <w:cs/>
+        </w:rPr>
+        <w:t xml:space="preserve">ไปยัง </w:t>
+      </w:r>
+      <w:r>
+        <w:rPr>
+          <w:rFonts w:ascii="TH Sarabun New" w:hAnsi="TH Sarabun New" w:cs="TH Sarabun New"/>
+          <w:sz w:val="28"/>
+        </w:rPr>
+        <w:t xml:space="preserve">SDN Controller </w:t>
+      </w:r>
+      <w:r>
+        <w:rPr>
+          <w:rFonts w:ascii="TH Sarabun New" w:hAnsi="TH Sarabun New" w:cs="TH Sarabun New"/>
+          <w:sz w:val="28"/>
+          <w:cs/>
+        </w:rPr>
+        <w:t xml:space="preserve">ส่วนเครือข่ายแบบ </w:t>
+      </w:r>
+      <w:r>
+        <w:rPr>
+          <w:rFonts w:ascii="TH Sarabun New" w:hAnsi="TH Sarabun New" w:cs="TH Sarabun New"/>
+          <w:sz w:val="28"/>
+        </w:rPr>
+        <w:t xml:space="preserve">Traditional </w:t>
+      </w:r>
+      <w:r>
+        <w:rPr>
+          <w:rFonts w:ascii="TH Sarabun New" w:hAnsi="TH Sarabun New" w:cs="TH Sarabun New"/>
+          <w:sz w:val="28"/>
+          <w:cs/>
+        </w:rPr>
+        <w:t xml:space="preserve">จะส่ง </w:t>
+      </w:r>
+      <w:r>
+        <w:rPr>
+          <w:rFonts w:ascii="TH Sarabun New" w:hAnsi="TH Sarabun New" w:cs="TH Sarabun New"/>
+          <w:sz w:val="28"/>
+        </w:rPr>
+        <w:t xml:space="preserve">Traditional Rule Configuration </w:t>
+      </w:r>
+      <w:r>
+        <w:rPr>
+          <w:rFonts w:ascii="TH Sarabun New" w:hAnsi="TH Sarabun New" w:cs="TH Sarabun New"/>
+          <w:sz w:val="28"/>
+          <w:cs/>
+        </w:rPr>
+        <w:t xml:space="preserve">ไปยัง </w:t>
+      </w:r>
+      <w:r>
+        <w:rPr>
+          <w:rFonts w:ascii="TH Sarabun New" w:hAnsi="TH Sarabun New" w:cs="TH Sarabun New"/>
+          <w:sz w:val="28"/>
+        </w:rPr>
+        <w:t xml:space="preserve">Traditional Network Device </w:t>
+      </w:r>
+      <w:r>
+        <w:rPr>
+          <w:rFonts w:ascii="TH Sarabun New" w:hAnsi="TH Sarabun New" w:cs="TH Sarabun New"/>
+          <w:sz w:val="28"/>
+          <w:cs/>
+        </w:rPr>
+        <w:t xml:space="preserve">หลังจากดำเนินการแล้วอุปกรณ์หรือ </w:t>
+      </w:r>
+      <w:r>
+        <w:rPr>
+          <w:rFonts w:ascii="TH Sarabun New" w:hAnsi="TH Sarabun New" w:cs="TH Sarabun New"/>
+          <w:sz w:val="28"/>
+        </w:rPr>
+        <w:t xml:space="preserve">Controller </w:t>
+      </w:r>
+      <w:r>
+        <w:rPr>
+          <w:rFonts w:ascii="TH Sarabun New" w:hAnsi="TH Sarabun New" w:cs="TH Sarabun New"/>
+          <w:sz w:val="28"/>
+          <w:cs/>
+        </w:rPr>
+        <w:t xml:space="preserve">จะส่ง </w:t>
+      </w:r>
+      <w:r>
+        <w:rPr>
+          <w:rFonts w:ascii="TH Sarabun New" w:hAnsi="TH Sarabun New" w:cs="TH Sarabun New"/>
+          <w:sz w:val="28"/>
+        </w:rPr>
+        <w:t xml:space="preserve">Enforcement Status </w:t>
+      </w:r>
+      <w:r>
+        <w:rPr>
+          <w:rFonts w:ascii="TH Sarabun New" w:hAnsi="TH Sarabun New" w:cs="TH Sarabun New"/>
+          <w:sz w:val="28"/>
+          <w:cs/>
+        </w:rPr>
+        <w:t xml:space="preserve">กลับมายัง </w:t>
+      </w:r>
+      <w:r>
+        <w:rPr>
+          <w:rFonts w:ascii="TH Sarabun New" w:hAnsi="TH Sarabun New" w:cs="TH Sarabun New"/>
+          <w:sz w:val="28"/>
+        </w:rPr>
+        <w:t xml:space="preserve">Framework </w:t>
+      </w:r>
+    </w:p>
+    <w:p>
+      <w:pPr>
+        <w:rPr>
+          <w:rFonts w:ascii="TH Sarabun New" w:hAnsi="TH Sarabun New" w:cs="TH Sarabun New"/>
+          <w:sz w:val="28"/>
+        </w:rPr>
+      </w:pPr>
+      <w:r>
+        <w:rPr>
+          <w:rFonts w:ascii="TH Sarabun New" w:hAnsi="TH Sarabun New" w:cs="TH Sarabun New"/>
+          <w:sz w:val="28"/>
+          <w:cs/>
+        </w:rPr>
+        <w:t xml:space="preserve">ผลการบังคับใช้และผลการตรวจสอบจะถูกจัดเก็บไว้ใน </w:t>
+      </w:r>
+      <w:r>
+        <w:rPr>
+          <w:rFonts w:ascii="TH Sarabun New" w:hAnsi="TH Sarabun New" w:cs="TH Sarabun New"/>
+          <w:sz w:val="28"/>
+        </w:rPr>
+        <w:t xml:space="preserve">D5 Enforcement Records / Logs </w:t>
+      </w:r>
+      <w:r>
+        <w:rPr>
+          <w:rFonts w:ascii="TH Sarabun New" w:hAnsi="TH Sarabun New" w:cs="TH Sarabun New"/>
+          <w:sz w:val="28"/>
+          <w:cs/>
+        </w:rPr>
+        <w:t>เพื่อใช้สำหรับการติดตามผลหรือเรียกดูประวัติการดำเนินงานในภายหลัง</w:t>
+      </w:r>
+      <w:r>
+        <w:rPr>
+          <w:rFonts w:ascii="TH Sarabun New" w:hAnsi="TH Sarabun New" w:cs="TH Sarabun New"/>
+          <w:sz w:val="28"/>
+        </w:rPr>
+        <w:t xml:space="preserve"> DFD_LV0</w:t>
+      </w:r>
+    </w:p>
+    <w:p>
+      <w:pPr>
+        <w:rPr>
+          <w:rFonts w:ascii="TH Sarabun New" w:hAnsi="TH Sarabun New" w:cs="TH Sarabun New"/>
+          <w:sz w:val="28"/>
+        </w:rPr>
+      </w:pPr>
+      <w:r>
+        <w:rPr>
+          <w:rFonts w:ascii="TH Sarabun New" w:hAnsi="TH Sarabun New" w:cs="TH Sarabun New"/>
+          <w:sz w:val="28"/>
+        </w:rPr>
+        <w:br w:type="page"/>
+      </w:r>
+    </w:p>
+    <w:p>
+      <w:pPr>
+        <w:rPr>
+          <w:rFonts w:ascii="TH Sarabun New" w:hAnsi="TH Sarabun New" w:cs="TH Sarabun New"/>
+          <w:b/>
+          <w:bCs/>
+          <w:sz w:val="32"/>
+          <w:szCs w:val="32"/>
+        </w:rPr>
+      </w:pPr>
+      <w:r>
+        <w:rPr>
+          <w:rFonts w:ascii="TH Sarabun New" w:hAnsi="TH Sarabun New" w:cs="TH Sarabun New"/>
+          <w:b/>
+          <w:bCs/>
+          <w:sz w:val="32"/>
+          <w:szCs w:val="32"/>
+        </w:rPr>
+        <w:lastRenderedPageBreak/>
+        <w:t>Data Flow Diagram Level 1</w:t>
+      </w:r>
+    </w:p>
+    <w:p>
+      <w:pPr>
+        <w:rPr>
+          <w:rFonts w:ascii="TH Sarabun New" w:hAnsi="TH Sarabun New" w:cs="TH Sarabun New"/>
+          <w:sz w:val="28"/>
+        </w:rPr>
+      </w:pPr>
+      <w:r>
+        <w:rPr>
+          <w:rFonts w:ascii="TH Sarabun New" w:hAnsi="TH Sarabun New" w:cs="TH Sarabun New"/>
+          <w:sz w:val="28"/>
+        </w:rPr>
+        <w:t xml:space="preserve">Data Flow Diagram Level 1 </w:t>
+      </w:r>
+      <w:r>
+        <w:rPr>
+          <w:rFonts w:ascii="TH Sarabun New" w:hAnsi="TH Sarabun New" w:cs="TH Sarabun New"/>
+          <w:sz w:val="28"/>
+          <w:cs/>
+        </w:rPr>
+        <w:t xml:space="preserve">เป็นการขยายรายละเอียดของแต่ละกระบวนการหลักจาก </w:t>
+      </w:r>
+      <w:r>
+        <w:rPr>
+          <w:rFonts w:ascii="TH Sarabun New" w:hAnsi="TH Sarabun New" w:cs="TH Sarabun New"/>
+          <w:sz w:val="28"/>
+        </w:rPr>
+        <w:t xml:space="preserve">DFD Level 0 </w:t>
+      </w:r>
+      <w:r>
+        <w:rPr>
+          <w:rFonts w:ascii="TH Sarabun New" w:hAnsi="TH Sarabun New" w:cs="TH Sarabun New"/>
+          <w:sz w:val="28"/>
+          <w:cs/>
+        </w:rPr>
+        <w:t>เพื่อแสดงลำดับการประมวลผลและข้อมูลที่แลกเปลี่ยนระหว่างกระบวนการย่อยอย่างชัดเจนมากขึ้น</w:t>
+      </w:r>
+    </w:p>
+    <w:p>
+      <w:pPr>
+        <w:rPr>
+          <w:rFonts w:ascii="TH Sarabun New" w:hAnsi="TH Sarabun New" w:cs="TH Sarabun New"/>
+          <w:b/>
+          <w:bCs/>
+          <w:sz w:val="28"/>
+        </w:rPr>
+      </w:pPr>
+      <w:r>
+        <w:rPr>
+          <w:rFonts w:ascii="TH Sarabun New" w:hAnsi="TH Sarabun New" w:cs="TH Sarabun New"/>
+          <w:noProof/>
+          <w:sz w:val="28"/>
+        </w:rPr>
+        <w:drawing>
+          <wp:anchor distT="0" distB="0" distL="114300" distR="114300" simplePos="0" relativeHeight="251659264" behindDoc="0" locked="0" layoutInCell="1" allowOverlap="1" wp14:anchorId="7892F7DE" wp14:editId="23E03F76">
+            <wp:simplePos x="0" y="0"/>
+            <wp:positionH relativeFrom="margin">
+              <wp:align>center</wp:align>
+            </wp:positionH>
+            <wp:positionV relativeFrom="paragraph">
+              <wp:posOffset>277495</wp:posOffset>
+            </wp:positionV>
+            <wp:extent cx="7418705" cy="925830"/>
+            <wp:effectExtent l="0" t="0" r="0" b="7620"/>
+            <wp:wrapSquare wrapText="bothSides"/>
+            <wp:docPr id="74693693" name="Picture 3"/>
+            <wp:cNvGraphicFramePr>
+              <a:graphicFrameLocks xmlns:a="http://schemas.openxmlformats.org/drawingml/2006/main" noChangeAspect="1"/>
+            </wp:cNvGraphicFramePr>
+            <a:graphic xmlns:a="http://schemas.openxmlformats.org/drawingml/2006/main">
+              <a:graphicData uri="http://schemas.openxmlformats.org/drawingml/2006/picture">
+                <pic:pic xmlns:pic="http://schemas.openxmlformats.org/drawingml/2006/picture">
+                  <pic:nvPicPr>
+                    <pic:cNvPr id="0" name="Picture 3"/>
+                    <pic:cNvPicPr>
+                      <a:picLocks noChangeAspect="1" noChangeArrowheads="1"/>
+                    </pic:cNvPicPr>
+                  </pic:nvPicPr>
+                  <pic:blipFill rotWithShape="1">
+                    <a:blip r:embed="rId7" cstate="print">
+                      <a:extLst>
+                        <a:ext uri="{28A0092B-C50C-407E-A947-70E740481C1C}">
+                          <a14:useLocalDpi xmlns:a14="http://schemas.microsoft.com/office/drawing/2010/main" val="0"/>
+                        </a:ext>
+                      </a:extLst>
+                    </a:blip>
+                    <a:srcRect l="7367" t="42628" r="5763" b="42051"/>
+                    <a:stretch>
+                      <a:fillRect/>
+                    </a:stretch>
+                  </pic:blipFill>
+                  <pic:spPr bwMode="auto">
+                    <a:xfrm>
+                      <a:off x="0" y="0"/>
+                      <a:ext cx="7418705" cy="925830"/>
+                    </a:xfrm>
+                    <a:prstGeom prst="rect">
+                      <a:avLst/>
+                    </a:prstGeom>
+                    <a:noFill/>
+                    <a:ln>
+                      <a:noFill/>
+                    </a:ln>
+                    <a:extLst>
+                      <a:ext uri="{53640926-AAD7-44D8-BBD7-CCE9431645EC}">
+                        <a14:shadowObscured xmlns:a14="http://schemas.microsoft.com/office/drawing/2010/main"/>
+                      </a:ext>
+                    </a:extLst>
+                  </pic:spPr>
+                </pic:pic>
+              </a:graphicData>
+            </a:graphic>
+            <wp14:sizeRelH relativeFrom="margin">
+              <wp14:pctWidth>0</wp14:pctWidth>
+            </wp14:sizeRelH>
+            <wp14:sizeRelV relativeFrom="margin">
+              <wp14:pctHeight>0</wp14:pctHeight>
+            </wp14:sizeRelV>
+          </wp:anchor>
+        </w:drawing>
+      </w:r>
+      <w:r>
+        <w:rPr>
+          <w:rFonts w:ascii="TH Sarabun New" w:hAnsi="TH Sarabun New" w:cs="TH Sarabun New"/>
+          <w:b/>
+          <w:bCs/>
+          <w:sz w:val="28"/>
+        </w:rPr>
+        <w:t>Process 1.0 – Monitoring Data Acquisition</w:t>
+      </w:r>
+    </w:p>
+    <w:p>
+      <w:pPr>
+        <w:rPr>
+          <w:rFonts w:ascii="TH Sarabun New" w:hAnsi="TH Sarabun New" w:cs="TH Sarabun New"/>
+          <w:sz w:val="28"/>
+        </w:rPr>
+      </w:pPr>
+      <w:r>
+        <w:rPr>
+          <w:rFonts w:ascii="TH Sarabun New" w:hAnsi="TH Sarabun New" w:cs="TH Sarabun New"/>
+          <w:sz w:val="28"/>
+          <w:cs/>
+        </w:rPr>
+        <w:t xml:space="preserve">กระบวนการ </w:t>
+      </w:r>
+      <w:r>
+        <w:rPr>
+          <w:rFonts w:ascii="TH Sarabun New" w:hAnsi="TH Sarabun New" w:cs="TH Sarabun New"/>
+          <w:sz w:val="28"/>
+        </w:rPr>
+        <w:t xml:space="preserve">Monitoring Data Acquisition </w:t>
+      </w:r>
+      <w:r>
+        <w:rPr>
+          <w:rFonts w:ascii="TH Sarabun New" w:hAnsi="TH Sarabun New" w:cs="TH Sarabun New"/>
+          <w:sz w:val="28"/>
+          <w:cs/>
+        </w:rPr>
+        <w:t xml:space="preserve">ถูกแบ่งออกเป็น </w:t>
+      </w:r>
+      <w:r>
+        <w:rPr>
+          <w:rFonts w:ascii="TH Sarabun New" w:hAnsi="TH Sarabun New" w:cs="TH Sarabun New"/>
+          <w:sz w:val="28"/>
+        </w:rPr>
+        <w:t xml:space="preserve">4 </w:t>
+      </w:r>
+      <w:r>
+        <w:rPr>
+          <w:rFonts w:ascii="TH Sarabun New" w:hAnsi="TH Sarabun New" w:cs="TH Sarabun New"/>
+          <w:sz w:val="28"/>
+          <w:cs/>
+        </w:rPr>
+        <w:t>กระบวนการย่อย ได้แก่</w:t>
+      </w:r>
+    </w:p>
+    <w:p>
+      <w:pPr>
+        <w:rPr>
+          <w:rFonts w:ascii="TH Sarabun New" w:hAnsi="TH Sarabun New" w:cs="TH Sarabun New"/>
+          <w:sz w:val="28"/>
+        </w:rPr>
+      </w:pPr>
+      <w:r>
+        <w:rPr>
+          <w:rFonts w:ascii="TH Sarabun New" w:hAnsi="TH Sarabun New" w:cs="TH Sarabun New"/>
+          <w:b/>
+          <w:bCs/>
+          <w:sz w:val="28"/>
+        </w:rPr>
+        <w:t>1.1 Load Monitoring Source Configuration</w:t>
+      </w:r>
+      <w:r>
+        <w:rPr>
+          <w:rFonts w:ascii="TH Sarabun New" w:hAnsi="TH Sarabun New" w:cs="TH Sarabun New"/>
+          <w:sz w:val="28"/>
+        </w:rPr>
+        <w:t xml:space="preserve"> </w:t>
+      </w:r>
+      <w:r>
+        <w:rPr>
+          <w:rFonts w:ascii="TH Sarabun New" w:hAnsi="TH Sarabun New" w:cs="TH Sarabun New"/>
+          <w:sz w:val="28"/>
+          <w:cs/>
+        </w:rPr>
+        <w:t xml:space="preserve">ทำหน้าที่เรียกใช้ </w:t>
+      </w:r>
+      <w:r>
+        <w:rPr>
+          <w:rFonts w:ascii="TH Sarabun New" w:hAnsi="TH Sarabun New" w:cs="TH Sarabun New"/>
+          <w:sz w:val="28"/>
+        </w:rPr>
+        <w:t xml:space="preserve">Monitoring Source Configuration </w:t>
+      </w:r>
+      <w:r>
+        <w:rPr>
+          <w:rFonts w:ascii="TH Sarabun New" w:hAnsi="TH Sarabun New" w:cs="TH Sarabun New"/>
+          <w:sz w:val="28"/>
+          <w:cs/>
+        </w:rPr>
+        <w:t xml:space="preserve">จาก </w:t>
+      </w:r>
+      <w:r>
+        <w:rPr>
+          <w:rFonts w:ascii="TH Sarabun New" w:hAnsi="TH Sarabun New" w:cs="TH Sarabun New"/>
+          <w:sz w:val="28"/>
+        </w:rPr>
+        <w:t xml:space="preserve">D4 Configuration &amp; Context Data </w:t>
+      </w:r>
+      <w:r>
+        <w:rPr>
+          <w:rFonts w:ascii="TH Sarabun New" w:hAnsi="TH Sarabun New" w:cs="TH Sarabun New"/>
+          <w:sz w:val="28"/>
+          <w:cs/>
+        </w:rPr>
+        <w:t xml:space="preserve">เพื่อกำหนดรายละเอียดที่จำเป็นสำหรับการรับข้อมูล เช่น ประเภทของ </w:t>
+      </w:r>
+      <w:r>
+        <w:rPr>
+          <w:rFonts w:ascii="TH Sarabun New" w:hAnsi="TH Sarabun New" w:cs="TH Sarabun New"/>
+          <w:sz w:val="28"/>
+        </w:rPr>
+        <w:t xml:space="preserve">Monitoring Source, </w:t>
+      </w:r>
+      <w:r>
+        <w:rPr>
+          <w:rFonts w:ascii="TH Sarabun New" w:hAnsi="TH Sarabun New" w:cs="TH Sarabun New"/>
+          <w:sz w:val="28"/>
+          <w:cs/>
+        </w:rPr>
+        <w:t>วิธีการร้องขอข้อมูล หรือค่าที่เกี่ยวข้องกับช่วงเวลาในการเรียกข้อมูล</w:t>
+      </w:r>
+    </w:p>
+    <w:p>
+      <w:pPr>
+        <w:rPr>
+          <w:rFonts w:ascii="TH Sarabun New" w:hAnsi="TH Sarabun New" w:cs="TH Sarabun New"/>
+          <w:sz w:val="28"/>
+        </w:rPr>
+      </w:pPr>
+      <w:r>
+        <w:rPr>
+          <w:rFonts w:ascii="TH Sarabun New" w:hAnsi="TH Sarabun New" w:cs="TH Sarabun New"/>
+          <w:b/>
+          <w:bCs/>
+          <w:sz w:val="28"/>
+        </w:rPr>
+        <w:t>1.2 Request Monitoring Data</w:t>
+      </w:r>
+      <w:r>
+        <w:rPr>
+          <w:rFonts w:ascii="TH Sarabun New" w:hAnsi="TH Sarabun New" w:cs="TH Sarabun New"/>
+          <w:sz w:val="28"/>
+        </w:rPr>
+        <w:t xml:space="preserve"> </w:t>
+      </w:r>
+      <w:r>
+        <w:rPr>
+          <w:rFonts w:ascii="TH Sarabun New" w:hAnsi="TH Sarabun New" w:cs="TH Sarabun New"/>
+          <w:sz w:val="28"/>
+          <w:cs/>
+        </w:rPr>
+        <w:t xml:space="preserve">ทำหน้าที่นำ </w:t>
+      </w:r>
+      <w:r>
+        <w:rPr>
+          <w:rFonts w:ascii="TH Sarabun New" w:hAnsi="TH Sarabun New" w:cs="TH Sarabun New"/>
+          <w:sz w:val="28"/>
+        </w:rPr>
+        <w:t xml:space="preserve">Source Configuration </w:t>
+      </w:r>
+      <w:r>
+        <w:rPr>
+          <w:rFonts w:ascii="TH Sarabun New" w:hAnsi="TH Sarabun New" w:cs="TH Sarabun New"/>
+          <w:sz w:val="28"/>
+          <w:cs/>
+        </w:rPr>
+        <w:t xml:space="preserve">ที่ได้รับมาใช้ในการสร้างคำขอไปยัง </w:t>
+      </w:r>
+      <w:r>
+        <w:rPr>
+          <w:rFonts w:ascii="TH Sarabun New" w:hAnsi="TH Sarabun New" w:cs="TH Sarabun New"/>
+          <w:sz w:val="28"/>
+        </w:rPr>
+        <w:t xml:space="preserve">Monitoring Data Source </w:t>
+      </w:r>
+      <w:r>
+        <w:rPr>
+          <w:rFonts w:ascii="TH Sarabun New" w:hAnsi="TH Sarabun New" w:cs="TH Sarabun New"/>
+          <w:sz w:val="28"/>
+          <w:cs/>
+        </w:rPr>
+        <w:t xml:space="preserve">เช่น </w:t>
+      </w:r>
+      <w:r>
+        <w:rPr>
+          <w:rFonts w:ascii="TH Sarabun New" w:hAnsi="TH Sarabun New" w:cs="TH Sarabun New"/>
+          <w:sz w:val="28"/>
+        </w:rPr>
+        <w:t xml:space="preserve">GET Request </w:t>
+      </w:r>
+      <w:r>
+        <w:rPr>
+          <w:rFonts w:ascii="TH Sarabun New" w:hAnsi="TH Sarabun New" w:cs="TH Sarabun New"/>
+          <w:sz w:val="28"/>
+          <w:cs/>
+        </w:rPr>
+        <w:t xml:space="preserve">หรือ </w:t>
+      </w:r>
+      <w:r>
+        <w:rPr>
+          <w:rFonts w:ascii="TH Sarabun New" w:hAnsi="TH Sarabun New" w:cs="TH Sarabun New"/>
+          <w:sz w:val="28"/>
+        </w:rPr>
+        <w:t xml:space="preserve">API Request </w:t>
+      </w:r>
+      <w:r>
+        <w:rPr>
+          <w:rFonts w:ascii="TH Sarabun New" w:hAnsi="TH Sarabun New" w:cs="TH Sarabun New"/>
+          <w:sz w:val="28"/>
+          <w:cs/>
+        </w:rPr>
+        <w:t xml:space="preserve">ตามรูปแบบที่ </w:t>
+      </w:r>
+      <w:r>
+        <w:rPr>
+          <w:rFonts w:ascii="TH Sarabun New" w:hAnsi="TH Sarabun New" w:cs="TH Sarabun New"/>
+          <w:sz w:val="28"/>
+        </w:rPr>
+        <w:t xml:space="preserve">Monitoring Source </w:t>
+      </w:r>
+      <w:r>
+        <w:rPr>
+          <w:rFonts w:ascii="TH Sarabun New" w:hAnsi="TH Sarabun New" w:cs="TH Sarabun New"/>
+          <w:sz w:val="28"/>
+          <w:cs/>
+        </w:rPr>
+        <w:t>รองรับ</w:t>
+      </w:r>
+    </w:p>
+    <w:p>
+      <w:pPr>
+        <w:rPr>
+          <w:rFonts w:ascii="TH Sarabun New" w:hAnsi="TH Sarabun New" w:cs="TH Sarabun New"/>
+          <w:sz w:val="28"/>
+        </w:rPr>
+      </w:pPr>
+      <w:r>
+        <w:rPr>
+          <w:rFonts w:ascii="TH Sarabun New" w:hAnsi="TH Sarabun New" w:cs="TH Sarabun New"/>
+          <w:b/>
+          <w:bCs/>
+          <w:sz w:val="28"/>
+        </w:rPr>
+        <w:t>1.3 Receive Monitoring Data</w:t>
+      </w:r>
+      <w:r>
+        <w:rPr>
+          <w:rFonts w:ascii="TH Sarabun New" w:hAnsi="TH Sarabun New" w:cs="TH Sarabun New"/>
+          <w:sz w:val="28"/>
+        </w:rPr>
+        <w:t xml:space="preserve"> </w:t>
+      </w:r>
+      <w:r>
+        <w:rPr>
+          <w:rFonts w:ascii="TH Sarabun New" w:hAnsi="TH Sarabun New" w:cs="TH Sarabun New"/>
+          <w:sz w:val="28"/>
+          <w:cs/>
+        </w:rPr>
+        <w:t xml:space="preserve">ทำหน้าที่รับข้อมูลที่ </w:t>
+      </w:r>
+      <w:r>
+        <w:rPr>
+          <w:rFonts w:ascii="TH Sarabun New" w:hAnsi="TH Sarabun New" w:cs="TH Sarabun New"/>
+          <w:sz w:val="28"/>
+        </w:rPr>
+        <w:t xml:space="preserve">Monitoring Data Source </w:t>
+      </w:r>
+      <w:r>
+        <w:rPr>
+          <w:rFonts w:ascii="TH Sarabun New" w:hAnsi="TH Sarabun New" w:cs="TH Sarabun New"/>
+          <w:sz w:val="28"/>
+          <w:cs/>
+        </w:rPr>
+        <w:t xml:space="preserve">ส่งกลับมา โดยข้อมูลอาจประกอบด้วย </w:t>
+      </w:r>
+      <w:r>
+        <w:rPr>
+          <w:rFonts w:ascii="TH Sarabun New" w:hAnsi="TH Sarabun New" w:cs="TH Sarabun New"/>
+          <w:sz w:val="28"/>
+        </w:rPr>
+        <w:t xml:space="preserve">Telemetry, Flow Data, Event Data </w:t>
+      </w:r>
+      <w:r>
+        <w:rPr>
+          <w:rFonts w:ascii="TH Sarabun New" w:hAnsi="TH Sarabun New" w:cs="TH Sarabun New"/>
+          <w:sz w:val="28"/>
+          <w:cs/>
+        </w:rPr>
+        <w:t xml:space="preserve">และ </w:t>
+      </w:r>
+      <w:r>
+        <w:rPr>
+          <w:rFonts w:ascii="TH Sarabun New" w:hAnsi="TH Sarabun New" w:cs="TH Sarabun New"/>
+          <w:sz w:val="28"/>
+        </w:rPr>
+        <w:t>Source Metadata</w:t>
+      </w:r>
+    </w:p>
+    <w:p>
+      <w:pPr>
+        <w:rPr>
+          <w:rFonts w:ascii="TH Sarabun New" w:hAnsi="TH Sarabun New" w:cs="TH Sarabun New"/>
+          <w:sz w:val="28"/>
+        </w:rPr>
+      </w:pPr>
+      <w:r>
+        <w:rPr>
+          <w:rFonts w:ascii="TH Sarabun New" w:hAnsi="TH Sarabun New" w:cs="TH Sarabun New"/>
+          <w:b/>
+          <w:bCs/>
+          <w:sz w:val="28"/>
+        </w:rPr>
+        <w:t>1.4 Prepare Acquired Data</w:t>
+      </w:r>
+      <w:r>
+        <w:rPr>
+          <w:rFonts w:ascii="TH Sarabun New" w:hAnsi="TH Sarabun New" w:cs="TH Sarabun New"/>
+          <w:sz w:val="28"/>
+        </w:rPr>
+        <w:t xml:space="preserve"> </w:t>
+      </w:r>
+      <w:r>
+        <w:rPr>
+          <w:rFonts w:ascii="TH Sarabun New" w:hAnsi="TH Sarabun New" w:cs="TH Sarabun New"/>
+          <w:sz w:val="28"/>
+          <w:cs/>
+        </w:rPr>
+        <w:t xml:space="preserve">ทำหน้าที่รวบรวมและจัดเตรียมข้อมูลที่ได้รับให้อยู่ในรูปที่สามารถส่งต่อเข้าสู่ </w:t>
+      </w:r>
+      <w:r>
+        <w:rPr>
+          <w:rFonts w:ascii="TH Sarabun New" w:hAnsi="TH Sarabun New" w:cs="TH Sarabun New"/>
+          <w:sz w:val="28"/>
+        </w:rPr>
+        <w:t xml:space="preserve">Process 2.0 Data Processing &amp; Normalization </w:t>
+      </w:r>
+      <w:r>
+        <w:rPr>
+          <w:rFonts w:ascii="TH Sarabun New" w:hAnsi="TH Sarabun New" w:cs="TH Sarabun New"/>
+          <w:sz w:val="28"/>
+          <w:cs/>
+        </w:rPr>
+        <w:t xml:space="preserve">ได้ โดยผลลัพธ์ของกระบวนการนี้คือ </w:t>
+      </w:r>
+      <w:r>
+        <w:rPr>
+          <w:rFonts w:ascii="TH Sarabun New" w:hAnsi="TH Sarabun New" w:cs="TH Sarabun New"/>
+          <w:sz w:val="28"/>
+        </w:rPr>
+        <w:t>Acquired Monitoring Data</w:t>
+      </w:r>
+    </w:p>
+    <w:p>
+      <w:pPr>
+        <w:rPr>
+          <w:rFonts w:ascii="TH Sarabun New" w:hAnsi="TH Sarabun New" w:cs="TH Sarabun New"/>
+          <w:sz w:val="28"/>
+        </w:rPr>
+      </w:pPr>
+      <w:r>
+        <w:rPr>
+          <w:rFonts w:ascii="TH Sarabun New" w:hAnsi="TH Sarabun New" w:cs="TH Sarabun New"/>
+          <w:sz w:val="28"/>
+          <w:cs/>
+        </w:rPr>
+        <w:t xml:space="preserve">ดังนั้น </w:t>
+      </w:r>
+      <w:r>
+        <w:rPr>
+          <w:rFonts w:ascii="TH Sarabun New" w:hAnsi="TH Sarabun New" w:cs="TH Sarabun New"/>
+          <w:sz w:val="28"/>
+        </w:rPr>
+        <w:t xml:space="preserve">Process 1.0 </w:t>
+      </w:r>
+      <w:r>
+        <w:rPr>
+          <w:rFonts w:ascii="TH Sarabun New" w:hAnsi="TH Sarabun New" w:cs="TH Sarabun New"/>
+          <w:sz w:val="28"/>
+          <w:cs/>
+        </w:rPr>
+        <w:t xml:space="preserve">มีหน้าที่หลักในการเชื่อมต่อและรับข้อมูลจาก </w:t>
+      </w:r>
+      <w:r>
+        <w:rPr>
+          <w:rFonts w:ascii="TH Sarabun New" w:hAnsi="TH Sarabun New" w:cs="TH Sarabun New"/>
+          <w:sz w:val="28"/>
+        </w:rPr>
+        <w:t xml:space="preserve">Monitoring Data Source </w:t>
+      </w:r>
+      <w:r>
+        <w:rPr>
+          <w:rFonts w:ascii="TH Sarabun New" w:hAnsi="TH Sarabun New" w:cs="TH Sarabun New"/>
+          <w:sz w:val="28"/>
+          <w:cs/>
+        </w:rPr>
+        <w:t xml:space="preserve">โดยยังไม่ดำเนินการ </w:t>
+      </w:r>
+      <w:r>
+        <w:rPr>
+          <w:rFonts w:ascii="TH Sarabun New" w:hAnsi="TH Sarabun New" w:cs="TH Sarabun New"/>
+          <w:sz w:val="28"/>
+        </w:rPr>
+        <w:t xml:space="preserve">Normalization </w:t>
+      </w:r>
+      <w:r>
+        <w:rPr>
+          <w:rFonts w:ascii="TH Sarabun New" w:hAnsi="TH Sarabun New" w:cs="TH Sarabun New"/>
+          <w:sz w:val="28"/>
+          <w:cs/>
+        </w:rPr>
+        <w:t>หรือวิเคราะห์ข้อมูลภายในขั้นตอนนี้</w:t>
+      </w:r>
+    </w:p>
+    <w:p>
+      <w:pPr>
+        <w:rPr>
+          <w:rFonts w:ascii="TH Sarabun New" w:hAnsi="TH Sarabun New" w:cs="TH Sarabun New"/>
+          <w:sz w:val="28"/>
+        </w:rPr>
+      </w:pPr>
+      <w:r>
+        <w:rPr>
+          <w:rFonts w:ascii="TH Sarabun New" w:hAnsi="TH Sarabun New" w:cs="TH Sarabun New"/>
+          <w:sz w:val="28"/>
+        </w:rPr>
+        <w:br w:type="page"/>
+      </w:r>
+    </w:p>
+    <w:p>
+      <w:pPr>
+        <w:rPr>
+          <w:rFonts w:ascii="TH Sarabun New" w:hAnsi="TH Sarabun New" w:cs="TH Sarabun New"/>
+          <w:b/>
+          <w:bCs/>
+          <w:sz w:val="28"/>
+        </w:rPr>
+      </w:pPr>
+      <w:r>
+        <w:rPr>
+          <w:rFonts w:ascii="TH Sarabun New" w:hAnsi="TH Sarabun New" w:cs="TH Sarabun New"/>
+          <w:b/>
+          <w:bCs/>
+          <w:sz w:val="28"/>
+        </w:rPr>
+        <w:lastRenderedPageBreak/>
+        <w:t>Process 2.0 – Data Processing &amp; Normalization</w:t>
+      </w:r>
+    </w:p>
+    <w:p>
+      <w:pPr>
+        <w:rPr>
+          <w:rFonts w:ascii="TH Sarabun New" w:hAnsi="TH Sarabun New" w:cs="TH Sarabun New"/>
+          <w:sz w:val="28"/>
+        </w:rPr>
+      </w:pPr>
+      <w:r>
+        <w:rPr>
+          <w:rFonts w:ascii="TH Sarabun New" w:hAnsi="TH Sarabun New" w:cs="TH Sarabun New"/>
+          <w:noProof/>
+          <w:sz w:val="28"/>
+        </w:rPr>
+        <w:drawing>
+          <wp:anchor distT="0" distB="0" distL="114300" distR="114300" simplePos="0" relativeHeight="251658240" behindDoc="0" locked="0" layoutInCell="1" allowOverlap="1" wp14:anchorId="58BBBEAB" wp14:editId="263394CD">
+            <wp:simplePos x="0" y="0"/>
+            <wp:positionH relativeFrom="column">
+              <wp:posOffset>-592455</wp:posOffset>
+            </wp:positionH>
+            <wp:positionV relativeFrom="paragraph">
+              <wp:posOffset>610235</wp:posOffset>
+            </wp:positionV>
+            <wp:extent cx="6980555" cy="1500505"/>
+            <wp:effectExtent l="0" t="0" r="0" b="4445"/>
+            <wp:wrapSquare wrapText="bothSides"/>
+            <wp:docPr id="1879565949" name="Picture 4"/>
+            <wp:cNvGraphicFramePr>
+              <a:graphicFrameLocks xmlns:a="http://schemas.openxmlformats.org/drawingml/2006/main" noChangeAspect="1"/>
+            </wp:cNvGraphicFramePr>
+            <a:graphic xmlns:a="http://schemas.openxmlformats.org/drawingml/2006/main">
+              <a:graphicData uri="http://schemas.openxmlformats.org/drawingml/2006/picture">
+                <pic:pic xmlns:pic="http://schemas.openxmlformats.org/drawingml/2006/picture">
+                  <pic:nvPicPr>
+                    <pic:cNvPr id="0" name="Picture 4"/>
+                    <pic:cNvPicPr>
+                      <a:picLocks noChangeAspect="1" noChangeArrowheads="1"/>
+                    </pic:cNvPicPr>
+                  </pic:nvPicPr>
+                  <pic:blipFill rotWithShape="1">
+                    <a:blip r:embed="rId8" cstate="print">
+                      <a:extLst>
+                        <a:ext uri="{28A0092B-C50C-407E-A947-70E740481C1C}">
+                          <a14:useLocalDpi xmlns:a14="http://schemas.microsoft.com/office/drawing/2010/main" val="0"/>
+                        </a:ext>
+                      </a:extLst>
+                    </a:blip>
+                    <a:srcRect l="5626" t="43784" r="3154" b="28471"/>
+                    <a:stretch>
+                      <a:fillRect/>
+                    </a:stretch>
+                  </pic:blipFill>
+                  <pic:spPr bwMode="auto">
+                    <a:xfrm>
+                      <a:off x="0" y="0"/>
+                      <a:ext cx="6980555" cy="1500505"/>
+                    </a:xfrm>
+                    <a:prstGeom prst="rect">
+                      <a:avLst/>
+                    </a:prstGeom>
+                    <a:noFill/>
+                    <a:ln>
+                      <a:noFill/>
+                    </a:ln>
+                    <a:extLst>
+                      <a:ext uri="{53640926-AAD7-44D8-BBD7-CCE9431645EC}">
+                        <a14:shadowObscured xmlns:a14="http://schemas.microsoft.com/office/drawing/2010/main"/>
+                      </a:ext>
+                    </a:extLst>
+                  </pic:spPr>
+                </pic:pic>
+              </a:graphicData>
+            </a:graphic>
+            <wp14:sizeRelH relativeFrom="margin">
+              <wp14:pctWidth>0</wp14:pctWidth>
+            </wp14:sizeRelH>
+            <wp14:sizeRelV relativeFrom="margin">
+              <wp14:pctHeight>0</wp14:pctHeight>
+            </wp14:sizeRelV>
+          </wp:anchor>
+        </w:drawing>
+      </w:r>
+      <w:r>
+        <w:rPr>
+          <w:rFonts w:ascii="TH Sarabun New" w:hAnsi="TH Sarabun New" w:cs="TH Sarabun New"/>
+          <w:sz w:val="28"/>
+          <w:cs/>
+        </w:rPr>
+        <w:t xml:space="preserve">กระบวนการ </w:t>
+      </w:r>
+      <w:r>
+        <w:rPr>
+          <w:rFonts w:ascii="TH Sarabun New" w:hAnsi="TH Sarabun New" w:cs="TH Sarabun New"/>
+          <w:sz w:val="28"/>
+        </w:rPr>
+        <w:t xml:space="preserve">Data Processing &amp; Normalization </w:t>
+      </w:r>
+      <w:r>
+        <w:rPr>
+          <w:rFonts w:ascii="TH Sarabun New" w:hAnsi="TH Sarabun New" w:cs="TH Sarabun New"/>
+          <w:sz w:val="28"/>
+          <w:cs/>
+        </w:rPr>
+        <w:t xml:space="preserve">ทำหน้าที่เตรียมข้อมูลจากหลาย </w:t>
+      </w:r>
+      <w:r>
+        <w:rPr>
+          <w:rFonts w:ascii="TH Sarabun New" w:hAnsi="TH Sarabun New" w:cs="TH Sarabun New"/>
+          <w:sz w:val="28"/>
+        </w:rPr>
+        <w:t xml:space="preserve">Monitoring Source </w:t>
+      </w:r>
+      <w:r>
+        <w:rPr>
+          <w:rFonts w:ascii="TH Sarabun New" w:hAnsi="TH Sarabun New" w:cs="TH Sarabun New"/>
+          <w:sz w:val="28"/>
+          <w:cs/>
+        </w:rPr>
+        <w:t>ให้อยู่ในรูปแบบเดียวกันก่อนส่งต่อไปยังส่วนวิเคราะห์ โดยแบ่งเป็นกระบวนการย่อยดังนี้</w:t>
+      </w:r>
+    </w:p>
+    <w:p>
+      <w:pPr>
+        <w:rPr>
+          <w:rFonts w:ascii="TH Sarabun New" w:hAnsi="TH Sarabun New" w:cs="TH Sarabun New"/>
+          <w:sz w:val="28"/>
+        </w:rPr>
+      </w:pPr>
+      <w:r>
+        <w:rPr>
+          <w:rFonts w:ascii="TH Sarabun New" w:hAnsi="TH Sarabun New" w:cs="TH Sarabun New"/>
+          <w:b/>
+          <w:bCs/>
+          <w:sz w:val="28"/>
+        </w:rPr>
+        <w:t>2.1 Validate Input Data</w:t>
+      </w:r>
+      <w:r>
+        <w:rPr>
+          <w:rFonts w:ascii="TH Sarabun New" w:hAnsi="TH Sarabun New" w:cs="TH Sarabun New"/>
+          <w:sz w:val="28"/>
+        </w:rPr>
+        <w:t xml:space="preserve"> </w:t>
+      </w:r>
+      <w:r>
+        <w:rPr>
+          <w:rFonts w:ascii="TH Sarabun New" w:hAnsi="TH Sarabun New" w:cs="TH Sarabun New"/>
+          <w:sz w:val="28"/>
+          <w:cs/>
+        </w:rPr>
+        <w:t xml:space="preserve">ทำหน้าที่ตรวจสอบความถูกต้องและความครบถ้วนเบื้องต้นของ </w:t>
+      </w:r>
+      <w:r>
+        <w:rPr>
+          <w:rFonts w:ascii="TH Sarabun New" w:hAnsi="TH Sarabun New" w:cs="TH Sarabun New"/>
+          <w:sz w:val="28"/>
+        </w:rPr>
+        <w:t xml:space="preserve">Acquired Monitoring Data </w:t>
+      </w:r>
+      <w:r>
+        <w:rPr>
+          <w:rFonts w:ascii="TH Sarabun New" w:hAnsi="TH Sarabun New" w:cs="TH Sarabun New"/>
+          <w:sz w:val="28"/>
+          <w:cs/>
+        </w:rPr>
+        <w:t xml:space="preserve">เช่น ตรวจสอบ </w:t>
+      </w:r>
+      <w:r>
+        <w:rPr>
+          <w:rFonts w:ascii="TH Sarabun New" w:hAnsi="TH Sarabun New" w:cs="TH Sarabun New"/>
+          <w:sz w:val="28"/>
+        </w:rPr>
+        <w:t xml:space="preserve">Field </w:t>
+      </w:r>
+      <w:r>
+        <w:rPr>
+          <w:rFonts w:ascii="TH Sarabun New" w:hAnsi="TH Sarabun New" w:cs="TH Sarabun New"/>
+          <w:sz w:val="28"/>
+          <w:cs/>
+        </w:rPr>
+        <w:t>ที่จำเป็น ชนิดข้อมูล หรือข้อมูลที่ไม่สามารถนำไปประมวลผลต่อได้</w:t>
+      </w:r>
+    </w:p>
+    <w:p>
+      <w:pPr>
+        <w:rPr>
+          <w:rFonts w:ascii="TH Sarabun New" w:hAnsi="TH Sarabun New" w:cs="TH Sarabun New"/>
+          <w:sz w:val="28"/>
+        </w:rPr>
+      </w:pPr>
+      <w:r>
+        <w:rPr>
+          <w:rFonts w:ascii="TH Sarabun New" w:hAnsi="TH Sarabun New" w:cs="TH Sarabun New"/>
+          <w:b/>
+          <w:bCs/>
+          <w:sz w:val="28"/>
+        </w:rPr>
+        <w:t>2.2 Extract Source Fields &amp; Convert Format</w:t>
+      </w:r>
+      <w:r>
+        <w:rPr>
+          <w:rFonts w:ascii="TH Sarabun New" w:hAnsi="TH Sarabun New" w:cs="TH Sarabun New"/>
+          <w:sz w:val="28"/>
+        </w:rPr>
+        <w:t xml:space="preserve"> </w:t>
+      </w:r>
+      <w:r>
+        <w:rPr>
+          <w:rFonts w:ascii="TH Sarabun New" w:hAnsi="TH Sarabun New" w:cs="TH Sarabun New"/>
+          <w:sz w:val="28"/>
+          <w:cs/>
+        </w:rPr>
+        <w:t xml:space="preserve">ทำหน้าที่ดึง </w:t>
+      </w:r>
+      <w:r>
+        <w:rPr>
+          <w:rFonts w:ascii="TH Sarabun New" w:hAnsi="TH Sarabun New" w:cs="TH Sarabun New"/>
+          <w:sz w:val="28"/>
+        </w:rPr>
+        <w:t xml:space="preserve">Field </w:t>
+      </w:r>
+      <w:r>
+        <w:rPr>
+          <w:rFonts w:ascii="TH Sarabun New" w:hAnsi="TH Sarabun New" w:cs="TH Sarabun New"/>
+          <w:sz w:val="28"/>
+          <w:cs/>
+        </w:rPr>
+        <w:t xml:space="preserve">ที่จำเป็นออกจากข้อมูลของแต่ละ </w:t>
+      </w:r>
+      <w:r>
+        <w:rPr>
+          <w:rFonts w:ascii="TH Sarabun New" w:hAnsi="TH Sarabun New" w:cs="TH Sarabun New"/>
+          <w:sz w:val="28"/>
+        </w:rPr>
+        <w:t xml:space="preserve">Monitoring Source </w:t>
+      </w:r>
+      <w:r>
+        <w:rPr>
+          <w:rFonts w:ascii="TH Sarabun New" w:hAnsi="TH Sarabun New" w:cs="TH Sarabun New"/>
+          <w:sz w:val="28"/>
+          <w:cs/>
+        </w:rPr>
+        <w:t xml:space="preserve">และแปลงรูปแบบข้อมูลให้เหมาะสมกับการประมวลผลภายใน </w:t>
+      </w:r>
+      <w:r>
+        <w:rPr>
+          <w:rFonts w:ascii="TH Sarabun New" w:hAnsi="TH Sarabun New" w:cs="TH Sarabun New"/>
+          <w:sz w:val="28"/>
+        </w:rPr>
+        <w:t xml:space="preserve">Framework </w:t>
+      </w:r>
+      <w:r>
+        <w:rPr>
+          <w:rFonts w:ascii="TH Sarabun New" w:hAnsi="TH Sarabun New" w:cs="TH Sarabun New"/>
+          <w:sz w:val="28"/>
+          <w:cs/>
+        </w:rPr>
+        <w:t xml:space="preserve">โดยสามารถเรียกใช้ </w:t>
+      </w:r>
+      <w:r>
+        <w:rPr>
+          <w:rFonts w:ascii="TH Sarabun New" w:hAnsi="TH Sarabun New" w:cs="TH Sarabun New"/>
+          <w:sz w:val="28"/>
+        </w:rPr>
+        <w:t xml:space="preserve">Source Field Mapping </w:t>
+      </w:r>
+      <w:r>
+        <w:rPr>
+          <w:rFonts w:ascii="TH Sarabun New" w:hAnsi="TH Sarabun New" w:cs="TH Sarabun New"/>
+          <w:sz w:val="28"/>
+          <w:cs/>
+        </w:rPr>
+        <w:t xml:space="preserve">และ </w:t>
+      </w:r>
+      <w:r>
+        <w:rPr>
+          <w:rFonts w:ascii="TH Sarabun New" w:hAnsi="TH Sarabun New" w:cs="TH Sarabun New"/>
+          <w:sz w:val="28"/>
+        </w:rPr>
+        <w:t xml:space="preserve">Format Conversion Rules </w:t>
+      </w:r>
+      <w:r>
+        <w:rPr>
+          <w:rFonts w:ascii="TH Sarabun New" w:hAnsi="TH Sarabun New" w:cs="TH Sarabun New"/>
+          <w:sz w:val="28"/>
+          <w:cs/>
+        </w:rPr>
+        <w:t xml:space="preserve">จาก </w:t>
+      </w:r>
+      <w:r>
+        <w:rPr>
+          <w:rFonts w:ascii="TH Sarabun New" w:hAnsi="TH Sarabun New" w:cs="TH Sarabun New"/>
+          <w:sz w:val="28"/>
+        </w:rPr>
+        <w:t>D4 Configuration &amp; Context Data</w:t>
+      </w:r>
+    </w:p>
+    <w:p>
+      <w:pPr>
+        <w:rPr>
+          <w:rFonts w:ascii="TH Sarabun New" w:hAnsi="TH Sarabun New" w:cs="TH Sarabun New"/>
+          <w:sz w:val="28"/>
+        </w:rPr>
+      </w:pPr>
+      <w:r>
+        <w:rPr>
+          <w:rFonts w:ascii="TH Sarabun New" w:hAnsi="TH Sarabun New" w:cs="TH Sarabun New"/>
+          <w:sz w:val="28"/>
+          <w:cs/>
+        </w:rPr>
+        <w:t xml:space="preserve">ตัวอย่างเช่นข้อมูลจาก </w:t>
+      </w:r>
+      <w:r>
+        <w:rPr>
+          <w:rFonts w:ascii="TH Sarabun New" w:hAnsi="TH Sarabun New" w:cs="TH Sarabun New"/>
+          <w:sz w:val="28"/>
+        </w:rPr>
+        <w:t xml:space="preserve">Zeek </w:t>
+      </w:r>
+      <w:r>
+        <w:rPr>
+          <w:rFonts w:ascii="TH Sarabun New" w:hAnsi="TH Sarabun New" w:cs="TH Sarabun New"/>
+          <w:sz w:val="28"/>
+          <w:cs/>
+        </w:rPr>
+        <w:t xml:space="preserve">อาจใช้ชื่อ </w:t>
+      </w:r>
+      <w:r>
+        <w:rPr>
+          <w:rFonts w:ascii="TH Sarabun New" w:hAnsi="TH Sarabun New" w:cs="TH Sarabun New"/>
+          <w:sz w:val="28"/>
+        </w:rPr>
+        <w:t xml:space="preserve">Field </w:t>
+      </w:r>
+      <w:proofErr w:type="spellStart"/>
+      <w:r>
+        <w:rPr>
+          <w:rFonts w:ascii="TH Sarabun New" w:hAnsi="TH Sarabun New" w:cs="TH Sarabun New"/>
+          <w:sz w:val="28"/>
+        </w:rPr>
+        <w:t>id.orig_h</w:t>
+      </w:r>
+      <w:proofErr w:type="spellEnd"/>
+      <w:r>
+        <w:rPr>
+          <w:rFonts w:ascii="TH Sarabun New" w:hAnsi="TH Sarabun New" w:cs="TH Sarabun New"/>
+          <w:sz w:val="28"/>
+        </w:rPr>
+        <w:t xml:space="preserve"> </w:t>
+      </w:r>
+      <w:r>
+        <w:rPr>
+          <w:rFonts w:ascii="TH Sarabun New" w:hAnsi="TH Sarabun New" w:cs="TH Sarabun New"/>
+          <w:sz w:val="28"/>
+          <w:cs/>
+        </w:rPr>
+        <w:t xml:space="preserve">ในขณะที่ข้อมูลที่ได้จาก </w:t>
+      </w:r>
+      <w:r>
+        <w:rPr>
+          <w:rFonts w:ascii="TH Sarabun New" w:hAnsi="TH Sarabun New" w:cs="TH Sarabun New"/>
+          <w:sz w:val="28"/>
+        </w:rPr>
+        <w:t xml:space="preserve">PCAP Parser </w:t>
+      </w:r>
+      <w:r>
+        <w:rPr>
+          <w:rFonts w:ascii="TH Sarabun New" w:hAnsi="TH Sarabun New" w:cs="TH Sarabun New"/>
+          <w:sz w:val="28"/>
+          <w:cs/>
+        </w:rPr>
+        <w:t>อาจใช้</w:t>
+      </w:r>
+      <w:r>
+        <w:rPr>
+          <w:rFonts w:ascii="TH Sarabun New" w:hAnsi="TH Sarabun New" w:cs="TH Sarabun New"/>
+          <w:sz w:val="28"/>
+        </w:rPr>
+        <w:t xml:space="preserve"> </w:t>
+      </w:r>
+      <w:proofErr w:type="spellStart"/>
+      <w:r>
+        <w:rPr>
+          <w:rFonts w:ascii="TH Sarabun New" w:hAnsi="TH Sarabun New" w:cs="TH Sarabun New"/>
+          <w:sz w:val="28"/>
+        </w:rPr>
+        <w:t>ip.src</w:t>
+      </w:r>
+      <w:proofErr w:type="spellEnd"/>
+      <w:r>
+        <w:rPr>
+          <w:rFonts w:ascii="TH Sarabun New" w:hAnsi="TH Sarabun New" w:cs="TH Sarabun New"/>
+          <w:sz w:val="28"/>
+        </w:rPr>
+        <w:t xml:space="preserve"> </w:t>
+      </w:r>
+      <w:r>
+        <w:rPr>
+          <w:rFonts w:ascii="TH Sarabun New" w:hAnsi="TH Sarabun New" w:cs="TH Sarabun New"/>
+          <w:sz w:val="28"/>
+          <w:cs/>
+        </w:rPr>
+        <w:t xml:space="preserve">ซึ่งทั้งสอง </w:t>
+      </w:r>
+      <w:r>
+        <w:rPr>
+          <w:rFonts w:ascii="TH Sarabun New" w:hAnsi="TH Sarabun New" w:cs="TH Sarabun New"/>
+          <w:sz w:val="28"/>
+        </w:rPr>
+        <w:t xml:space="preserve">Field </w:t>
+      </w:r>
+      <w:r>
+        <w:rPr>
+          <w:rFonts w:ascii="TH Sarabun New" w:hAnsi="TH Sarabun New" w:cs="TH Sarabun New"/>
+          <w:sz w:val="28"/>
+          <w:cs/>
+        </w:rPr>
+        <w:t xml:space="preserve">สามารถถูกแปลงให้เป็น </w:t>
+      </w:r>
+      <w:r>
+        <w:rPr>
+          <w:rFonts w:ascii="TH Sarabun New" w:hAnsi="TH Sarabun New" w:cs="TH Sarabun New"/>
+          <w:sz w:val="28"/>
+        </w:rPr>
+        <w:t xml:space="preserve">Field </w:t>
+      </w:r>
+      <w:r>
+        <w:rPr>
+          <w:rFonts w:ascii="TH Sarabun New" w:hAnsi="TH Sarabun New" w:cs="TH Sarabun New"/>
+          <w:sz w:val="28"/>
+          <w:cs/>
+        </w:rPr>
+        <w:t>กลาง เช่น</w:t>
+      </w:r>
+      <w:r>
+        <w:rPr>
+          <w:rFonts w:ascii="TH Sarabun New" w:hAnsi="TH Sarabun New" w:cs="TH Sarabun New"/>
+          <w:sz w:val="28"/>
+        </w:rPr>
+        <w:t xml:space="preserve"> </w:t>
+      </w:r>
+      <w:proofErr w:type="spellStart"/>
+      <w:r>
+        <w:rPr>
+          <w:rFonts w:ascii="TH Sarabun New" w:hAnsi="TH Sarabun New" w:cs="TH Sarabun New"/>
+          <w:sz w:val="28"/>
+        </w:rPr>
+        <w:t>src_ip</w:t>
+      </w:r>
+      <w:proofErr w:type="spellEnd"/>
+    </w:p>
+    <w:p>
+      <w:pPr>
+        <w:rPr>
+          <w:rFonts w:ascii="TH Sarabun New" w:hAnsi="TH Sarabun New" w:cs="TH Sarabun New"/>
+          <w:sz w:val="28"/>
+        </w:rPr>
+      </w:pPr>
+      <w:r>
+        <w:rPr>
+          <w:rFonts w:ascii="TH Sarabun New" w:hAnsi="TH Sarabun New" w:cs="TH Sarabun New"/>
+          <w:b/>
+          <w:bCs/>
+          <w:sz w:val="28"/>
+        </w:rPr>
+        <w:t>2.3 Source-Level Duplicate Detection</w:t>
+      </w:r>
+      <w:r>
+        <w:rPr>
+          <w:rFonts w:ascii="TH Sarabun New" w:hAnsi="TH Sarabun New" w:cs="TH Sarabun New"/>
+          <w:sz w:val="28"/>
+        </w:rPr>
+        <w:t xml:space="preserve"> </w:t>
+      </w:r>
+      <w:r>
+        <w:rPr>
+          <w:rFonts w:ascii="TH Sarabun New" w:hAnsi="TH Sarabun New" w:cs="TH Sarabun New"/>
+          <w:sz w:val="28"/>
+          <w:cs/>
+        </w:rPr>
+        <w:t xml:space="preserve">ทำหน้าที่ตรวจสอบข้อมูลซ้ำที่เกิดจาก </w:t>
+      </w:r>
+      <w:r>
+        <w:rPr>
+          <w:rFonts w:ascii="TH Sarabun New" w:hAnsi="TH Sarabun New" w:cs="TH Sarabun New"/>
+          <w:sz w:val="28"/>
+        </w:rPr>
+        <w:t xml:space="preserve">Monitoring Source </w:t>
+      </w:r>
+      <w:r>
+        <w:rPr>
+          <w:rFonts w:ascii="TH Sarabun New" w:hAnsi="TH Sarabun New" w:cs="TH Sarabun New"/>
+          <w:sz w:val="28"/>
+          <w:cs/>
+        </w:rPr>
+        <w:t>เดียวกัน เพื่อลดการนำข้อมูลชุดเดิมเข้าสู่ขั้นตอนประมวลผลมากกว่าหนึ่งครั้ง</w:t>
+      </w:r>
+    </w:p>
+    <w:p>
+      <w:pPr>
+        <w:rPr>
+          <w:rFonts w:ascii="TH Sarabun New" w:hAnsi="TH Sarabun New" w:cs="TH Sarabun New"/>
+          <w:sz w:val="28"/>
+        </w:rPr>
+      </w:pPr>
+      <w:r>
+        <w:rPr>
+          <w:rFonts w:ascii="TH Sarabun New" w:hAnsi="TH Sarabun New" w:cs="TH Sarabun New"/>
+          <w:b/>
+          <w:bCs/>
+          <w:sz w:val="28"/>
+        </w:rPr>
+        <w:t>2.4 Common Schema Mapping</w:t>
+      </w:r>
+      <w:r>
+        <w:rPr>
+          <w:rFonts w:ascii="TH Sarabun New" w:hAnsi="TH Sarabun New" w:cs="TH Sarabun New"/>
+          <w:sz w:val="28"/>
+        </w:rPr>
+        <w:t xml:space="preserve"> </w:t>
+      </w:r>
+      <w:r>
+        <w:rPr>
+          <w:rFonts w:ascii="TH Sarabun New" w:hAnsi="TH Sarabun New" w:cs="TH Sarabun New"/>
+          <w:sz w:val="28"/>
+          <w:cs/>
+        </w:rPr>
+        <w:t xml:space="preserve">ทำหน้าที่ปรับ </w:t>
+      </w:r>
+      <w:r>
+        <w:rPr>
+          <w:rFonts w:ascii="TH Sarabun New" w:hAnsi="TH Sarabun New" w:cs="TH Sarabun New"/>
+          <w:sz w:val="28"/>
+        </w:rPr>
+        <w:t xml:space="preserve">Field </w:t>
+      </w:r>
+      <w:r>
+        <w:rPr>
+          <w:rFonts w:ascii="TH Sarabun New" w:hAnsi="TH Sarabun New" w:cs="TH Sarabun New"/>
+          <w:sz w:val="28"/>
+          <w:cs/>
+        </w:rPr>
+        <w:t xml:space="preserve">ที่ผ่านการประมวลผลให้อยู่ใน </w:t>
+      </w:r>
+      <w:r>
+        <w:rPr>
+          <w:rFonts w:ascii="TH Sarabun New" w:hAnsi="TH Sarabun New" w:cs="TH Sarabun New"/>
+          <w:sz w:val="28"/>
+        </w:rPr>
+        <w:t xml:space="preserve">Common Telemetry Schema </w:t>
+      </w:r>
+      <w:r>
+        <w:rPr>
+          <w:rFonts w:ascii="TH Sarabun New" w:hAnsi="TH Sarabun New" w:cs="TH Sarabun New"/>
+          <w:sz w:val="28"/>
+          <w:cs/>
+        </w:rPr>
+        <w:t xml:space="preserve">ที่ </w:t>
+      </w:r>
+      <w:r>
+        <w:rPr>
+          <w:rFonts w:ascii="TH Sarabun New" w:hAnsi="TH Sarabun New" w:cs="TH Sarabun New"/>
+          <w:sz w:val="28"/>
+        </w:rPr>
+        <w:t xml:space="preserve">Framework </w:t>
+      </w:r>
+      <w:r>
+        <w:rPr>
+          <w:rFonts w:ascii="TH Sarabun New" w:hAnsi="TH Sarabun New" w:cs="TH Sarabun New"/>
+          <w:sz w:val="28"/>
+          <w:cs/>
+        </w:rPr>
+        <w:t>กำหนด</w:t>
+      </w:r>
+    </w:p>
+    <w:p>
+      <w:pPr>
+        <w:rPr>
+          <w:rFonts w:ascii="TH Sarabun New" w:hAnsi="TH Sarabun New" w:cs="TH Sarabun New"/>
+          <w:sz w:val="28"/>
+        </w:rPr>
+      </w:pPr>
+      <w:r>
+        <w:rPr>
+          <w:rFonts w:ascii="TH Sarabun New" w:hAnsi="TH Sarabun New" w:cs="TH Sarabun New"/>
+          <w:b/>
+          <w:bCs/>
+          <w:sz w:val="28"/>
+        </w:rPr>
+        <w:t>2.5 Context Enrichment</w:t>
+      </w:r>
+      <w:r>
+        <w:rPr>
+          <w:rFonts w:ascii="TH Sarabun New" w:hAnsi="TH Sarabun New" w:cs="TH Sarabun New"/>
+          <w:sz w:val="28"/>
+        </w:rPr>
+        <w:t xml:space="preserve"> </w:t>
+      </w:r>
+      <w:r>
+        <w:rPr>
+          <w:rFonts w:ascii="TH Sarabun New" w:hAnsi="TH Sarabun New" w:cs="TH Sarabun New"/>
+          <w:sz w:val="28"/>
+          <w:cs/>
+        </w:rPr>
+        <w:t xml:space="preserve">ทำหน้าที่เพิ่มเติมบริบทที่เกี่ยวข้องกับข้อมูลเครือข่าย โดยอาศัย </w:t>
+      </w:r>
+      <w:r>
+        <w:rPr>
+          <w:rFonts w:ascii="TH Sarabun New" w:hAnsi="TH Sarabun New" w:cs="TH Sarabun New"/>
+          <w:sz w:val="28"/>
+        </w:rPr>
+        <w:t xml:space="preserve">Network, Asset </w:t>
+      </w:r>
+      <w:r>
+        <w:rPr>
+          <w:rFonts w:ascii="TH Sarabun New" w:hAnsi="TH Sarabun New" w:cs="TH Sarabun New"/>
+          <w:sz w:val="28"/>
+          <w:cs/>
+        </w:rPr>
+        <w:t xml:space="preserve">และ </w:t>
+      </w:r>
+      <w:r>
+        <w:rPr>
+          <w:rFonts w:ascii="TH Sarabun New" w:hAnsi="TH Sarabun New" w:cs="TH Sarabun New"/>
+          <w:sz w:val="28"/>
+        </w:rPr>
+        <w:t xml:space="preserve">Mapping Context </w:t>
+      </w:r>
+      <w:r>
+        <w:rPr>
+          <w:rFonts w:ascii="TH Sarabun New" w:hAnsi="TH Sarabun New" w:cs="TH Sarabun New"/>
+          <w:sz w:val="28"/>
+          <w:cs/>
+        </w:rPr>
+        <w:t xml:space="preserve">จาก </w:t>
+      </w:r>
+      <w:r>
+        <w:rPr>
+          <w:rFonts w:ascii="TH Sarabun New" w:hAnsi="TH Sarabun New" w:cs="TH Sarabun New"/>
+          <w:sz w:val="28"/>
+        </w:rPr>
+        <w:t xml:space="preserve">D4 </w:t>
+      </w:r>
+      <w:r>
+        <w:rPr>
+          <w:rFonts w:ascii="TH Sarabun New" w:hAnsi="TH Sarabun New" w:cs="TH Sarabun New"/>
+          <w:sz w:val="28"/>
+          <w:cs/>
+        </w:rPr>
+        <w:t xml:space="preserve">เช่น </w:t>
+      </w:r>
+      <w:r>
+        <w:rPr>
+          <w:rFonts w:ascii="TH Sarabun New" w:hAnsi="TH Sarabun New" w:cs="TH Sarabun New"/>
+          <w:sz w:val="28"/>
+        </w:rPr>
+        <w:t xml:space="preserve">Subnet, VLAN </w:t>
+      </w:r>
+      <w:r>
+        <w:rPr>
+          <w:rFonts w:ascii="TH Sarabun New" w:hAnsi="TH Sarabun New" w:cs="TH Sarabun New"/>
+          <w:sz w:val="28"/>
+          <w:cs/>
+        </w:rPr>
+        <w:t xml:space="preserve">หรือข้อมูล </w:t>
+      </w:r>
+      <w:r>
+        <w:rPr>
+          <w:rFonts w:ascii="TH Sarabun New" w:hAnsi="TH Sarabun New" w:cs="TH Sarabun New"/>
+          <w:sz w:val="28"/>
+        </w:rPr>
+        <w:t xml:space="preserve">Asset </w:t>
+      </w:r>
+      <w:r>
+        <w:rPr>
+          <w:rFonts w:ascii="TH Sarabun New" w:hAnsi="TH Sarabun New" w:cs="TH Sarabun New"/>
+          <w:sz w:val="28"/>
+          <w:cs/>
+        </w:rPr>
+        <w:t xml:space="preserve">ที่สัมพันธ์กับ </w:t>
+      </w:r>
+      <w:r>
+        <w:rPr>
+          <w:rFonts w:ascii="TH Sarabun New" w:hAnsi="TH Sarabun New" w:cs="TH Sarabun New"/>
+          <w:sz w:val="28"/>
+        </w:rPr>
+        <w:t xml:space="preserve">IP Address </w:t>
+      </w:r>
+      <w:r>
+        <w:rPr>
+          <w:rFonts w:ascii="TH Sarabun New" w:hAnsi="TH Sarabun New" w:cs="TH Sarabun New"/>
+          <w:sz w:val="28"/>
+          <w:cs/>
+        </w:rPr>
+        <w:t>ที่ตรวจพบ</w:t>
+      </w:r>
+    </w:p>
+    <w:p>
+      <w:pPr>
+        <w:rPr>
+          <w:rFonts w:ascii="TH Sarabun New" w:hAnsi="TH Sarabun New" w:cs="TH Sarabun New"/>
+          <w:sz w:val="28"/>
+        </w:rPr>
+      </w:pPr>
+      <w:r>
+        <w:rPr>
+          <w:rFonts w:ascii="TH Sarabun New" w:hAnsi="TH Sarabun New" w:cs="TH Sarabun New"/>
+          <w:b/>
+          <w:bCs/>
+          <w:sz w:val="28"/>
+        </w:rPr>
+        <w:t>2.6 Cross-Source Correlation</w:t>
+      </w:r>
+      <w:r>
+        <w:rPr>
+          <w:rFonts w:ascii="TH Sarabun New" w:hAnsi="TH Sarabun New" w:cs="TH Sarabun New"/>
+          <w:sz w:val="28"/>
+        </w:rPr>
+        <w:t xml:space="preserve"> </w:t>
+      </w:r>
+      <w:r>
+        <w:rPr>
+          <w:rFonts w:ascii="TH Sarabun New" w:hAnsi="TH Sarabun New" w:cs="TH Sarabun New"/>
+          <w:sz w:val="28"/>
+          <w:cs/>
+        </w:rPr>
+        <w:t xml:space="preserve">ทำหน้าที่ตรวจสอบและเชื่อมโยงข้อมูลที่มาจาก </w:t>
+      </w:r>
+      <w:r>
+        <w:rPr>
+          <w:rFonts w:ascii="TH Sarabun New" w:hAnsi="TH Sarabun New" w:cs="TH Sarabun New"/>
+          <w:sz w:val="28"/>
+        </w:rPr>
+        <w:t xml:space="preserve">Monitoring Source </w:t>
+      </w:r>
+      <w:r>
+        <w:rPr>
+          <w:rFonts w:ascii="TH Sarabun New" w:hAnsi="TH Sarabun New" w:cs="TH Sarabun New"/>
+          <w:sz w:val="28"/>
+          <w:cs/>
+        </w:rPr>
+        <w:t xml:space="preserve">ต่างชนิดกันซึ่งอาจอ้างถึง </w:t>
+      </w:r>
+      <w:r>
+        <w:rPr>
+          <w:rFonts w:ascii="TH Sarabun New" w:hAnsi="TH Sarabun New" w:cs="TH Sarabun New"/>
+          <w:sz w:val="28"/>
+        </w:rPr>
+        <w:t xml:space="preserve">Traffic </w:t>
+      </w:r>
+      <w:r>
+        <w:rPr>
+          <w:rFonts w:ascii="TH Sarabun New" w:hAnsi="TH Sarabun New" w:cs="TH Sarabun New"/>
+          <w:sz w:val="28"/>
+          <w:cs/>
+        </w:rPr>
+        <w:t xml:space="preserve">หรือ </w:t>
+      </w:r>
+      <w:r>
+        <w:rPr>
+          <w:rFonts w:ascii="TH Sarabun New" w:hAnsi="TH Sarabun New" w:cs="TH Sarabun New"/>
+          <w:sz w:val="28"/>
+        </w:rPr>
+        <w:t xml:space="preserve">Flow </w:t>
+      </w:r>
+      <w:r>
+        <w:rPr>
+          <w:rFonts w:ascii="TH Sarabun New" w:hAnsi="TH Sarabun New" w:cs="TH Sarabun New"/>
+          <w:sz w:val="28"/>
+          <w:cs/>
+        </w:rPr>
+        <w:t>เดียวกัน เพื่อลดความซ้ำซ้อนและรักษาความสัมพันธ์ระหว่างข้อมูลจากหลายแหล่ง</w:t>
+      </w:r>
+    </w:p>
+    <w:p>
+      <w:pPr>
+        <w:rPr>
+          <w:rFonts w:ascii="TH Sarabun New" w:hAnsi="TH Sarabun New" w:cs="TH Sarabun New"/>
+          <w:sz w:val="28"/>
+        </w:rPr>
+      </w:pPr>
+      <w:r>
+        <w:rPr>
+          <w:rFonts w:ascii="TH Sarabun New" w:hAnsi="TH Sarabun New" w:cs="TH Sarabun New"/>
+          <w:sz w:val="28"/>
+          <w:cs/>
+        </w:rPr>
+        <w:t xml:space="preserve">ผลลัพธ์สุดท้ายจาก </w:t>
+      </w:r>
+      <w:r>
+        <w:rPr>
+          <w:rFonts w:ascii="TH Sarabun New" w:hAnsi="TH Sarabun New" w:cs="TH Sarabun New"/>
+          <w:sz w:val="28"/>
+        </w:rPr>
+        <w:t xml:space="preserve">Process 2.0 </w:t>
+      </w:r>
+      <w:r>
+        <w:rPr>
+          <w:rFonts w:ascii="TH Sarabun New" w:hAnsi="TH Sarabun New" w:cs="TH Sarabun New"/>
+          <w:sz w:val="28"/>
+          <w:cs/>
+        </w:rPr>
+        <w:t xml:space="preserve">จะถูกจัดเก็บเป็น </w:t>
+      </w:r>
+      <w:r>
+        <w:rPr>
+          <w:rFonts w:ascii="TH Sarabun New" w:hAnsi="TH Sarabun New" w:cs="TH Sarabun New"/>
+          <w:sz w:val="28"/>
+        </w:rPr>
+        <w:t xml:space="preserve">Normalized Telemetry Data </w:t>
+      </w:r>
+      <w:r>
+        <w:rPr>
+          <w:rFonts w:ascii="TH Sarabun New" w:hAnsi="TH Sarabun New" w:cs="TH Sarabun New"/>
+          <w:sz w:val="28"/>
+          <w:cs/>
+        </w:rPr>
+        <w:t xml:space="preserve">ใน </w:t>
+      </w:r>
+      <w:r>
+        <w:rPr>
+          <w:rFonts w:ascii="TH Sarabun New" w:hAnsi="TH Sarabun New" w:cs="TH Sarabun New"/>
+          <w:sz w:val="28"/>
+        </w:rPr>
+        <w:t>D1 Normalized Network Data</w:t>
+      </w:r>
+    </w:p>
+    <w:p>
+      <w:pPr>
+        <w:rPr>
+          <w:rFonts w:ascii="TH Sarabun New" w:hAnsi="TH Sarabun New" w:cs="TH Sarabun New"/>
+          <w:sz w:val="28"/>
+        </w:rPr>
+      </w:pPr>
+      <w:r>
+        <w:rPr>
+          <w:rFonts w:ascii="TH Sarabun New" w:hAnsi="TH Sarabun New" w:cs="TH Sarabun New"/>
+          <w:sz w:val="28"/>
+        </w:rPr>
+        <w:br w:type="page"/>
+      </w:r>
+    </w:p>
+    <w:p>
+      <w:pPr>
+        <w:rPr>
+          <w:rFonts w:ascii="TH Sarabun New" w:hAnsi="TH Sarabun New" w:cs="TH Sarabun New"/>
+          <w:b/>
+          <w:bCs/>
+          <w:sz w:val="28"/>
+        </w:rPr>
+      </w:pPr>
+      <w:r>
+        <w:rPr>
+          <w:rFonts w:ascii="TH Sarabun New" w:hAnsi="TH Sarabun New" w:cs="TH Sarabun New"/>
+          <w:b/>
+          <w:bCs/>
+          <w:sz w:val="28"/>
+        </w:rPr>
+        <w:lastRenderedPageBreak/>
+        <w:t>Process 3.0 – Network Data Analysis</w:t>
+      </w:r>
+    </w:p>
+    <w:p>
+      <w:pPr>
+        <w:rPr>
+          <w:rFonts w:ascii="TH Sarabun New" w:hAnsi="TH Sarabun New" w:cs="TH Sarabun New"/>
+          <w:sz w:val="28"/>
+        </w:rPr>
+      </w:pPr>
+      <w:r>
+        <w:rPr>
+          <w:rFonts w:ascii="TH Sarabun New" w:hAnsi="TH Sarabun New" w:cs="TH Sarabun New"/>
+          <w:sz w:val="28"/>
+          <w:cs/>
+        </w:rPr>
+        <w:t xml:space="preserve">กระบวนการ </w:t>
+      </w:r>
+      <w:r>
+        <w:rPr>
+          <w:rFonts w:ascii="TH Sarabun New" w:hAnsi="TH Sarabun New" w:cs="TH Sarabun New"/>
+          <w:sz w:val="28"/>
+        </w:rPr>
+        <w:t xml:space="preserve">Network Data Analysis </w:t>
+      </w:r>
+      <w:r>
+        <w:rPr>
+          <w:rFonts w:ascii="TH Sarabun New" w:hAnsi="TH Sarabun New" w:cs="TH Sarabun New"/>
+          <w:sz w:val="28"/>
+          <w:cs/>
+        </w:rPr>
+        <w:t xml:space="preserve">ทำหน้าที่นำ </w:t>
+      </w:r>
+      <w:r>
+        <w:rPr>
+          <w:rFonts w:ascii="TH Sarabun New" w:hAnsi="TH Sarabun New" w:cs="TH Sarabun New"/>
+          <w:sz w:val="28"/>
+        </w:rPr>
+        <w:t xml:space="preserve">Normalized Network Data </w:t>
+      </w:r>
+      <w:r>
+        <w:rPr>
+          <w:rFonts w:ascii="TH Sarabun New" w:hAnsi="TH Sarabun New" w:cs="TH Sarabun New"/>
+          <w:sz w:val="28"/>
+          <w:cs/>
+        </w:rPr>
+        <w:t xml:space="preserve">จาก </w:t>
+      </w:r>
+      <w:r>
+        <w:rPr>
+          <w:rFonts w:ascii="TH Sarabun New" w:hAnsi="TH Sarabun New" w:cs="TH Sarabun New"/>
+          <w:sz w:val="28"/>
+        </w:rPr>
+        <w:t xml:space="preserve">D1 </w:t>
+      </w:r>
+      <w:r>
+        <w:rPr>
+          <w:rFonts w:ascii="TH Sarabun New" w:hAnsi="TH Sarabun New" w:cs="TH Sarabun New"/>
+          <w:sz w:val="28"/>
+          <w:cs/>
+        </w:rPr>
+        <w:t xml:space="preserve">มาจัดเตรียมและวิเคราะห์เพื่อสร้างผลลัพธ์ที่สามารถใช้ประกอบการตัดสินใจ โดยแบ่งออกเป็น </w:t>
+      </w:r>
+      <w:r>
+        <w:rPr>
+          <w:rFonts w:ascii="TH Sarabun New" w:hAnsi="TH Sarabun New" w:cs="TH Sarabun New"/>
+          <w:sz w:val="28"/>
+        </w:rPr>
+        <w:t xml:space="preserve">3 </w:t>
+      </w:r>
+      <w:r>
+        <w:rPr>
+          <w:rFonts w:ascii="TH Sarabun New" w:hAnsi="TH Sarabun New" w:cs="TH Sarabun New"/>
+          <w:sz w:val="28"/>
+          <w:cs/>
+        </w:rPr>
+        <w:t>กระบวนการย่อย</w:t>
+      </w:r>
+    </w:p>
+    <w:p>
+      <w:pPr>
+        <w:rPr>
+          <w:rFonts w:ascii="TH Sarabun New" w:hAnsi="TH Sarabun New" w:cs="TH Sarabun New"/>
+          <w:sz w:val="28"/>
+        </w:rPr>
+      </w:pPr>
+      <w:r>
+        <w:rPr>
+          <w:noProof/>
+        </w:rPr>
+        <w:drawing>
+          <wp:inline distT="0" distB="0" distL="0" distR="0" wp14:anchorId="625132D6" wp14:editId="4390D476">
+            <wp:extent cx="5565768" cy="814754"/>
+            <wp:effectExtent l="0" t="0" r="0" b="4445"/>
+            <wp:docPr id="366995375" name="Picture 5"/>
+            <wp:cNvGraphicFramePr>
+              <a:graphicFrameLocks xmlns:a="http://schemas.openxmlformats.org/drawingml/2006/main" noChangeAspect="1"/>
+            </wp:cNvGraphicFramePr>
+            <a:graphic xmlns:a="http://schemas.openxmlformats.org/drawingml/2006/main">
+              <a:graphicData uri="http://schemas.openxmlformats.org/drawingml/2006/picture">
+                <pic:pic xmlns:pic="http://schemas.openxmlformats.org/drawingml/2006/picture">
+                  <pic:nvPicPr>
+                    <pic:cNvPr id="0" name="Picture 5"/>
+                    <pic:cNvPicPr>
+                      <a:picLocks noChangeAspect="1" noChangeArrowheads="1"/>
+                    </pic:cNvPicPr>
+                  </pic:nvPicPr>
+                  <pic:blipFill rotWithShape="1">
+                    <a:blip r:embed="rId9" cstate="print">
+                      <a:extLst>
+                        <a:ext uri="{28A0092B-C50C-407E-A947-70E740481C1C}">
+                          <a14:useLocalDpi xmlns:a14="http://schemas.microsoft.com/office/drawing/2010/main" val="0"/>
+                        </a:ext>
+                      </a:extLst>
+                    </a:blip>
+                    <a:srcRect l="12796" t="44102" r="16683" b="41305"/>
+                    <a:stretch>
+                      <a:fillRect/>
+                    </a:stretch>
+                  </pic:blipFill>
+                  <pic:spPr bwMode="auto">
+                    <a:xfrm>
+                      <a:off x="0" y="0"/>
+                      <a:ext cx="5609195" cy="821111"/>
+                    </a:xfrm>
+                    <a:prstGeom prst="rect">
+                      <a:avLst/>
+                    </a:prstGeom>
+                    <a:noFill/>
+                    <a:ln>
+                      <a:noFill/>
+                    </a:ln>
+                    <a:extLst>
+                      <a:ext uri="{53640926-AAD7-44D8-BBD7-CCE9431645EC}">
+                        <a14:shadowObscured xmlns:a14="http://schemas.microsoft.com/office/drawing/2010/main"/>
+                      </a:ext>
+                    </a:extLst>
+                  </pic:spPr>
+                </pic:pic>
+              </a:graphicData>
+            </a:graphic>
+          </wp:inline>
+        </w:drawing>
+      </w:r>
+    </w:p>
+    <w:p>
+      <w:pPr>
+        <w:rPr>
+          <w:rFonts w:ascii="TH Sarabun New" w:hAnsi="TH Sarabun New" w:cs="TH Sarabun New"/>
+          <w:sz w:val="28"/>
+        </w:rPr>
+      </w:pPr>
+      <w:r>
+        <w:rPr>
+          <w:rFonts w:ascii="TH Sarabun New" w:hAnsi="TH Sarabun New" w:cs="TH Sarabun New"/>
+          <w:b/>
+          <w:bCs/>
+          <w:sz w:val="28"/>
+        </w:rPr>
+        <w:t>3.1 Prepare Analysis Features</w:t>
+      </w:r>
+      <w:r>
+        <w:rPr>
+          <w:rFonts w:ascii="TH Sarabun New" w:hAnsi="TH Sarabun New" w:cs="TH Sarabun New"/>
+          <w:sz w:val="28"/>
+        </w:rPr>
+        <w:t xml:space="preserve"> </w:t>
+      </w:r>
+      <w:r>
+        <w:rPr>
+          <w:rFonts w:ascii="TH Sarabun New" w:hAnsi="TH Sarabun New" w:cs="TH Sarabun New"/>
+          <w:sz w:val="28"/>
+          <w:cs/>
+        </w:rPr>
+        <w:t xml:space="preserve">ทำหน้าที่เลือกหรือสร้างข้อมูลที่จำเป็นสำหรับการวิเคราะห์จาก </w:t>
+      </w:r>
+      <w:r>
+        <w:rPr>
+          <w:rFonts w:ascii="TH Sarabun New" w:hAnsi="TH Sarabun New" w:cs="TH Sarabun New"/>
+          <w:sz w:val="28"/>
+        </w:rPr>
+        <w:t xml:space="preserve">Normalized Network Data </w:t>
+      </w:r>
+      <w:r>
+        <w:rPr>
+          <w:rFonts w:ascii="TH Sarabun New" w:hAnsi="TH Sarabun New" w:cs="TH Sarabun New"/>
+          <w:sz w:val="28"/>
+          <w:cs/>
+        </w:rPr>
+        <w:t xml:space="preserve">เช่น </w:t>
+      </w:r>
+      <w:r>
+        <w:rPr>
+          <w:rFonts w:ascii="TH Sarabun New" w:hAnsi="TH Sarabun New" w:cs="TH Sarabun New"/>
+          <w:sz w:val="28"/>
+        </w:rPr>
+        <w:t xml:space="preserve">Duration, Packet Count, Byte Count </w:t>
+      </w:r>
+      <w:r>
+        <w:rPr>
+          <w:rFonts w:ascii="TH Sarabun New" w:hAnsi="TH Sarabun New" w:cs="TH Sarabun New"/>
+          <w:sz w:val="28"/>
+          <w:cs/>
+        </w:rPr>
+        <w:t>หรือค่าที่คำนวณเพิ่มเติมจากข้อมูลเครือข่าย</w:t>
+      </w:r>
+    </w:p>
+    <w:p>
+      <w:pPr>
+        <w:rPr>
+          <w:rFonts w:ascii="TH Sarabun New" w:hAnsi="TH Sarabun New" w:cs="TH Sarabun New"/>
+          <w:sz w:val="28"/>
+        </w:rPr>
+      </w:pPr>
+      <w:r>
+        <w:rPr>
+          <w:rFonts w:ascii="TH Sarabun New" w:hAnsi="TH Sarabun New" w:cs="TH Sarabun New"/>
+          <w:sz w:val="28"/>
+          <w:cs/>
+        </w:rPr>
+        <w:t xml:space="preserve">ขั้นตอนนี้แตกต่างจาก </w:t>
+      </w:r>
+      <w:r>
+        <w:rPr>
+          <w:rFonts w:ascii="TH Sarabun New" w:hAnsi="TH Sarabun New" w:cs="TH Sarabun New"/>
+          <w:sz w:val="28"/>
+        </w:rPr>
+        <w:t xml:space="preserve">Field Extraction </w:t>
+      </w:r>
+      <w:r>
+        <w:rPr>
+          <w:rFonts w:ascii="TH Sarabun New" w:hAnsi="TH Sarabun New" w:cs="TH Sarabun New"/>
+          <w:sz w:val="28"/>
+          <w:cs/>
+        </w:rPr>
+        <w:t xml:space="preserve">ใน </w:t>
+      </w:r>
+      <w:r>
+        <w:rPr>
+          <w:rFonts w:ascii="TH Sarabun New" w:hAnsi="TH Sarabun New" w:cs="TH Sarabun New"/>
+          <w:sz w:val="28"/>
+        </w:rPr>
+        <w:t xml:space="preserve">Process 2.0 </w:t>
+      </w:r>
+      <w:r>
+        <w:rPr>
+          <w:rFonts w:ascii="TH Sarabun New" w:hAnsi="TH Sarabun New" w:cs="TH Sarabun New"/>
+          <w:sz w:val="28"/>
+          <w:cs/>
+        </w:rPr>
+        <w:t xml:space="preserve">เนื่องจาก </w:t>
+      </w:r>
+      <w:r>
+        <w:rPr>
+          <w:rFonts w:ascii="TH Sarabun New" w:hAnsi="TH Sarabun New" w:cs="TH Sarabun New"/>
+          <w:sz w:val="28"/>
+        </w:rPr>
+        <w:t xml:space="preserve">Process 2.0 </w:t>
+      </w:r>
+      <w:r>
+        <w:rPr>
+          <w:rFonts w:ascii="TH Sarabun New" w:hAnsi="TH Sarabun New" w:cs="TH Sarabun New"/>
+          <w:sz w:val="28"/>
+          <w:cs/>
+        </w:rPr>
+        <w:t xml:space="preserve">มีหน้าที่แปลงข้อมูลจาก </w:t>
+      </w:r>
+      <w:r>
+        <w:rPr>
+          <w:rFonts w:ascii="TH Sarabun New" w:hAnsi="TH Sarabun New" w:cs="TH Sarabun New"/>
+          <w:sz w:val="28"/>
+        </w:rPr>
+        <w:t xml:space="preserve">Monitoring Source </w:t>
+      </w:r>
+      <w:r>
+        <w:rPr>
+          <w:rFonts w:ascii="TH Sarabun New" w:hAnsi="TH Sarabun New" w:cs="TH Sarabun New"/>
+          <w:sz w:val="28"/>
+          <w:cs/>
+        </w:rPr>
+        <w:t xml:space="preserve">ให้อยู่ใน </w:t>
+      </w:r>
+      <w:r>
+        <w:rPr>
+          <w:rFonts w:ascii="TH Sarabun New" w:hAnsi="TH Sarabun New" w:cs="TH Sarabun New"/>
+          <w:sz w:val="28"/>
+        </w:rPr>
+        <w:t xml:space="preserve">Common Schema </w:t>
+      </w:r>
+      <w:r>
+        <w:rPr>
+          <w:rFonts w:ascii="TH Sarabun New" w:hAnsi="TH Sarabun New" w:cs="TH Sarabun New"/>
+          <w:sz w:val="28"/>
+          <w:cs/>
+        </w:rPr>
+        <w:t xml:space="preserve">ขณะที่ </w:t>
+      </w:r>
+      <w:r>
+        <w:rPr>
+          <w:rFonts w:ascii="TH Sarabun New" w:hAnsi="TH Sarabun New" w:cs="TH Sarabun New"/>
+          <w:sz w:val="28"/>
+        </w:rPr>
+        <w:t xml:space="preserve">Process 3.1 </w:t>
+      </w:r>
+      <w:r>
+        <w:rPr>
+          <w:rFonts w:ascii="TH Sarabun New" w:hAnsi="TH Sarabun New" w:cs="TH Sarabun New"/>
+          <w:sz w:val="28"/>
+          <w:cs/>
+        </w:rPr>
+        <w:t xml:space="preserve">มีหน้าที่จัดเตรียม </w:t>
+      </w:r>
+      <w:r>
+        <w:rPr>
+          <w:rFonts w:ascii="TH Sarabun New" w:hAnsi="TH Sarabun New" w:cs="TH Sarabun New"/>
+          <w:sz w:val="28"/>
+        </w:rPr>
+        <w:t xml:space="preserve">Feature </w:t>
+      </w:r>
+      <w:r>
+        <w:rPr>
+          <w:rFonts w:ascii="TH Sarabun New" w:hAnsi="TH Sarabun New" w:cs="TH Sarabun New"/>
+          <w:sz w:val="28"/>
+          <w:cs/>
+        </w:rPr>
+        <w:t>ที่เหมาะสมกับวิธีการวิเคราะห์</w:t>
+      </w:r>
+    </w:p>
+    <w:p>
+      <w:pPr>
+        <w:rPr>
+          <w:rFonts w:ascii="TH Sarabun New" w:hAnsi="TH Sarabun New" w:cs="TH Sarabun New"/>
+          <w:sz w:val="28"/>
+        </w:rPr>
+      </w:pPr>
+      <w:r>
+        <w:rPr>
+          <w:rFonts w:ascii="TH Sarabun New" w:hAnsi="TH Sarabun New" w:cs="TH Sarabun New"/>
+          <w:b/>
+          <w:bCs/>
+          <w:sz w:val="28"/>
+        </w:rPr>
+        <w:t>3.2 Perform Network Data Analysis</w:t>
+      </w:r>
+      <w:r>
+        <w:rPr>
+          <w:rFonts w:ascii="TH Sarabun New" w:hAnsi="TH Sarabun New" w:cs="TH Sarabun New"/>
+          <w:sz w:val="28"/>
+        </w:rPr>
+        <w:t xml:space="preserve"> </w:t>
+      </w:r>
+      <w:r>
+        <w:rPr>
+          <w:rFonts w:ascii="TH Sarabun New" w:hAnsi="TH Sarabun New" w:cs="TH Sarabun New"/>
+          <w:sz w:val="28"/>
+          <w:cs/>
+        </w:rPr>
+        <w:t xml:space="preserve">ทำหน้าที่นำ </w:t>
+      </w:r>
+      <w:r>
+        <w:rPr>
+          <w:rFonts w:ascii="TH Sarabun New" w:hAnsi="TH Sarabun New" w:cs="TH Sarabun New"/>
+          <w:sz w:val="28"/>
+        </w:rPr>
+        <w:t xml:space="preserve">Analysis Feature Set </w:t>
+      </w:r>
+      <w:r>
+        <w:rPr>
+          <w:rFonts w:ascii="TH Sarabun New" w:hAnsi="TH Sarabun New" w:cs="TH Sarabun New"/>
+          <w:sz w:val="28"/>
+          <w:cs/>
+        </w:rPr>
+        <w:t xml:space="preserve">ไปประมวลผลด้วยวิธีการวิเคราะห์ที่ </w:t>
+      </w:r>
+      <w:r>
+        <w:rPr>
+          <w:rFonts w:ascii="TH Sarabun New" w:hAnsi="TH Sarabun New" w:cs="TH Sarabun New"/>
+          <w:sz w:val="28"/>
+        </w:rPr>
+        <w:t xml:space="preserve">Framework </w:t>
+      </w:r>
+      <w:r>
+        <w:rPr>
+          <w:rFonts w:ascii="TH Sarabun New" w:hAnsi="TH Sarabun New" w:cs="TH Sarabun New"/>
+          <w:sz w:val="28"/>
+          <w:cs/>
+        </w:rPr>
+        <w:t xml:space="preserve">กำหนด ซึ่งสามารถเป็น </w:t>
+      </w:r>
+      <w:r>
+        <w:rPr>
+          <w:rFonts w:ascii="TH Sarabun New" w:hAnsi="TH Sarabun New" w:cs="TH Sarabun New"/>
+          <w:sz w:val="28"/>
+        </w:rPr>
+        <w:t xml:space="preserve">Machine Learning, Rule-based Analysis </w:t>
+      </w:r>
+      <w:r>
+        <w:rPr>
+          <w:rFonts w:ascii="TH Sarabun New" w:hAnsi="TH Sarabun New" w:cs="TH Sarabun New"/>
+          <w:sz w:val="28"/>
+          <w:cs/>
+        </w:rPr>
+        <w:t xml:space="preserve">หรือวิธีการอื่นตามการออกแบบของ </w:t>
+      </w:r>
+      <w:r>
+        <w:rPr>
+          <w:rFonts w:ascii="TH Sarabun New" w:hAnsi="TH Sarabun New" w:cs="TH Sarabun New"/>
+          <w:sz w:val="28"/>
+        </w:rPr>
+        <w:t>Analysis Module</w:t>
+      </w:r>
+    </w:p>
+    <w:p>
+      <w:pPr>
+        <w:rPr>
+          <w:rFonts w:ascii="TH Sarabun New" w:hAnsi="TH Sarabun New" w:cs="TH Sarabun New"/>
+          <w:sz w:val="28"/>
+        </w:rPr>
+      </w:pPr>
+      <w:r>
+        <w:rPr>
+          <w:rFonts w:ascii="TH Sarabun New" w:hAnsi="TH Sarabun New" w:cs="TH Sarabun New"/>
+          <w:b/>
+          <w:bCs/>
+          <w:sz w:val="28"/>
+        </w:rPr>
+        <w:t>3.3 Generate Analysis Result &amp; Risk Context</w:t>
+      </w:r>
+      <w:r>
+        <w:rPr>
+          <w:rFonts w:ascii="TH Sarabun New" w:hAnsi="TH Sarabun New" w:cs="TH Sarabun New"/>
+          <w:sz w:val="28"/>
+        </w:rPr>
+        <w:t xml:space="preserve"> </w:t>
+      </w:r>
+      <w:r>
+        <w:rPr>
+          <w:rFonts w:ascii="TH Sarabun New" w:hAnsi="TH Sarabun New" w:cs="TH Sarabun New"/>
+          <w:sz w:val="28"/>
+          <w:cs/>
+        </w:rPr>
+        <w:t xml:space="preserve">ทำหน้าที่นำผลลัพธ์จากการวิเคราะห์มาจัดให้อยู่ในรูปที่สามารถใช้ประกอบการตัดสินใจได้ เช่น </w:t>
+      </w:r>
+      <w:r>
+        <w:rPr>
+          <w:rFonts w:ascii="TH Sarabun New" w:hAnsi="TH Sarabun New" w:cs="TH Sarabun New"/>
+          <w:sz w:val="28"/>
+        </w:rPr>
+        <w:t xml:space="preserve">Analysis Result, Risk Score, Risk Level, Reason </w:t>
+      </w:r>
+      <w:r>
+        <w:rPr>
+          <w:rFonts w:ascii="TH Sarabun New" w:hAnsi="TH Sarabun New" w:cs="TH Sarabun New"/>
+          <w:sz w:val="28"/>
+          <w:cs/>
+        </w:rPr>
+        <w:t xml:space="preserve">และ </w:t>
+      </w:r>
+      <w:r>
+        <w:rPr>
+          <w:rFonts w:ascii="TH Sarabun New" w:hAnsi="TH Sarabun New" w:cs="TH Sarabun New"/>
+          <w:sz w:val="28"/>
+        </w:rPr>
+        <w:t>Context</w:t>
+      </w:r>
+    </w:p>
+    <w:p>
+      <w:pPr>
+        <w:rPr>
+          <w:rFonts w:ascii="TH Sarabun New" w:hAnsi="TH Sarabun New" w:cs="TH Sarabun New"/>
+          <w:sz w:val="28"/>
+        </w:rPr>
+      </w:pPr>
+      <w:r>
+        <w:rPr>
+          <w:rFonts w:ascii="TH Sarabun New" w:hAnsi="TH Sarabun New" w:cs="TH Sarabun New"/>
+          <w:sz w:val="28"/>
+          <w:cs/>
+        </w:rPr>
+        <w:t xml:space="preserve">ข้อมูลดังกล่าวจะถูกจัดเก็บไว้ใน </w:t>
+      </w:r>
+      <w:r>
+        <w:rPr>
+          <w:rFonts w:ascii="TH Sarabun New" w:hAnsi="TH Sarabun New" w:cs="TH Sarabun New"/>
+          <w:sz w:val="28"/>
+        </w:rPr>
+        <w:t xml:space="preserve">D2 Analysis Results </w:t>
+      </w:r>
+      <w:r>
+        <w:rPr>
+          <w:rFonts w:ascii="TH Sarabun New" w:hAnsi="TH Sarabun New" w:cs="TH Sarabun New"/>
+          <w:sz w:val="28"/>
+          <w:cs/>
+        </w:rPr>
+        <w:t xml:space="preserve">เพื่อให้ </w:t>
+      </w:r>
+      <w:r>
+        <w:rPr>
+          <w:rFonts w:ascii="TH Sarabun New" w:hAnsi="TH Sarabun New" w:cs="TH Sarabun New"/>
+          <w:sz w:val="28"/>
+        </w:rPr>
+        <w:t xml:space="preserve">Process 4.0 Rule Decision &amp; Management </w:t>
+      </w:r>
+      <w:r>
+        <w:rPr>
+          <w:rFonts w:ascii="TH Sarabun New" w:hAnsi="TH Sarabun New" w:cs="TH Sarabun New"/>
+          <w:sz w:val="28"/>
+          <w:cs/>
+        </w:rPr>
+        <w:t>เรียกใช้ต่อไป</w:t>
+      </w:r>
+    </w:p>
+    <w:p>
+      <w:pPr>
+        <w:rPr>
+          <w:rFonts w:ascii="TH Sarabun New" w:hAnsi="TH Sarabun New" w:cs="TH Sarabun New"/>
+          <w:b/>
+          <w:bCs/>
+          <w:sz w:val="28"/>
+        </w:rPr>
+      </w:pPr>
+    </w:p>
+    <w:p>
+      <w:pPr>
+        <w:rPr>
+          <w:rFonts w:ascii="TH Sarabun New" w:hAnsi="TH Sarabun New" w:cs="TH Sarabun New"/>
+          <w:b/>
+          <w:bCs/>
+          <w:sz w:val="28"/>
+        </w:rPr>
+      </w:pPr>
+      <w:r>
+        <w:rPr>
+          <w:rFonts w:ascii="TH Sarabun New" w:hAnsi="TH Sarabun New" w:cs="TH Sarabun New"/>
+          <w:b/>
+          <w:bCs/>
+          <w:sz w:val="28"/>
+        </w:rPr>
+        <w:t>Process 4.0 – Rule Decision &amp; Management</w:t>
+      </w:r>
+    </w:p>
+    <w:p>
+      <w:pPr>
+        <w:rPr>
+          <w:rFonts w:ascii="TH Sarabun New" w:hAnsi="TH Sarabun New" w:cs="TH Sarabun New"/>
+          <w:sz w:val="28"/>
+        </w:rPr>
+      </w:pPr>
+      <w:r>
+        <w:rPr>
+          <w:noProof/>
+        </w:rPr>
+        <w:drawing>
+          <wp:anchor distT="0" distB="0" distL="114300" distR="114300" simplePos="0" relativeHeight="251660288" behindDoc="0" locked="0" layoutInCell="1" allowOverlap="1" wp14:anchorId="09D7A6E4" wp14:editId="20A1837D">
+            <wp:simplePos x="0" y="0"/>
+            <wp:positionH relativeFrom="margin">
+              <wp:posOffset>-803275</wp:posOffset>
+            </wp:positionH>
+            <wp:positionV relativeFrom="paragraph">
+              <wp:posOffset>614680</wp:posOffset>
+            </wp:positionV>
+            <wp:extent cx="7324725" cy="2225040"/>
+            <wp:effectExtent l="0" t="0" r="9525" b="3810"/>
+            <wp:wrapSquare wrapText="bothSides"/>
+            <wp:docPr id="2042154780" name="Picture 6"/>
+            <wp:cNvGraphicFramePr>
+              <a:graphicFrameLocks xmlns:a="http://schemas.openxmlformats.org/drawingml/2006/main" noChangeAspect="1"/>
+            </wp:cNvGraphicFramePr>
+            <a:graphic xmlns:a="http://schemas.openxmlformats.org/drawingml/2006/main">
+              <a:graphicData uri="http://schemas.openxmlformats.org/drawingml/2006/picture">
+                <pic:pic xmlns:pic="http://schemas.openxmlformats.org/drawingml/2006/picture">
+                  <pic:nvPicPr>
+                    <pic:cNvPr id="0" name="Picture 7"/>
+                    <pic:cNvPicPr>
+                      <a:picLocks noChangeAspect="1" noChangeArrowheads="1"/>
+                    </pic:cNvPicPr>
+                  </pic:nvPicPr>
+                  <pic:blipFill rotWithShape="1">
+                    <a:blip r:embed="rId10" cstate="print">
+                      <a:extLst>
+                        <a:ext uri="{28A0092B-C50C-407E-A947-70E740481C1C}">
+                          <a14:useLocalDpi xmlns:a14="http://schemas.microsoft.com/office/drawing/2010/main" val="0"/>
+                        </a:ext>
+                      </a:extLst>
+                    </a:blip>
+                    <a:srcRect l="3723" t="31564" r="7866" b="30484"/>
+                    <a:stretch>
+                      <a:fillRect/>
+                    </a:stretch>
+                  </pic:blipFill>
+                  <pic:spPr bwMode="auto">
+                    <a:xfrm>
+                      <a:off x="0" y="0"/>
+                      <a:ext cx="7324725" cy="2225040"/>
+                    </a:xfrm>
+                    <a:prstGeom prst="rect">
+                      <a:avLst/>
+                    </a:prstGeom>
+                    <a:noFill/>
+                    <a:ln>
+                      <a:noFill/>
+                    </a:ln>
+                    <a:extLst>
+                      <a:ext uri="{53640926-AAD7-44D8-BBD7-CCE9431645EC}">
+                        <a14:shadowObscured xmlns:a14="http://schemas.microsoft.com/office/drawing/2010/main"/>
+                      </a:ext>
+                    </a:extLst>
+                  </pic:spPr>
+                </pic:pic>
+              </a:graphicData>
+            </a:graphic>
+            <wp14:sizeRelH relativeFrom="margin">
+              <wp14:pctWidth>0</wp14:pctWidth>
+            </wp14:sizeRelH>
+            <wp14:sizeRelV relativeFrom="margin">
+              <wp14:pctHeight>0</wp14:pctHeight>
+            </wp14:sizeRelV>
+          </wp:anchor>
+        </w:drawing>
+      </w:r>
+      <w:r>
+        <w:rPr>
+          <w:rFonts w:ascii="TH Sarabun New" w:hAnsi="TH Sarabun New" w:cs="TH Sarabun New"/>
+          <w:sz w:val="28"/>
+        </w:rPr>
+        <w:t xml:space="preserve">Process 4.0 </w:t>
+      </w:r>
+      <w:r>
+        <w:rPr>
+          <w:rFonts w:ascii="TH Sarabun New" w:hAnsi="TH Sarabun New" w:cs="TH Sarabun New"/>
+          <w:sz w:val="28"/>
+          <w:cs/>
+        </w:rPr>
+        <w:t xml:space="preserve">เป็นส่วนที่ทำหน้าที่เชื่อมระหว่างผลการวิเคราะห์กับการสร้างกฎสำหรับเครือข่าย รวมถึงรองรับการพิจารณาและควบคุมโดย </w:t>
+      </w:r>
+      <w:r>
+        <w:rPr>
+          <w:rFonts w:ascii="TH Sarabun New" w:hAnsi="TH Sarabun New" w:cs="TH Sarabun New"/>
+          <w:sz w:val="28"/>
+        </w:rPr>
+        <w:t xml:space="preserve">Administrator / Operator </w:t>
+      </w:r>
+      <w:r>
+        <w:rPr>
+          <w:rFonts w:ascii="TH Sarabun New" w:hAnsi="TH Sarabun New" w:cs="TH Sarabun New"/>
+          <w:sz w:val="28"/>
+          <w:cs/>
+        </w:rPr>
+        <w:t>โดยแบ่งออกเป็นกระบวนการย่อยดังนี้</w:t>
+      </w:r>
+    </w:p>
+    <w:p>
+      <w:pPr>
+        <w:rPr>
+          <w:rFonts w:ascii="TH Sarabun New" w:hAnsi="TH Sarabun New" w:cs="TH Sarabun New"/>
+          <w:sz w:val="28"/>
+        </w:rPr>
+      </w:pPr>
+      <w:r>
+        <w:rPr>
+          <w:rFonts w:ascii="TH Sarabun New" w:hAnsi="TH Sarabun New" w:cs="TH Sarabun New"/>
+          <w:b/>
+          <w:bCs/>
+          <w:sz w:val="28"/>
+        </w:rPr>
+        <w:lastRenderedPageBreak/>
+        <w:t>4.1 Collect Decision Inputs &amp; Context</w:t>
+      </w:r>
+      <w:r>
+        <w:rPr>
+          <w:rFonts w:ascii="TH Sarabun New" w:hAnsi="TH Sarabun New" w:cs="TH Sarabun New"/>
+          <w:sz w:val="28"/>
+        </w:rPr>
+        <w:t xml:space="preserve"> </w:t>
+      </w:r>
+      <w:r>
+        <w:rPr>
+          <w:rFonts w:ascii="TH Sarabun New" w:hAnsi="TH Sarabun New" w:cs="TH Sarabun New"/>
+          <w:sz w:val="28"/>
+          <w:cs/>
+        </w:rPr>
+        <w:t xml:space="preserve">ทำหน้าที่รวบรวม </w:t>
+      </w:r>
+      <w:r>
+        <w:rPr>
+          <w:rFonts w:ascii="TH Sarabun New" w:hAnsi="TH Sarabun New" w:cs="TH Sarabun New"/>
+          <w:sz w:val="28"/>
+        </w:rPr>
+        <w:t xml:space="preserve">Analysis Result </w:t>
+      </w:r>
+      <w:r>
+        <w:rPr>
+          <w:rFonts w:ascii="TH Sarabun New" w:hAnsi="TH Sarabun New" w:cs="TH Sarabun New"/>
+          <w:sz w:val="28"/>
+          <w:cs/>
+        </w:rPr>
+        <w:t xml:space="preserve">และ </w:t>
+      </w:r>
+      <w:r>
+        <w:rPr>
+          <w:rFonts w:ascii="TH Sarabun New" w:hAnsi="TH Sarabun New" w:cs="TH Sarabun New"/>
+          <w:sz w:val="28"/>
+        </w:rPr>
+        <w:t xml:space="preserve">Risk Context </w:t>
+      </w:r>
+      <w:r>
+        <w:rPr>
+          <w:rFonts w:ascii="TH Sarabun New" w:hAnsi="TH Sarabun New" w:cs="TH Sarabun New"/>
+          <w:sz w:val="28"/>
+          <w:cs/>
+        </w:rPr>
+        <w:t xml:space="preserve">จาก </w:t>
+      </w:r>
+      <w:r>
+        <w:rPr>
+          <w:rFonts w:ascii="TH Sarabun New" w:hAnsi="TH Sarabun New" w:cs="TH Sarabun New"/>
+          <w:sz w:val="28"/>
+        </w:rPr>
+        <w:t xml:space="preserve">D2 Analysis Results </w:t>
+      </w:r>
+      <w:r>
+        <w:rPr>
+          <w:rFonts w:ascii="TH Sarabun New" w:hAnsi="TH Sarabun New" w:cs="TH Sarabun New"/>
+          <w:sz w:val="28"/>
+          <w:cs/>
+        </w:rPr>
+        <w:t xml:space="preserve">รวมถึงรองรับ </w:t>
+      </w:r>
+      <w:r>
+        <w:rPr>
+          <w:rFonts w:ascii="TH Sarabun New" w:hAnsi="TH Sarabun New" w:cs="TH Sarabun New"/>
+          <w:sz w:val="28"/>
+        </w:rPr>
+        <w:t xml:space="preserve">Rule Request </w:t>
+      </w:r>
+      <w:r>
+        <w:rPr>
+          <w:rFonts w:ascii="TH Sarabun New" w:hAnsi="TH Sarabun New" w:cs="TH Sarabun New"/>
+          <w:sz w:val="28"/>
+          <w:cs/>
+        </w:rPr>
+        <w:t xml:space="preserve">ที่มาจาก </w:t>
+      </w:r>
+      <w:r>
+        <w:rPr>
+          <w:rFonts w:ascii="TH Sarabun New" w:hAnsi="TH Sarabun New" w:cs="TH Sarabun New"/>
+          <w:sz w:val="28"/>
+        </w:rPr>
+        <w:t xml:space="preserve">Administrator / Operator </w:t>
+      </w:r>
+      <w:r>
+        <w:rPr>
+          <w:rFonts w:ascii="TH Sarabun New" w:hAnsi="TH Sarabun New" w:cs="TH Sarabun New"/>
+          <w:sz w:val="28"/>
+          <w:cs/>
+        </w:rPr>
+        <w:t>เพื่อใช้เป็นข้อมูลตั้งต้นสำหรับการตัดสินใจ</w:t>
+      </w:r>
+    </w:p>
+    <w:p>
+      <w:pPr>
+        <w:rPr>
+          <w:rFonts w:ascii="TH Sarabun New" w:hAnsi="TH Sarabun New" w:cs="TH Sarabun New"/>
+          <w:sz w:val="28"/>
+        </w:rPr>
+      </w:pPr>
+      <w:r>
+        <w:rPr>
+          <w:rFonts w:ascii="TH Sarabun New" w:hAnsi="TH Sarabun New" w:cs="TH Sarabun New"/>
+          <w:b/>
+          <w:bCs/>
+          <w:sz w:val="28"/>
+        </w:rPr>
+        <w:t>4.2 Evaluate Required Action</w:t>
+      </w:r>
+      <w:r>
+        <w:rPr>
+          <w:rFonts w:ascii="TH Sarabun New" w:hAnsi="TH Sarabun New" w:cs="TH Sarabun New"/>
+          <w:sz w:val="28"/>
+        </w:rPr>
+        <w:t xml:space="preserve"> </w:t>
+      </w:r>
+      <w:r>
+        <w:rPr>
+          <w:rFonts w:ascii="TH Sarabun New" w:hAnsi="TH Sarabun New" w:cs="TH Sarabun New"/>
+          <w:sz w:val="28"/>
+          <w:cs/>
+        </w:rPr>
+        <w:t>ทำหน้าที่ประเมินว่าจากข้อมูลที่ได้รับ ระบบควรเสนอการดำเนินการอย่างไร เช่น การอนุญาต การปฏิเสธ หรือการจำกัดการติดต่อของเป้าหมาย</w:t>
+      </w:r>
+    </w:p>
+    <w:p>
+      <w:pPr>
+        <w:rPr>
+          <w:rFonts w:ascii="TH Sarabun New" w:hAnsi="TH Sarabun New" w:cs="TH Sarabun New"/>
+          <w:sz w:val="28"/>
+        </w:rPr>
+      </w:pPr>
+      <w:r>
+        <w:rPr>
+          <w:rFonts w:ascii="TH Sarabun New" w:hAnsi="TH Sarabun New" w:cs="TH Sarabun New"/>
+          <w:b/>
+          <w:bCs/>
+          <w:sz w:val="28"/>
+        </w:rPr>
+        <w:t>4.3 Generate Generic Rule Proposal</w:t>
+      </w:r>
+      <w:r>
+        <w:rPr>
+          <w:rFonts w:ascii="TH Sarabun New" w:hAnsi="TH Sarabun New" w:cs="TH Sarabun New"/>
+          <w:sz w:val="28"/>
+        </w:rPr>
+        <w:t xml:space="preserve"> </w:t>
+      </w:r>
+      <w:r>
+        <w:rPr>
+          <w:rFonts w:ascii="TH Sarabun New" w:hAnsi="TH Sarabun New" w:cs="TH Sarabun New"/>
+          <w:sz w:val="28"/>
+          <w:cs/>
+        </w:rPr>
+        <w:t xml:space="preserve">ทำหน้าที่แปลง </w:t>
+      </w:r>
+      <w:r>
+        <w:rPr>
+          <w:rFonts w:ascii="TH Sarabun New" w:hAnsi="TH Sarabun New" w:cs="TH Sarabun New"/>
+          <w:sz w:val="28"/>
+        </w:rPr>
+        <w:t xml:space="preserve">Action Decision </w:t>
+      </w:r>
+      <w:r>
+        <w:rPr>
+          <w:rFonts w:ascii="TH Sarabun New" w:hAnsi="TH Sarabun New" w:cs="TH Sarabun New"/>
+          <w:sz w:val="28"/>
+          <w:cs/>
+        </w:rPr>
+        <w:t xml:space="preserve">ให้เป็น </w:t>
+      </w:r>
+      <w:r>
+        <w:rPr>
+          <w:rFonts w:ascii="TH Sarabun New" w:hAnsi="TH Sarabun New" w:cs="TH Sarabun New"/>
+          <w:sz w:val="28"/>
+        </w:rPr>
+        <w:t xml:space="preserve">Generic Rule </w:t>
+      </w:r>
+      <w:r>
+        <w:rPr>
+          <w:rFonts w:ascii="TH Sarabun New" w:hAnsi="TH Sarabun New" w:cs="TH Sarabun New"/>
+          <w:sz w:val="28"/>
+          <w:cs/>
+        </w:rPr>
+        <w:t xml:space="preserve">ที่ไม่ขึ้นอยู่กับ </w:t>
+      </w:r>
+      <w:r>
+        <w:rPr>
+          <w:rFonts w:ascii="TH Sarabun New" w:hAnsi="TH Sarabun New" w:cs="TH Sarabun New"/>
+          <w:sz w:val="28"/>
+        </w:rPr>
+        <w:t xml:space="preserve">Vendor </w:t>
+      </w:r>
+      <w:r>
+        <w:rPr>
+          <w:rFonts w:ascii="TH Sarabun New" w:hAnsi="TH Sarabun New" w:cs="TH Sarabun New"/>
+          <w:sz w:val="28"/>
+          <w:cs/>
+        </w:rPr>
+        <w:t xml:space="preserve">หรือเทคโนโลยีของอุปกรณ์ เช่น กำหนด </w:t>
+      </w:r>
+      <w:r>
+        <w:rPr>
+          <w:rFonts w:ascii="TH Sarabun New" w:hAnsi="TH Sarabun New" w:cs="TH Sarabun New"/>
+          <w:sz w:val="28"/>
+        </w:rPr>
+        <w:t xml:space="preserve">Action, Target, Duration </w:t>
+      </w:r>
+      <w:r>
+        <w:rPr>
+          <w:rFonts w:ascii="TH Sarabun New" w:hAnsi="TH Sarabun New" w:cs="TH Sarabun New"/>
+          <w:sz w:val="28"/>
+          <w:cs/>
+        </w:rPr>
+        <w:t xml:space="preserve">และ </w:t>
+      </w:r>
+      <w:r>
+        <w:rPr>
+          <w:rFonts w:ascii="TH Sarabun New" w:hAnsi="TH Sarabun New" w:cs="TH Sarabun New"/>
+          <w:sz w:val="28"/>
+        </w:rPr>
+        <w:t xml:space="preserve">Reason </w:t>
+      </w:r>
+      <w:r>
+        <w:rPr>
+          <w:rFonts w:ascii="TH Sarabun New" w:hAnsi="TH Sarabun New" w:cs="TH Sarabun New"/>
+          <w:sz w:val="28"/>
+          <w:cs/>
+        </w:rPr>
+        <w:t xml:space="preserve">โดยยังไม่แปลงเป็น </w:t>
+      </w:r>
+      <w:r>
+        <w:rPr>
+          <w:rFonts w:ascii="TH Sarabun New" w:hAnsi="TH Sarabun New" w:cs="TH Sarabun New"/>
+          <w:sz w:val="28"/>
+        </w:rPr>
+        <w:t xml:space="preserve">OpenFlow Rule, ACL </w:t>
+      </w:r>
+      <w:r>
+        <w:rPr>
+          <w:rFonts w:ascii="TH Sarabun New" w:hAnsi="TH Sarabun New" w:cs="TH Sarabun New"/>
+          <w:sz w:val="28"/>
+          <w:cs/>
+        </w:rPr>
+        <w:t>หรือคำสั่งเฉพาะอุปกรณ์</w:t>
+      </w:r>
+    </w:p>
+    <w:p>
+      <w:pPr>
+        <w:rPr>
+          <w:rFonts w:ascii="TH Sarabun New" w:hAnsi="TH Sarabun New" w:cs="TH Sarabun New"/>
+          <w:sz w:val="28"/>
+        </w:rPr>
+      </w:pPr>
+      <w:r>
+        <w:rPr>
+          <w:rFonts w:ascii="TH Sarabun New" w:hAnsi="TH Sarabun New" w:cs="TH Sarabun New"/>
+          <w:b/>
+          <w:bCs/>
+          <w:sz w:val="28"/>
+        </w:rPr>
+        <w:t>4.4 Present Decision for Approval</w:t>
+      </w:r>
+      <w:r>
+        <w:rPr>
+          <w:rFonts w:ascii="TH Sarabun New" w:hAnsi="TH Sarabun New" w:cs="TH Sarabun New"/>
+          <w:sz w:val="28"/>
+        </w:rPr>
+        <w:t xml:space="preserve"> </w:t>
+      </w:r>
+      <w:r>
+        <w:rPr>
+          <w:rFonts w:ascii="TH Sarabun New" w:hAnsi="TH Sarabun New" w:cs="TH Sarabun New"/>
+          <w:sz w:val="28"/>
+          <w:cs/>
+        </w:rPr>
+        <w:t xml:space="preserve">ทำหน้าที่นำ </w:t>
+      </w:r>
+      <w:r>
+        <w:rPr>
+          <w:rFonts w:ascii="TH Sarabun New" w:hAnsi="TH Sarabun New" w:cs="TH Sarabun New"/>
+          <w:sz w:val="28"/>
+        </w:rPr>
+        <w:t xml:space="preserve">Proposed Generic Rule </w:t>
+      </w:r>
+      <w:r>
+        <w:rPr>
+          <w:rFonts w:ascii="TH Sarabun New" w:hAnsi="TH Sarabun New" w:cs="TH Sarabun New"/>
+          <w:sz w:val="28"/>
+          <w:cs/>
+        </w:rPr>
+        <w:t xml:space="preserve">พร้อม </w:t>
+      </w:r>
+      <w:r>
+        <w:rPr>
+          <w:rFonts w:ascii="TH Sarabun New" w:hAnsi="TH Sarabun New" w:cs="TH Sarabun New"/>
+          <w:sz w:val="28"/>
+        </w:rPr>
+        <w:t xml:space="preserve">Suggestion </w:t>
+      </w:r>
+      <w:r>
+        <w:rPr>
+          <w:rFonts w:ascii="TH Sarabun New" w:hAnsi="TH Sarabun New" w:cs="TH Sarabun New"/>
+          <w:sz w:val="28"/>
+          <w:cs/>
+        </w:rPr>
+        <w:t xml:space="preserve">และ </w:t>
+      </w:r>
+      <w:r>
+        <w:rPr>
+          <w:rFonts w:ascii="TH Sarabun New" w:hAnsi="TH Sarabun New" w:cs="TH Sarabun New"/>
+          <w:sz w:val="28"/>
+        </w:rPr>
+        <w:t xml:space="preserve">Context </w:t>
+      </w:r>
+      <w:r>
+        <w:rPr>
+          <w:rFonts w:ascii="TH Sarabun New" w:hAnsi="TH Sarabun New" w:cs="TH Sarabun New"/>
+          <w:sz w:val="28"/>
+          <w:cs/>
+        </w:rPr>
+        <w:t xml:space="preserve">ที่เกี่ยวข้องส่งให้ </w:t>
+      </w:r>
+      <w:r>
+        <w:rPr>
+          <w:rFonts w:ascii="TH Sarabun New" w:hAnsi="TH Sarabun New" w:cs="TH Sarabun New"/>
+          <w:sz w:val="28"/>
+        </w:rPr>
+        <w:t xml:space="preserve">Administrator / Operator </w:t>
+      </w:r>
+      <w:r>
+        <w:rPr>
+          <w:rFonts w:ascii="TH Sarabun New" w:hAnsi="TH Sarabun New" w:cs="TH Sarabun New"/>
+          <w:sz w:val="28"/>
+          <w:cs/>
+        </w:rPr>
+        <w:t>เพื่อประกอบการอนุมัติหรือพิจารณาก่อนดำเนินการจริง</w:t>
+      </w:r>
+    </w:p>
+    <w:p>
+      <w:pPr>
+        <w:rPr>
+          <w:rFonts w:ascii="TH Sarabun New" w:hAnsi="TH Sarabun New" w:cs="TH Sarabun New"/>
+          <w:sz w:val="28"/>
+        </w:rPr>
+      </w:pPr>
+      <w:r>
+        <w:rPr>
+          <w:rFonts w:ascii="TH Sarabun New" w:hAnsi="TH Sarabun New" w:cs="TH Sarabun New"/>
+          <w:b/>
+          <w:bCs/>
+          <w:sz w:val="28"/>
+        </w:rPr>
+        <w:t>4.5 Process Administrator Decision</w:t>
+      </w:r>
+      <w:r>
+        <w:rPr>
+          <w:rFonts w:ascii="TH Sarabun New" w:hAnsi="TH Sarabun New" w:cs="TH Sarabun New"/>
+          <w:sz w:val="28"/>
+        </w:rPr>
+        <w:t xml:space="preserve"> </w:t>
+      </w:r>
+      <w:r>
+        <w:rPr>
+          <w:rFonts w:ascii="TH Sarabun New" w:hAnsi="TH Sarabun New" w:cs="TH Sarabun New"/>
+          <w:sz w:val="28"/>
+          <w:cs/>
+        </w:rPr>
+        <w:t xml:space="preserve">ทำหน้าที่รับ </w:t>
+      </w:r>
+      <w:r>
+        <w:rPr>
+          <w:rFonts w:ascii="TH Sarabun New" w:hAnsi="TH Sarabun New" w:cs="TH Sarabun New"/>
+          <w:sz w:val="28"/>
+        </w:rPr>
+        <w:t xml:space="preserve">Decision Approval / Rejection </w:t>
+      </w:r>
+      <w:r>
+        <w:rPr>
+          <w:rFonts w:ascii="TH Sarabun New" w:hAnsi="TH Sarabun New" w:cs="TH Sarabun New"/>
+          <w:sz w:val="28"/>
+          <w:cs/>
+        </w:rPr>
+        <w:t xml:space="preserve">หรือ </w:t>
+      </w:r>
+      <w:r>
+        <w:rPr>
+          <w:rFonts w:ascii="TH Sarabun New" w:hAnsi="TH Sarabun New" w:cs="TH Sarabun New"/>
+          <w:sz w:val="28"/>
+        </w:rPr>
+        <w:t xml:space="preserve">Rule Override </w:t>
+      </w:r>
+      <w:r>
+        <w:rPr>
+          <w:rFonts w:ascii="TH Sarabun New" w:hAnsi="TH Sarabun New" w:cs="TH Sarabun New"/>
+          <w:sz w:val="28"/>
+          <w:cs/>
+        </w:rPr>
+        <w:t xml:space="preserve">จาก </w:t>
+      </w:r>
+      <w:r>
+        <w:rPr>
+          <w:rFonts w:ascii="TH Sarabun New" w:hAnsi="TH Sarabun New" w:cs="TH Sarabun New"/>
+          <w:sz w:val="28"/>
+        </w:rPr>
+        <w:t xml:space="preserve">Administrator / Operator </w:t>
+      </w:r>
+      <w:r>
+        <w:rPr>
+          <w:rFonts w:ascii="TH Sarabun New" w:hAnsi="TH Sarabun New" w:cs="TH Sarabun New"/>
+          <w:sz w:val="28"/>
+          <w:cs/>
+        </w:rPr>
+        <w:t xml:space="preserve">หากผู้ใช้งานอนุมัติ ระบบสามารถดำเนินการตามกฎที่เสนอ หากปฏิเสธจะไม่ส่งกฎเข้าสู่กระบวนการ </w:t>
+      </w:r>
+      <w:r>
+        <w:rPr>
+          <w:rFonts w:ascii="TH Sarabun New" w:hAnsi="TH Sarabun New" w:cs="TH Sarabun New"/>
+          <w:sz w:val="28"/>
+        </w:rPr>
+        <w:t xml:space="preserve">Enforcement </w:t>
+      </w:r>
+      <w:r>
+        <w:rPr>
+          <w:rFonts w:ascii="TH Sarabun New" w:hAnsi="TH Sarabun New" w:cs="TH Sarabun New"/>
+          <w:sz w:val="28"/>
+          <w:cs/>
+        </w:rPr>
+        <w:t xml:space="preserve">และหากมีการ </w:t>
+      </w:r>
+      <w:r>
+        <w:rPr>
+          <w:rFonts w:ascii="TH Sarabun New" w:hAnsi="TH Sarabun New" w:cs="TH Sarabun New"/>
+          <w:sz w:val="28"/>
+        </w:rPr>
+        <w:t xml:space="preserve">Override </w:t>
+      </w:r>
+      <w:r>
+        <w:rPr>
+          <w:rFonts w:ascii="TH Sarabun New" w:hAnsi="TH Sarabun New" w:cs="TH Sarabun New"/>
+          <w:sz w:val="28"/>
+          <w:cs/>
+        </w:rPr>
+        <w:t xml:space="preserve">ระบบจะใช้ค่าที่ผู้ใช้งานปรับแก้เป็น </w:t>
+      </w:r>
+      <w:r>
+        <w:rPr>
+          <w:rFonts w:ascii="TH Sarabun New" w:hAnsi="TH Sarabun New" w:cs="TH Sarabun New"/>
+          <w:sz w:val="28"/>
+        </w:rPr>
+        <w:t>Final Generic Rule</w:t>
+      </w:r>
+    </w:p>
+    <w:p>
+      <w:pPr>
+        <w:rPr>
+          <w:rFonts w:ascii="TH Sarabun New" w:hAnsi="TH Sarabun New" w:cs="TH Sarabun New"/>
+          <w:sz w:val="28"/>
+        </w:rPr>
+      </w:pPr>
+      <w:r>
+        <w:rPr>
+          <w:rFonts w:ascii="TH Sarabun New" w:hAnsi="TH Sarabun New" w:cs="TH Sarabun New"/>
+          <w:b/>
+          <w:bCs/>
+          <w:sz w:val="28"/>
+        </w:rPr>
+        <w:t>4.6 Finalize &amp; Record Rule Decision</w:t>
+      </w:r>
+      <w:r>
+        <w:rPr>
+          <w:rFonts w:ascii="TH Sarabun New" w:hAnsi="TH Sarabun New" w:cs="TH Sarabun New"/>
+          <w:sz w:val="28"/>
+        </w:rPr>
+        <w:t xml:space="preserve"> </w:t>
+      </w:r>
+      <w:r>
+        <w:rPr>
+          <w:rFonts w:ascii="TH Sarabun New" w:hAnsi="TH Sarabun New" w:cs="TH Sarabun New"/>
+          <w:sz w:val="28"/>
+          <w:cs/>
+        </w:rPr>
+        <w:t xml:space="preserve">ทำหน้าที่จัดทำ </w:t>
+      </w:r>
+      <w:r>
+        <w:rPr>
+          <w:rFonts w:ascii="TH Sarabun New" w:hAnsi="TH Sarabun New" w:cs="TH Sarabun New"/>
+          <w:sz w:val="28"/>
+        </w:rPr>
+        <w:t xml:space="preserve">Final Decision </w:t>
+      </w:r>
+      <w:r>
+        <w:rPr>
+          <w:rFonts w:ascii="TH Sarabun New" w:hAnsi="TH Sarabun New" w:cs="TH Sarabun New"/>
+          <w:sz w:val="28"/>
+          <w:cs/>
+        </w:rPr>
+        <w:t xml:space="preserve">และบันทึก </w:t>
+      </w:r>
+      <w:r>
+        <w:rPr>
+          <w:rFonts w:ascii="TH Sarabun New" w:hAnsi="TH Sarabun New" w:cs="TH Sarabun New"/>
+          <w:sz w:val="28"/>
+        </w:rPr>
+        <w:t xml:space="preserve">Rule / Decision Record </w:t>
+      </w:r>
+      <w:r>
+        <w:rPr>
+          <w:rFonts w:ascii="TH Sarabun New" w:hAnsi="TH Sarabun New" w:cs="TH Sarabun New"/>
+          <w:sz w:val="28"/>
+          <w:cs/>
+        </w:rPr>
+        <w:t xml:space="preserve">ลงใน </w:t>
+      </w:r>
+      <w:r>
+        <w:rPr>
+          <w:rFonts w:ascii="TH Sarabun New" w:hAnsi="TH Sarabun New" w:cs="TH Sarabun New"/>
+          <w:sz w:val="28"/>
+        </w:rPr>
+        <w:t xml:space="preserve">D3 Rule / Decision Records </w:t>
+      </w:r>
+      <w:r>
+        <w:rPr>
+          <w:rFonts w:ascii="TH Sarabun New" w:hAnsi="TH Sarabun New" w:cs="TH Sarabun New"/>
+          <w:sz w:val="28"/>
+          <w:cs/>
+        </w:rPr>
+        <w:t xml:space="preserve">เพื่อเก็บประวัติการตัดสินใจ รวมถึงกรณีที่มีการอนุมัติ ปฏิเสธ หรือ </w:t>
+      </w:r>
+      <w:r>
+        <w:rPr>
+          <w:rFonts w:ascii="TH Sarabun New" w:hAnsi="TH Sarabun New" w:cs="TH Sarabun New"/>
+          <w:sz w:val="28"/>
+        </w:rPr>
+        <w:t>Override</w:t>
+      </w:r>
+    </w:p>
+    <w:p>
+      <w:pPr>
+        <w:rPr>
+          <w:rFonts w:ascii="TH Sarabun New" w:hAnsi="TH Sarabun New" w:cs="TH Sarabun New"/>
+          <w:sz w:val="28"/>
+        </w:rPr>
+      </w:pPr>
+      <w:r>
+        <w:rPr>
+          <w:rFonts w:ascii="TH Sarabun New" w:hAnsi="TH Sarabun New" w:cs="TH Sarabun New"/>
+          <w:b/>
+          <w:bCs/>
+          <w:sz w:val="28"/>
+        </w:rPr>
+        <w:t>4.7 Dispatch Approved Rule</w:t>
+      </w:r>
+      <w:r>
+        <w:rPr>
+          <w:rFonts w:ascii="TH Sarabun New" w:hAnsi="TH Sarabun New" w:cs="TH Sarabun New"/>
+          <w:sz w:val="28"/>
+        </w:rPr>
+        <w:t xml:space="preserve"> </w:t>
+      </w:r>
+      <w:r>
+        <w:rPr>
+          <w:rFonts w:ascii="TH Sarabun New" w:hAnsi="TH Sarabun New" w:cs="TH Sarabun New"/>
+          <w:sz w:val="28"/>
+          <w:cs/>
+        </w:rPr>
+        <w:t xml:space="preserve">ทำหน้าที่ส่งเฉพาะ </w:t>
+      </w:r>
+      <w:r>
+        <w:rPr>
+          <w:rFonts w:ascii="TH Sarabun New" w:hAnsi="TH Sarabun New" w:cs="TH Sarabun New"/>
+          <w:sz w:val="28"/>
+        </w:rPr>
+        <w:t xml:space="preserve">Approved Generic Rule </w:t>
+      </w:r>
+      <w:r>
+        <w:rPr>
+          <w:rFonts w:ascii="TH Sarabun New" w:hAnsi="TH Sarabun New" w:cs="TH Sarabun New"/>
+          <w:sz w:val="28"/>
+          <w:cs/>
+        </w:rPr>
+        <w:t xml:space="preserve">และ </w:t>
+      </w:r>
+      <w:r>
+        <w:rPr>
+          <w:rFonts w:ascii="TH Sarabun New" w:hAnsi="TH Sarabun New" w:cs="TH Sarabun New"/>
+          <w:sz w:val="28"/>
+        </w:rPr>
+        <w:t xml:space="preserve">Enforcement Request </w:t>
+      </w:r>
+      <w:r>
+        <w:rPr>
+          <w:rFonts w:ascii="TH Sarabun New" w:hAnsi="TH Sarabun New" w:cs="TH Sarabun New"/>
+          <w:sz w:val="28"/>
+          <w:cs/>
+        </w:rPr>
+        <w:t xml:space="preserve">ไปยัง </w:t>
+      </w:r>
+      <w:r>
+        <w:rPr>
+          <w:rFonts w:ascii="TH Sarabun New" w:hAnsi="TH Sarabun New" w:cs="TH Sarabun New"/>
+          <w:sz w:val="28"/>
+        </w:rPr>
+        <w:t xml:space="preserve">Process 5.0 Rule Enforcement &amp; Verification </w:t>
+      </w:r>
+      <w:r>
+        <w:rPr>
+          <w:rFonts w:ascii="TH Sarabun New" w:hAnsi="TH Sarabun New" w:cs="TH Sarabun New"/>
+          <w:sz w:val="28"/>
+          <w:cs/>
+        </w:rPr>
+        <w:t>เพื่อดำเนินการกับเครือข่ายเป้าหมายต่อไป</w:t>
+      </w:r>
+    </w:p>
+    <w:p>
+      <w:pPr>
+        <w:rPr>
+          <w:rFonts w:ascii="TH Sarabun New" w:hAnsi="TH Sarabun New" w:cs="TH Sarabun New"/>
+          <w:sz w:val="28"/>
+        </w:rPr>
+      </w:pPr>
+      <w:r>
+        <w:rPr>
+          <w:rFonts w:ascii="TH Sarabun New" w:hAnsi="TH Sarabun New" w:cs="TH Sarabun New"/>
+          <w:sz w:val="28"/>
+          <w:cs/>
+        </w:rPr>
+        <w:t xml:space="preserve">โครงสร้างดังกล่าวสอดคล้องกับ </w:t>
+      </w:r>
+      <w:r>
+        <w:rPr>
+          <w:rFonts w:ascii="TH Sarabun New" w:hAnsi="TH Sarabun New" w:cs="TH Sarabun New"/>
+          <w:sz w:val="28"/>
+        </w:rPr>
+        <w:t xml:space="preserve">P4 Level 1 </w:t>
+      </w:r>
+      <w:r>
+        <w:rPr>
+          <w:rFonts w:ascii="TH Sarabun New" w:hAnsi="TH Sarabun New" w:cs="TH Sarabun New"/>
+          <w:sz w:val="28"/>
+          <w:cs/>
+        </w:rPr>
+        <w:t xml:space="preserve">ที่แบ่งเส้นทางตั้งแต่ </w:t>
+      </w:r>
+      <w:r>
+        <w:rPr>
+          <w:rFonts w:ascii="TH Sarabun New" w:hAnsi="TH Sarabun New" w:cs="TH Sarabun New"/>
+          <w:sz w:val="28"/>
+        </w:rPr>
+        <w:t xml:space="preserve">Analysis Result </w:t>
+      </w:r>
+      <w:r>
+        <w:rPr>
+          <w:rFonts w:ascii="TH Sarabun New" w:hAnsi="TH Sarabun New" w:cs="TH Sarabun New"/>
+          <w:sz w:val="28"/>
+          <w:cs/>
+        </w:rPr>
+        <w:t xml:space="preserve">และ </w:t>
+      </w:r>
+      <w:r>
+        <w:rPr>
+          <w:rFonts w:ascii="TH Sarabun New" w:hAnsi="TH Sarabun New" w:cs="TH Sarabun New"/>
+          <w:sz w:val="28"/>
+        </w:rPr>
+        <w:t xml:space="preserve">Risk Context </w:t>
+      </w:r>
+      <w:r>
+        <w:rPr>
+          <w:rFonts w:ascii="TH Sarabun New" w:hAnsi="TH Sarabun New" w:cs="TH Sarabun New"/>
+          <w:sz w:val="28"/>
+          <w:cs/>
+        </w:rPr>
+        <w:t xml:space="preserve">ไปจนถึง </w:t>
+      </w:r>
+      <w:r>
+        <w:rPr>
+          <w:rFonts w:ascii="TH Sarabun New" w:hAnsi="TH Sarabun New" w:cs="TH Sarabun New"/>
+          <w:sz w:val="28"/>
+        </w:rPr>
+        <w:t xml:space="preserve">Final Generic Rule </w:t>
+      </w:r>
+      <w:r>
+        <w:rPr>
+          <w:rFonts w:ascii="TH Sarabun New" w:hAnsi="TH Sarabun New" w:cs="TH Sarabun New"/>
+          <w:sz w:val="28"/>
+          <w:cs/>
+        </w:rPr>
+        <w:t xml:space="preserve">และ </w:t>
+      </w:r>
+      <w:r>
+        <w:rPr>
+          <w:rFonts w:ascii="TH Sarabun New" w:hAnsi="TH Sarabun New" w:cs="TH Sarabun New"/>
+          <w:sz w:val="28"/>
+        </w:rPr>
+        <w:t xml:space="preserve">Approved Generic Rule </w:t>
+      </w:r>
+      <w:r>
+        <w:rPr>
+          <w:rFonts w:ascii="TH Sarabun New" w:hAnsi="TH Sarabun New" w:cs="TH Sarabun New"/>
+          <w:sz w:val="28"/>
+          <w:cs/>
+        </w:rPr>
+        <w:t xml:space="preserve">ก่อนส่งเข้าสู่ </w:t>
+      </w:r>
+      <w:r>
+        <w:rPr>
+          <w:rFonts w:ascii="TH Sarabun New" w:hAnsi="TH Sarabun New" w:cs="TH Sarabun New"/>
+          <w:sz w:val="28"/>
+        </w:rPr>
+        <w:t>Process 5.0 DFD1_P4V3</w:t>
+      </w:r>
+    </w:p>
+    <w:p>
+      <w:pPr>
+        <w:rPr>
+          <w:rFonts w:ascii="TH Sarabun New" w:hAnsi="TH Sarabun New" w:cs="TH Sarabun New"/>
+          <w:sz w:val="28"/>
+        </w:rPr>
+      </w:pPr>
+      <w:r>
+        <w:rPr>
+          <w:rFonts w:ascii="TH Sarabun New" w:hAnsi="TH Sarabun New" w:cs="TH Sarabun New"/>
+          <w:sz w:val="28"/>
+          <w:cs/>
+        </w:rPr>
+        <w:t>นอกจากนี้ยังมี</w:t>
+      </w:r>
+      <w:r>
+        <w:rPr>
+          <w:rFonts w:ascii="TH Sarabun New" w:hAnsi="TH Sarabun New" w:cs="TH Sarabun New"/>
+          <w:sz w:val="28"/>
+        </w:rPr>
+        <w:t xml:space="preserve"> </w:t>
+      </w:r>
+      <w:r>
+        <w:rPr>
+          <w:rFonts w:ascii="TH Sarabun New" w:hAnsi="TH Sarabun New" w:cs="TH Sarabun New"/>
+          <w:b/>
+          <w:bCs/>
+          <w:sz w:val="28"/>
+        </w:rPr>
+        <w:t>4.8 Handle Configuration &amp; Query</w:t>
+      </w:r>
+      <w:r>
+        <w:rPr>
+          <w:rFonts w:ascii="TH Sarabun New" w:hAnsi="TH Sarabun New" w:cs="TH Sarabun New"/>
+          <w:sz w:val="28"/>
+        </w:rPr>
+        <w:t xml:space="preserve"> </w:t>
+      </w:r>
+      <w:r>
+        <w:rPr>
+          <w:rFonts w:ascii="TH Sarabun New" w:hAnsi="TH Sarabun New" w:cs="TH Sarabun New"/>
+          <w:sz w:val="28"/>
+          <w:cs/>
+        </w:rPr>
+        <w:t xml:space="preserve">ซึ่งเป็นกระบวนการสนับสนุนด้าน </w:t>
+      </w:r>
+      <w:r>
+        <w:rPr>
+          <w:rFonts w:ascii="TH Sarabun New" w:hAnsi="TH Sarabun New" w:cs="TH Sarabun New"/>
+          <w:sz w:val="28"/>
+        </w:rPr>
+        <w:t xml:space="preserve">Management </w:t>
+      </w:r>
+      <w:r>
+        <w:rPr>
+          <w:rFonts w:ascii="TH Sarabun New" w:hAnsi="TH Sarabun New" w:cs="TH Sarabun New"/>
+          <w:sz w:val="28"/>
+          <w:cs/>
+        </w:rPr>
+        <w:t>โดยแยกออกจากเส้นทางหลักของการสร้างกฎ</w:t>
+      </w:r>
+    </w:p>
+    <w:p>
+      <w:pPr>
+        <w:rPr>
+          <w:rFonts w:ascii="TH Sarabun New" w:hAnsi="TH Sarabun New" w:cs="TH Sarabun New"/>
+          <w:sz w:val="28"/>
+        </w:rPr>
+      </w:pPr>
+      <w:r>
+        <w:rPr>
+          <w:rFonts w:ascii="TH Sarabun New" w:hAnsi="TH Sarabun New" w:cs="TH Sarabun New"/>
+          <w:sz w:val="28"/>
+          <w:cs/>
+        </w:rPr>
+        <w:t xml:space="preserve">กระบวนการ </w:t>
+      </w:r>
+      <w:r>
+        <w:rPr>
+          <w:rFonts w:ascii="TH Sarabun New" w:hAnsi="TH Sarabun New" w:cs="TH Sarabun New"/>
+          <w:sz w:val="28"/>
+        </w:rPr>
+        <w:t xml:space="preserve">4.8 </w:t>
+      </w:r>
+      <w:r>
+        <w:rPr>
+          <w:rFonts w:ascii="TH Sarabun New" w:hAnsi="TH Sarabun New" w:cs="TH Sarabun New"/>
+          <w:sz w:val="28"/>
+          <w:cs/>
+        </w:rPr>
+        <w:t xml:space="preserve">สามารถรับ </w:t>
+      </w:r>
+      <w:r>
+        <w:rPr>
+          <w:rFonts w:ascii="TH Sarabun New" w:hAnsi="TH Sarabun New" w:cs="TH Sarabun New"/>
+          <w:sz w:val="28"/>
+        </w:rPr>
+        <w:t xml:space="preserve">Configuration </w:t>
+      </w:r>
+      <w:r>
+        <w:rPr>
+          <w:rFonts w:ascii="TH Sarabun New" w:hAnsi="TH Sarabun New" w:cs="TH Sarabun New"/>
+          <w:sz w:val="28"/>
+          <w:cs/>
+        </w:rPr>
+        <w:t xml:space="preserve">และ </w:t>
+      </w:r>
+      <w:r>
+        <w:rPr>
+          <w:rFonts w:ascii="TH Sarabun New" w:hAnsi="TH Sarabun New" w:cs="TH Sarabun New"/>
+          <w:sz w:val="28"/>
+        </w:rPr>
+        <w:t xml:space="preserve">Query </w:t>
+      </w:r>
+      <w:r>
+        <w:rPr>
+          <w:rFonts w:ascii="TH Sarabun New" w:hAnsi="TH Sarabun New" w:cs="TH Sarabun New"/>
+          <w:sz w:val="28"/>
+          <w:cs/>
+        </w:rPr>
+        <w:t xml:space="preserve">จาก </w:t>
+      </w:r>
+      <w:r>
+        <w:rPr>
+          <w:rFonts w:ascii="TH Sarabun New" w:hAnsi="TH Sarabun New" w:cs="TH Sarabun New"/>
+          <w:sz w:val="28"/>
+        </w:rPr>
+        <w:t xml:space="preserve">Administrator / Operator </w:t>
+      </w:r>
+      <w:r>
+        <w:rPr>
+          <w:rFonts w:ascii="TH Sarabun New" w:hAnsi="TH Sarabun New" w:cs="TH Sarabun New"/>
+          <w:sz w:val="28"/>
+          <w:cs/>
+        </w:rPr>
+        <w:t xml:space="preserve">โดย </w:t>
+      </w:r>
+      <w:r>
+        <w:rPr>
+          <w:rFonts w:ascii="TH Sarabun New" w:hAnsi="TH Sarabun New" w:cs="TH Sarabun New"/>
+          <w:sz w:val="28"/>
+        </w:rPr>
+        <w:t xml:space="preserve">Configuration </w:t>
+      </w:r>
+      <w:r>
+        <w:rPr>
+          <w:rFonts w:ascii="TH Sarabun New" w:hAnsi="TH Sarabun New" w:cs="TH Sarabun New"/>
+          <w:sz w:val="28"/>
+          <w:cs/>
+        </w:rPr>
+        <w:t xml:space="preserve">ที่มีการเปลี่ยนแปลงจะถูกจัดเก็บไว้ใน </w:t>
+      </w:r>
+      <w:r>
+        <w:rPr>
+          <w:rFonts w:ascii="TH Sarabun New" w:hAnsi="TH Sarabun New" w:cs="TH Sarabun New"/>
+          <w:sz w:val="28"/>
+        </w:rPr>
+        <w:t xml:space="preserve">D4 Configuration &amp; Context Data </w:t>
+      </w:r>
+      <w:r>
+        <w:rPr>
+          <w:rFonts w:ascii="TH Sarabun New" w:hAnsi="TH Sarabun New" w:cs="TH Sarabun New"/>
+          <w:sz w:val="28"/>
+          <w:cs/>
+        </w:rPr>
+        <w:t xml:space="preserve">ส่วน </w:t>
+      </w:r>
+      <w:r>
+        <w:rPr>
+          <w:rFonts w:ascii="TH Sarabun New" w:hAnsi="TH Sarabun New" w:cs="TH Sarabun New"/>
+          <w:sz w:val="28"/>
+        </w:rPr>
+        <w:t xml:space="preserve">Query </w:t>
+      </w:r>
+      <w:r>
+        <w:rPr>
+          <w:rFonts w:ascii="TH Sarabun New" w:hAnsi="TH Sarabun New" w:cs="TH Sarabun New"/>
+          <w:sz w:val="28"/>
+          <w:cs/>
+        </w:rPr>
+        <w:t xml:space="preserve">สามารถใช้เรียกดู </w:t>
+      </w:r>
+      <w:r>
+        <w:rPr>
+          <w:rFonts w:ascii="TH Sarabun New" w:hAnsi="TH Sarabun New" w:cs="TH Sarabun New"/>
+          <w:sz w:val="28"/>
+        </w:rPr>
+        <w:t xml:space="preserve">Rule / Decision History </w:t>
+      </w:r>
+      <w:r>
+        <w:rPr>
+          <w:rFonts w:ascii="TH Sarabun New" w:hAnsi="TH Sarabun New" w:cs="TH Sarabun New"/>
+          <w:sz w:val="28"/>
+          <w:cs/>
+        </w:rPr>
+        <w:t xml:space="preserve">จาก </w:t>
+      </w:r>
+      <w:r>
+        <w:rPr>
+          <w:rFonts w:ascii="TH Sarabun New" w:hAnsi="TH Sarabun New" w:cs="TH Sarabun New"/>
+          <w:sz w:val="28"/>
+        </w:rPr>
+        <w:t xml:space="preserve">D3 </w:t>
+      </w:r>
+      <w:r>
+        <w:rPr>
+          <w:rFonts w:ascii="TH Sarabun New" w:hAnsi="TH Sarabun New" w:cs="TH Sarabun New"/>
+          <w:sz w:val="28"/>
+          <w:cs/>
+        </w:rPr>
+        <w:t xml:space="preserve">และ </w:t>
+      </w:r>
+      <w:r>
+        <w:rPr>
+          <w:rFonts w:ascii="TH Sarabun New" w:hAnsi="TH Sarabun New" w:cs="TH Sarabun New"/>
+          <w:sz w:val="28"/>
+        </w:rPr>
+        <w:t xml:space="preserve">Enforcement History / Status </w:t>
+      </w:r>
+      <w:r>
+        <w:rPr>
+          <w:rFonts w:ascii="TH Sarabun New" w:hAnsi="TH Sarabun New" w:cs="TH Sarabun New"/>
+          <w:sz w:val="28"/>
+          <w:cs/>
+        </w:rPr>
+        <w:t xml:space="preserve">จาก </w:t>
+      </w:r>
+      <w:r>
+        <w:rPr>
+          <w:rFonts w:ascii="TH Sarabun New" w:hAnsi="TH Sarabun New" w:cs="TH Sarabun New"/>
+          <w:sz w:val="28"/>
+        </w:rPr>
+        <w:t xml:space="preserve">D5 </w:t>
+      </w:r>
+      <w:r>
+        <w:rPr>
+          <w:rFonts w:ascii="TH Sarabun New" w:hAnsi="TH Sarabun New" w:cs="TH Sarabun New"/>
+          <w:sz w:val="28"/>
+          <w:cs/>
+        </w:rPr>
+        <w:t xml:space="preserve">ก่อนส่ง </w:t>
+      </w:r>
+      <w:r>
+        <w:rPr>
+          <w:rFonts w:ascii="TH Sarabun New" w:hAnsi="TH Sarabun New" w:cs="TH Sarabun New"/>
+          <w:sz w:val="28"/>
+        </w:rPr>
+        <w:t xml:space="preserve">Query Result / Status </w:t>
+      </w:r>
+      <w:r>
+        <w:rPr>
+          <w:rFonts w:ascii="TH Sarabun New" w:hAnsi="TH Sarabun New" w:cs="TH Sarabun New"/>
+          <w:sz w:val="28"/>
+          <w:cs/>
+        </w:rPr>
+        <w:t xml:space="preserve">กลับไปยัง </w:t>
+      </w:r>
+      <w:r>
+        <w:rPr>
+          <w:rFonts w:ascii="TH Sarabun New" w:hAnsi="TH Sarabun New" w:cs="TH Sarabun New"/>
+          <w:sz w:val="28"/>
+        </w:rPr>
+        <w:t>Administrator / Operator DFD1_P4V3</w:t>
+      </w:r>
+    </w:p>
+    <w:p>
+      <w:pPr>
+        <w:rPr>
+          <w:rFonts w:ascii="TH Sarabun New" w:hAnsi="TH Sarabun New" w:cs="TH Sarabun New"/>
+          <w:sz w:val="28"/>
+        </w:rPr>
+      </w:pPr>
+      <w:r>
+        <w:rPr>
+          <w:rFonts w:ascii="TH Sarabun New" w:hAnsi="TH Sarabun New" w:cs="TH Sarabun New"/>
+          <w:sz w:val="28"/>
+          <w:cs/>
+        </w:rPr>
+        <w:t xml:space="preserve">การแยก </w:t>
+      </w:r>
+      <w:r>
+        <w:rPr>
+          <w:rFonts w:ascii="TH Sarabun New" w:hAnsi="TH Sarabun New" w:cs="TH Sarabun New"/>
+          <w:sz w:val="28"/>
+        </w:rPr>
+        <w:t xml:space="preserve">Process 4.8 </w:t>
+      </w:r>
+      <w:r>
+        <w:rPr>
+          <w:rFonts w:ascii="TH Sarabun New" w:hAnsi="TH Sarabun New" w:cs="TH Sarabun New"/>
+          <w:sz w:val="28"/>
+          <w:cs/>
+        </w:rPr>
+        <w:t xml:space="preserve">ออกจากเส้นทางหลักช่วยให้การเรียกดูข้อมูลหรือการแก้ไข </w:t>
+      </w:r>
+      <w:r>
+        <w:rPr>
+          <w:rFonts w:ascii="TH Sarabun New" w:hAnsi="TH Sarabun New" w:cs="TH Sarabun New"/>
+          <w:sz w:val="28"/>
+        </w:rPr>
+        <w:t xml:space="preserve">Configuration </w:t>
+      </w:r>
+      <w:r>
+        <w:rPr>
+          <w:rFonts w:ascii="TH Sarabun New" w:hAnsi="TH Sarabun New" w:cs="TH Sarabun New"/>
+          <w:sz w:val="28"/>
+          <w:cs/>
+        </w:rPr>
+        <w:t>ไม่ถูกตีความว่าเป็นส่วนหนึ่งของการสร้างและบังคับใช้กฎทุกครั้ง</w:t>
+      </w:r>
+    </w:p>
+    <w:p>
+      <w:pPr>
+        <w:rPr>
+          <w:rFonts w:ascii="TH Sarabun New" w:hAnsi="TH Sarabun New" w:cs="TH Sarabun New"/>
+          <w:sz w:val="28"/>
+        </w:rPr>
+      </w:pPr>
+      <w:r>
+        <w:rPr>
+          <w:rFonts w:ascii="TH Sarabun New" w:hAnsi="TH Sarabun New" w:cs="TH Sarabun New"/>
+          <w:sz w:val="28"/>
+        </w:rPr>
+        <w:br w:type="page"/>
+      </w:r>
+    </w:p>
+    <w:p>
+      <w:pPr>
+        <w:rPr>
+          <w:rFonts w:ascii="TH Sarabun New" w:hAnsi="TH Sarabun New" w:cs="TH Sarabun New"/>
+          <w:sz w:val="28"/>
+        </w:rPr>
+      </w:pPr>
+      <w:r>
+        <w:rPr>
+          <w:rFonts w:ascii="TH Sarabun New" w:hAnsi="TH Sarabun New" w:cs="TH Sarabun New"/>
+          <w:b/>
+          <w:bCs/>
+          <w:sz w:val="28"/>
+        </w:rPr>
+        <w:lastRenderedPageBreak/>
+        <w:t>Process 5.0 – Rule Enforcement &amp; Verification</w:t>
+      </w:r>
+      <w:r>
+        <w:rPr>
+          <w:rFonts w:ascii="TH Sarabun New" w:hAnsi="TH Sarabun New" w:cs="TH Sarabun New"/>
+          <w:sz w:val="28"/>
+        </w:rPr>
+        <w:t xml:space="preserve"> </w:t>
+      </w:r>
+    </w:p>
+    <w:p>
+      <w:pPr>
+        <w:rPr>
+          <w:rFonts w:ascii="TH Sarabun New" w:hAnsi="TH Sarabun New" w:cs="TH Sarabun New"/>
+          <w:sz w:val="28"/>
+        </w:rPr>
+      </w:pPr>
+      <w:r>
+        <w:rPr>
+          <w:noProof/>
+        </w:rPr>
+        <w:drawing>
+          <wp:anchor distT="0" distB="0" distL="114300" distR="114300" simplePos="0" relativeHeight="251661312" behindDoc="0" locked="0" layoutInCell="1" allowOverlap="1" wp14:anchorId="51B2A218" wp14:editId="29A6E6BB">
+            <wp:simplePos x="0" y="0"/>
+            <wp:positionH relativeFrom="margin">
+              <wp:align>center</wp:align>
+            </wp:positionH>
+            <wp:positionV relativeFrom="paragraph">
+              <wp:posOffset>519430</wp:posOffset>
+            </wp:positionV>
+            <wp:extent cx="7355840" cy="1699260"/>
+            <wp:effectExtent l="0" t="0" r="0" b="0"/>
+            <wp:wrapSquare wrapText="bothSides"/>
+            <wp:docPr id="1934583644" name="Picture 7"/>
+            <wp:cNvGraphicFramePr>
+              <a:graphicFrameLocks xmlns:a="http://schemas.openxmlformats.org/drawingml/2006/main" noChangeAspect="1"/>
+            </wp:cNvGraphicFramePr>
+            <a:graphic xmlns:a="http://schemas.openxmlformats.org/drawingml/2006/main">
+              <a:graphicData uri="http://schemas.openxmlformats.org/drawingml/2006/picture">
+                <pic:pic xmlns:pic="http://schemas.openxmlformats.org/drawingml/2006/picture">
+                  <pic:nvPicPr>
+                    <pic:cNvPr id="0" name="Picture 9"/>
+                    <pic:cNvPicPr>
+                      <a:picLocks noChangeAspect="1" noChangeArrowheads="1"/>
+                    </pic:cNvPicPr>
+                  </pic:nvPicPr>
+                  <pic:blipFill rotWithShape="1">
+                    <a:blip r:embed="rId11" cstate="print">
+                      <a:extLst>
+                        <a:ext uri="{28A0092B-C50C-407E-A947-70E740481C1C}">
+                          <a14:useLocalDpi xmlns:a14="http://schemas.microsoft.com/office/drawing/2010/main" val="0"/>
+                        </a:ext>
+                      </a:extLst>
+                    </a:blip>
+                    <a:srcRect l="3589" t="29135" r="2016" b="40038"/>
+                    <a:stretch>
+                      <a:fillRect/>
+                    </a:stretch>
+                  </pic:blipFill>
+                  <pic:spPr bwMode="auto">
+                    <a:xfrm>
+                      <a:off x="0" y="0"/>
+                      <a:ext cx="7355840" cy="1699260"/>
+                    </a:xfrm>
+                    <a:prstGeom prst="rect">
+                      <a:avLst/>
+                    </a:prstGeom>
+                    <a:noFill/>
+                    <a:ln>
+                      <a:noFill/>
+                    </a:ln>
+                    <a:extLst>
+                      <a:ext uri="{53640926-AAD7-44D8-BBD7-CCE9431645EC}">
+                        <a14:shadowObscured xmlns:a14="http://schemas.microsoft.com/office/drawing/2010/main"/>
+                      </a:ext>
+                    </a:extLst>
+                  </pic:spPr>
+                </pic:pic>
+              </a:graphicData>
+            </a:graphic>
+            <wp14:sizeRelH relativeFrom="margin">
+              <wp14:pctWidth>0</wp14:pctWidth>
+            </wp14:sizeRelH>
+            <wp14:sizeRelV relativeFrom="margin">
+              <wp14:pctHeight>0</wp14:pctHeight>
+            </wp14:sizeRelV>
+          </wp:anchor>
+        </w:drawing>
+      </w:r>
+      <w:r>
+        <w:rPr>
+          <w:rFonts w:ascii="TH Sarabun New" w:hAnsi="TH Sarabun New" w:cs="TH Sarabun New"/>
+          <w:sz w:val="28"/>
+        </w:rPr>
+        <w:t xml:space="preserve">Process 5.0 </w:t>
+      </w:r>
+      <w:r>
+        <w:rPr>
+          <w:rFonts w:ascii="TH Sarabun New" w:hAnsi="TH Sarabun New" w:cs="TH Sarabun New"/>
+          <w:sz w:val="28"/>
+          <w:cs/>
+        </w:rPr>
+        <w:t xml:space="preserve">ทำหน้าที่นำ </w:t>
+      </w:r>
+      <w:r>
+        <w:rPr>
+          <w:rFonts w:ascii="TH Sarabun New" w:hAnsi="TH Sarabun New" w:cs="TH Sarabun New"/>
+          <w:sz w:val="28"/>
+        </w:rPr>
+        <w:t xml:space="preserve">Approved Generic Rule </w:t>
+      </w:r>
+      <w:r>
+        <w:rPr>
+          <w:rFonts w:ascii="TH Sarabun New" w:hAnsi="TH Sarabun New" w:cs="TH Sarabun New"/>
+          <w:sz w:val="28"/>
+          <w:cs/>
+        </w:rPr>
+        <w:t xml:space="preserve">จาก </w:t>
+      </w:r>
+      <w:r>
+        <w:rPr>
+          <w:rFonts w:ascii="TH Sarabun New" w:hAnsi="TH Sarabun New" w:cs="TH Sarabun New"/>
+          <w:sz w:val="28"/>
+        </w:rPr>
+        <w:t xml:space="preserve">Process 4.0 </w:t>
+      </w:r>
+      <w:r>
+        <w:rPr>
+          <w:rFonts w:ascii="TH Sarabun New" w:hAnsi="TH Sarabun New" w:cs="TH Sarabun New"/>
+          <w:sz w:val="28"/>
+          <w:cs/>
+        </w:rPr>
+        <w:t>ไปแปลงและดำเนินการกับเครือข่ายเป้าหมาย โดยแบ่งเป็นกระบวนการย่อยดังนี้</w:t>
+      </w:r>
+    </w:p>
+    <w:p>
+      <w:pPr>
+        <w:rPr>
+          <w:rFonts w:ascii="TH Sarabun New" w:hAnsi="TH Sarabun New" w:cs="TH Sarabun New"/>
+          <w:sz w:val="28"/>
+        </w:rPr>
+      </w:pPr>
+      <w:r>
+        <w:rPr>
+          <w:rFonts w:ascii="TH Sarabun New" w:hAnsi="TH Sarabun New" w:cs="TH Sarabun New"/>
+          <w:b/>
+          <w:bCs/>
+          <w:sz w:val="28"/>
+        </w:rPr>
+        <w:t>5.1 Resolve Enforcement Target &amp; Configuration</w:t>
+      </w:r>
+      <w:r>
+        <w:rPr>
+          <w:rFonts w:ascii="TH Sarabun New" w:hAnsi="TH Sarabun New" w:cs="TH Sarabun New"/>
+          <w:sz w:val="28"/>
+        </w:rPr>
+        <w:t xml:space="preserve"> </w:t>
+      </w:r>
+      <w:r>
+        <w:rPr>
+          <w:rFonts w:ascii="TH Sarabun New" w:hAnsi="TH Sarabun New" w:cs="TH Sarabun New"/>
+          <w:sz w:val="28"/>
+          <w:cs/>
+        </w:rPr>
+        <w:t xml:space="preserve">ทำหน้าที่นำ </w:t>
+      </w:r>
+      <w:r>
+        <w:rPr>
+          <w:rFonts w:ascii="TH Sarabun New" w:hAnsi="TH Sarabun New" w:cs="TH Sarabun New"/>
+          <w:sz w:val="28"/>
+        </w:rPr>
+        <w:t xml:space="preserve">Approved Generic Rule </w:t>
+      </w:r>
+      <w:r>
+        <w:rPr>
+          <w:rFonts w:ascii="TH Sarabun New" w:hAnsi="TH Sarabun New" w:cs="TH Sarabun New"/>
+          <w:sz w:val="28"/>
+          <w:cs/>
+        </w:rPr>
+        <w:t xml:space="preserve">และ </w:t>
+      </w:r>
+      <w:r>
+        <w:rPr>
+          <w:rFonts w:ascii="TH Sarabun New" w:hAnsi="TH Sarabun New" w:cs="TH Sarabun New"/>
+          <w:sz w:val="28"/>
+        </w:rPr>
+        <w:t xml:space="preserve">Enforcement Request </w:t>
+      </w:r>
+      <w:r>
+        <w:rPr>
+          <w:rFonts w:ascii="TH Sarabun New" w:hAnsi="TH Sarabun New" w:cs="TH Sarabun New"/>
+          <w:sz w:val="28"/>
+          <w:cs/>
+        </w:rPr>
+        <w:t xml:space="preserve">มาพิจารณาร่วมกับ </w:t>
+      </w:r>
+      <w:r>
+        <w:rPr>
+          <w:rFonts w:ascii="TH Sarabun New" w:hAnsi="TH Sarabun New" w:cs="TH Sarabun New"/>
+          <w:sz w:val="28"/>
+        </w:rPr>
+        <w:t xml:space="preserve">Enforcement Target </w:t>
+      </w:r>
+      <w:r>
+        <w:rPr>
+          <w:rFonts w:ascii="TH Sarabun New" w:hAnsi="TH Sarabun New" w:cs="TH Sarabun New"/>
+          <w:sz w:val="28"/>
+          <w:cs/>
+        </w:rPr>
+        <w:t xml:space="preserve">และ </w:t>
+      </w:r>
+      <w:r>
+        <w:rPr>
+          <w:rFonts w:ascii="TH Sarabun New" w:hAnsi="TH Sarabun New" w:cs="TH Sarabun New"/>
+          <w:sz w:val="28"/>
+        </w:rPr>
+        <w:t xml:space="preserve">Device Configuration </w:t>
+      </w:r>
+      <w:r>
+        <w:rPr>
+          <w:rFonts w:ascii="TH Sarabun New" w:hAnsi="TH Sarabun New" w:cs="TH Sarabun New"/>
+          <w:sz w:val="28"/>
+          <w:cs/>
+        </w:rPr>
+        <w:t xml:space="preserve">จาก </w:t>
+      </w:r>
+      <w:r>
+        <w:rPr>
+          <w:rFonts w:ascii="TH Sarabun New" w:hAnsi="TH Sarabun New" w:cs="TH Sarabun New"/>
+          <w:sz w:val="28"/>
+        </w:rPr>
+        <w:t xml:space="preserve">D4 Configuration &amp; Context Data </w:t>
+      </w:r>
+      <w:r>
+        <w:rPr>
+          <w:rFonts w:ascii="TH Sarabun New" w:hAnsi="TH Sarabun New" w:cs="TH Sarabun New"/>
+          <w:sz w:val="28"/>
+          <w:cs/>
+        </w:rPr>
+        <w:t>เพื่อกำหนดว่ากฎดังกล่าวต้องถูกส่งไปยังเครือข่ายหรืออุปกรณ์ใด</w:t>
+      </w:r>
+      <w:r>
+        <w:rPr>
+          <w:rFonts w:ascii="TH Sarabun New" w:hAnsi="TH Sarabun New" w:cs="TH Sarabun New"/>
+          <w:sz w:val="28"/>
+        </w:rPr>
+        <w:t xml:space="preserve"> DFD1_P5V1</w:t>
+      </w:r>
+    </w:p>
+    <w:p>
+      <w:pPr>
+        <w:rPr>
+          <w:rFonts w:ascii="TH Sarabun New" w:hAnsi="TH Sarabun New" w:cs="TH Sarabun New"/>
+          <w:sz w:val="28"/>
+        </w:rPr>
+      </w:pPr>
+      <w:r>
+        <w:rPr>
+          <w:rFonts w:ascii="TH Sarabun New" w:hAnsi="TH Sarabun New" w:cs="TH Sarabun New"/>
+          <w:b/>
+          <w:bCs/>
+          <w:sz w:val="28"/>
+        </w:rPr>
+        <w:t>5.2 Select Enforcement Adapter &amp; Path</w:t>
+      </w:r>
+      <w:r>
+        <w:rPr>
+          <w:rFonts w:ascii="TH Sarabun New" w:hAnsi="TH Sarabun New" w:cs="TH Sarabun New"/>
+          <w:sz w:val="28"/>
+        </w:rPr>
+        <w:t xml:space="preserve"> </w:t>
+      </w:r>
+      <w:r>
+        <w:rPr>
+          <w:rFonts w:ascii="TH Sarabun New" w:hAnsi="TH Sarabun New" w:cs="TH Sarabun New"/>
+          <w:sz w:val="28"/>
+          <w:cs/>
+        </w:rPr>
+        <w:t xml:space="preserve">ทำหน้าที่เลือกเส้นทางและ </w:t>
+      </w:r>
+      <w:r>
+        <w:rPr>
+          <w:rFonts w:ascii="TH Sarabun New" w:hAnsi="TH Sarabun New" w:cs="TH Sarabun New"/>
+          <w:sz w:val="28"/>
+        </w:rPr>
+        <w:t xml:space="preserve">Enforcement Adapter </w:t>
+      </w:r>
+      <w:r>
+        <w:rPr>
+          <w:rFonts w:ascii="TH Sarabun New" w:hAnsi="TH Sarabun New" w:cs="TH Sarabun New"/>
+          <w:sz w:val="28"/>
+          <w:cs/>
+        </w:rPr>
+        <w:t xml:space="preserve">ที่เหมาะสมกับประเภทของเครือข่ายเป้าหมาย เช่น </w:t>
+      </w:r>
+      <w:r>
+        <w:rPr>
+          <w:rFonts w:ascii="TH Sarabun New" w:hAnsi="TH Sarabun New" w:cs="TH Sarabun New"/>
+          <w:sz w:val="28"/>
+        </w:rPr>
+        <w:t xml:space="preserve">SDN Enforcement Path </w:t>
+      </w:r>
+      <w:r>
+        <w:rPr>
+          <w:rFonts w:ascii="TH Sarabun New" w:hAnsi="TH Sarabun New" w:cs="TH Sarabun New"/>
+          <w:sz w:val="28"/>
+          <w:cs/>
+        </w:rPr>
+        <w:t xml:space="preserve">หรือ </w:t>
+      </w:r>
+      <w:r>
+        <w:rPr>
+          <w:rFonts w:ascii="TH Sarabun New" w:hAnsi="TH Sarabun New" w:cs="TH Sarabun New"/>
+          <w:sz w:val="28"/>
+        </w:rPr>
+        <w:t>Traditional Network Enforcement Path</w:t>
+      </w:r>
+    </w:p>
+    <w:p>
+      <w:pPr>
+        <w:rPr>
+          <w:rFonts w:ascii="TH Sarabun New" w:hAnsi="TH Sarabun New" w:cs="TH Sarabun New"/>
+          <w:sz w:val="28"/>
+        </w:rPr>
+      </w:pPr>
+      <w:r>
+        <w:rPr>
+          <w:rFonts w:ascii="TH Sarabun New" w:hAnsi="TH Sarabun New" w:cs="TH Sarabun New"/>
+          <w:b/>
+          <w:bCs/>
+          <w:sz w:val="28"/>
+        </w:rPr>
+        <w:t>5.3 Translate Generic Rule for Target Network</w:t>
+      </w:r>
+      <w:r>
+        <w:rPr>
+          <w:rFonts w:ascii="TH Sarabun New" w:hAnsi="TH Sarabun New" w:cs="TH Sarabun New"/>
+          <w:sz w:val="28"/>
+        </w:rPr>
+        <w:t xml:space="preserve"> </w:t>
+      </w:r>
+      <w:r>
+        <w:rPr>
+          <w:rFonts w:ascii="TH Sarabun New" w:hAnsi="TH Sarabun New" w:cs="TH Sarabun New"/>
+          <w:sz w:val="28"/>
+          <w:cs/>
+        </w:rPr>
+        <w:t xml:space="preserve">ทำหน้าที่แปลง </w:t>
+      </w:r>
+      <w:r>
+        <w:rPr>
+          <w:rFonts w:ascii="TH Sarabun New" w:hAnsi="TH Sarabun New" w:cs="TH Sarabun New"/>
+          <w:sz w:val="28"/>
+        </w:rPr>
+        <w:t xml:space="preserve">Generic Rule </w:t>
+      </w:r>
+      <w:r>
+        <w:rPr>
+          <w:rFonts w:ascii="TH Sarabun New" w:hAnsi="TH Sarabun New" w:cs="TH Sarabun New"/>
+          <w:sz w:val="28"/>
+          <w:cs/>
+        </w:rPr>
+        <w:t xml:space="preserve">จาก </w:t>
+      </w:r>
+      <w:r>
+        <w:rPr>
+          <w:rFonts w:ascii="TH Sarabun New" w:hAnsi="TH Sarabun New" w:cs="TH Sarabun New"/>
+          <w:sz w:val="28"/>
+        </w:rPr>
+        <w:t xml:space="preserve">Framework </w:t>
+      </w:r>
+      <w:r>
+        <w:rPr>
+          <w:rFonts w:ascii="TH Sarabun New" w:hAnsi="TH Sarabun New" w:cs="TH Sarabun New"/>
+          <w:sz w:val="28"/>
+          <w:cs/>
+        </w:rPr>
+        <w:t xml:space="preserve">ให้อยู่ในรูปแบบที่ระบบเป้าหมายสามารถนำไปดำเนินการได้ โดย </w:t>
+      </w:r>
+      <w:r>
+        <w:rPr>
+          <w:rFonts w:ascii="TH Sarabun New" w:hAnsi="TH Sarabun New" w:cs="TH Sarabun New"/>
+          <w:sz w:val="28"/>
+        </w:rPr>
+        <w:t xml:space="preserve">Generic Rule </w:t>
+      </w:r>
+      <w:r>
+        <w:rPr>
+          <w:rFonts w:ascii="TH Sarabun New" w:hAnsi="TH Sarabun New" w:cs="TH Sarabun New"/>
+          <w:sz w:val="28"/>
+          <w:cs/>
+        </w:rPr>
+        <w:t xml:space="preserve">เดียวกันสามารถถูกแปลงแตกต่างกันตามประเภทของ </w:t>
+      </w:r>
+      <w:r>
+        <w:rPr>
+          <w:rFonts w:ascii="TH Sarabun New" w:hAnsi="TH Sarabun New" w:cs="TH Sarabun New"/>
+          <w:sz w:val="28"/>
+        </w:rPr>
+        <w:t>Enforcement Target</w:t>
+      </w:r>
+    </w:p>
+    <w:p>
+      <w:pPr>
+        <w:rPr>
+          <w:rFonts w:ascii="TH Sarabun New" w:hAnsi="TH Sarabun New" w:cs="TH Sarabun New"/>
+          <w:sz w:val="28"/>
+        </w:rPr>
+      </w:pPr>
+      <w:r>
+        <w:rPr>
+          <w:rFonts w:ascii="TH Sarabun New" w:hAnsi="TH Sarabun New" w:cs="TH Sarabun New"/>
+          <w:sz w:val="28"/>
+          <w:cs/>
+        </w:rPr>
+        <w:t xml:space="preserve">ตัวอย่างเช่น </w:t>
+      </w:r>
+      <w:r>
+        <w:rPr>
+          <w:rFonts w:ascii="TH Sarabun New" w:hAnsi="TH Sarabun New" w:cs="TH Sarabun New"/>
+          <w:sz w:val="28"/>
+        </w:rPr>
+        <w:t xml:space="preserve">Generic Rule </w:t>
+      </w:r>
+      <w:r>
+        <w:rPr>
+          <w:rFonts w:ascii="TH Sarabun New" w:hAnsi="TH Sarabun New" w:cs="TH Sarabun New"/>
+          <w:sz w:val="28"/>
+          <w:cs/>
+        </w:rPr>
+        <w:t xml:space="preserve">สำหรับการ </w:t>
+      </w:r>
+      <w:r>
+        <w:rPr>
+          <w:rFonts w:ascii="TH Sarabun New" w:hAnsi="TH Sarabun New" w:cs="TH Sarabun New"/>
+          <w:sz w:val="28"/>
+        </w:rPr>
+        <w:t xml:space="preserve">Block </w:t>
+      </w:r>
+      <w:r>
+        <w:rPr>
+          <w:rFonts w:ascii="TH Sarabun New" w:hAnsi="TH Sarabun New" w:cs="TH Sarabun New"/>
+          <w:sz w:val="28"/>
+          <w:cs/>
+        </w:rPr>
+        <w:t xml:space="preserve">อาจถูกแปลงเป็น </w:t>
+      </w:r>
+      <w:r>
+        <w:rPr>
+          <w:rFonts w:ascii="TH Sarabun New" w:hAnsi="TH Sarabun New" w:cs="TH Sarabun New"/>
+          <w:sz w:val="28"/>
+        </w:rPr>
+        <w:t xml:space="preserve">Rule </w:t>
+      </w:r>
+      <w:r>
+        <w:rPr>
+          <w:rFonts w:ascii="TH Sarabun New" w:hAnsi="TH Sarabun New" w:cs="TH Sarabun New"/>
+          <w:sz w:val="28"/>
+          <w:cs/>
+        </w:rPr>
+        <w:t xml:space="preserve">ที่สามารถส่งผ่าน </w:t>
+      </w:r>
+      <w:r>
+        <w:rPr>
+          <w:rFonts w:ascii="TH Sarabun New" w:hAnsi="TH Sarabun New" w:cs="TH Sarabun New"/>
+          <w:sz w:val="28"/>
+        </w:rPr>
+        <w:t xml:space="preserve">SDN Controller </w:t>
+      </w:r>
+      <w:r>
+        <w:rPr>
+          <w:rFonts w:ascii="TH Sarabun New" w:hAnsi="TH Sarabun New" w:cs="TH Sarabun New"/>
+          <w:sz w:val="28"/>
+          <w:cs/>
+        </w:rPr>
+        <w:t xml:space="preserve">ในเครือข่าย </w:t>
+      </w:r>
+      <w:r>
+        <w:rPr>
+          <w:rFonts w:ascii="TH Sarabun New" w:hAnsi="TH Sarabun New" w:cs="TH Sarabun New"/>
+          <w:sz w:val="28"/>
+        </w:rPr>
+        <w:t xml:space="preserve">SDN </w:t>
+      </w:r>
+      <w:r>
+        <w:rPr>
+          <w:rFonts w:ascii="TH Sarabun New" w:hAnsi="TH Sarabun New" w:cs="TH Sarabun New"/>
+          <w:sz w:val="28"/>
+          <w:cs/>
+        </w:rPr>
+        <w:t xml:space="preserve">หรือถูกแปลงเป็น </w:t>
+      </w:r>
+      <w:r>
+        <w:rPr>
+          <w:rFonts w:ascii="TH Sarabun New" w:hAnsi="TH Sarabun New" w:cs="TH Sarabun New"/>
+          <w:sz w:val="28"/>
+        </w:rPr>
+        <w:t xml:space="preserve">Configuration </w:t>
+      </w:r>
+      <w:r>
+        <w:rPr>
+          <w:rFonts w:ascii="TH Sarabun New" w:hAnsi="TH Sarabun New" w:cs="TH Sarabun New"/>
+          <w:sz w:val="28"/>
+          <w:cs/>
+        </w:rPr>
+        <w:t xml:space="preserve">สำหรับอุปกรณ์ </w:t>
+      </w:r>
+      <w:r>
+        <w:rPr>
+          <w:rFonts w:ascii="TH Sarabun New" w:hAnsi="TH Sarabun New" w:cs="TH Sarabun New"/>
+          <w:sz w:val="28"/>
+        </w:rPr>
+        <w:t>Traditional Network</w:t>
+      </w:r>
+    </w:p>
+    <w:p>
+      <w:pPr>
+        <w:rPr>
+          <w:rFonts w:ascii="TH Sarabun New" w:hAnsi="TH Sarabun New" w:cs="TH Sarabun New"/>
+          <w:sz w:val="28"/>
+        </w:rPr>
+      </w:pPr>
+      <w:r>
+        <w:rPr>
+          <w:rFonts w:ascii="TH Sarabun New" w:hAnsi="TH Sarabun New" w:cs="TH Sarabun New"/>
+          <w:b/>
+          <w:bCs/>
+          <w:sz w:val="28"/>
+        </w:rPr>
+        <w:t>5.4 Send Enforcement Request</w:t>
+      </w:r>
+      <w:r>
+        <w:rPr>
+          <w:rFonts w:ascii="TH Sarabun New" w:hAnsi="TH Sarabun New" w:cs="TH Sarabun New"/>
+          <w:sz w:val="28"/>
+        </w:rPr>
+        <w:t xml:space="preserve"> </w:t>
+      </w:r>
+      <w:r>
+        <w:rPr>
+          <w:rFonts w:ascii="TH Sarabun New" w:hAnsi="TH Sarabun New" w:cs="TH Sarabun New"/>
+          <w:sz w:val="28"/>
+          <w:cs/>
+        </w:rPr>
+        <w:t xml:space="preserve">ทำหน้าที่ส่ง </w:t>
+      </w:r>
+      <w:r>
+        <w:rPr>
+          <w:rFonts w:ascii="TH Sarabun New" w:hAnsi="TH Sarabun New" w:cs="TH Sarabun New"/>
+          <w:sz w:val="28"/>
+        </w:rPr>
+        <w:t xml:space="preserve">Translated Enforcement Rule </w:t>
+      </w:r>
+      <w:r>
+        <w:rPr>
+          <w:rFonts w:ascii="TH Sarabun New" w:hAnsi="TH Sarabun New" w:cs="TH Sarabun New"/>
+          <w:sz w:val="28"/>
+          <w:cs/>
+        </w:rPr>
+        <w:t xml:space="preserve">ไปยังระบบเป้าหมาย โดย </w:t>
+      </w:r>
+      <w:r>
+        <w:rPr>
+          <w:rFonts w:ascii="TH Sarabun New" w:hAnsi="TH Sarabun New" w:cs="TH Sarabun New"/>
+          <w:sz w:val="28"/>
+        </w:rPr>
+        <w:t xml:space="preserve">SDN Path </w:t>
+      </w:r>
+      <w:r>
+        <w:rPr>
+          <w:rFonts w:ascii="TH Sarabun New" w:hAnsi="TH Sarabun New" w:cs="TH Sarabun New"/>
+          <w:sz w:val="28"/>
+          <w:cs/>
+        </w:rPr>
+        <w:t xml:space="preserve">จะส่ง </w:t>
+      </w:r>
+      <w:r>
+        <w:rPr>
+          <w:rFonts w:ascii="TH Sarabun New" w:hAnsi="TH Sarabun New" w:cs="TH Sarabun New"/>
+          <w:sz w:val="28"/>
+        </w:rPr>
+        <w:t xml:space="preserve">SDN Rule Enforcement Request </w:t>
+      </w:r>
+      <w:r>
+        <w:rPr>
+          <w:rFonts w:ascii="TH Sarabun New" w:hAnsi="TH Sarabun New" w:cs="TH Sarabun New"/>
+          <w:sz w:val="28"/>
+          <w:cs/>
+        </w:rPr>
+        <w:t xml:space="preserve">ไปยัง </w:t>
+      </w:r>
+      <w:r>
+        <w:rPr>
+          <w:rFonts w:ascii="TH Sarabun New" w:hAnsi="TH Sarabun New" w:cs="TH Sarabun New"/>
+          <w:sz w:val="28"/>
+        </w:rPr>
+        <w:t xml:space="preserve">SDN Controller </w:t>
+      </w:r>
+      <w:r>
+        <w:rPr>
+          <w:rFonts w:ascii="TH Sarabun New" w:hAnsi="TH Sarabun New" w:cs="TH Sarabun New"/>
+          <w:sz w:val="28"/>
+          <w:cs/>
+        </w:rPr>
+        <w:t xml:space="preserve">ส่วน </w:t>
+      </w:r>
+      <w:r>
+        <w:rPr>
+          <w:rFonts w:ascii="TH Sarabun New" w:hAnsi="TH Sarabun New" w:cs="TH Sarabun New"/>
+          <w:sz w:val="28"/>
+        </w:rPr>
+        <w:t xml:space="preserve">Traditional Network Path </w:t>
+      </w:r>
+      <w:r>
+        <w:rPr>
+          <w:rFonts w:ascii="TH Sarabun New" w:hAnsi="TH Sarabun New" w:cs="TH Sarabun New"/>
+          <w:sz w:val="28"/>
+          <w:cs/>
+        </w:rPr>
+        <w:t xml:space="preserve">จะส่ง </w:t>
+      </w:r>
+      <w:r>
+        <w:rPr>
+          <w:rFonts w:ascii="TH Sarabun New" w:hAnsi="TH Sarabun New" w:cs="TH Sarabun New"/>
+          <w:sz w:val="28"/>
+        </w:rPr>
+        <w:t xml:space="preserve">Traditional Rule Configuration </w:t>
+      </w:r>
+      <w:r>
+        <w:rPr>
+          <w:rFonts w:ascii="TH Sarabun New" w:hAnsi="TH Sarabun New" w:cs="TH Sarabun New"/>
+          <w:sz w:val="28"/>
+          <w:cs/>
+        </w:rPr>
+        <w:t xml:space="preserve">ไปยัง </w:t>
+      </w:r>
+      <w:r>
+        <w:rPr>
+          <w:rFonts w:ascii="TH Sarabun New" w:hAnsi="TH Sarabun New" w:cs="TH Sarabun New"/>
+          <w:sz w:val="28"/>
+        </w:rPr>
+        <w:t>Traditional Network Device DFD1_P5V1</w:t>
+      </w:r>
+    </w:p>
+    <w:p>
+      <w:pPr>
+        <w:rPr>
+          <w:rFonts w:ascii="TH Sarabun New" w:hAnsi="TH Sarabun New" w:cs="TH Sarabun New"/>
+          <w:sz w:val="28"/>
+        </w:rPr>
+      </w:pPr>
+      <w:r>
+        <w:rPr>
+          <w:rFonts w:ascii="TH Sarabun New" w:hAnsi="TH Sarabun New" w:cs="TH Sarabun New"/>
+          <w:b/>
+          <w:bCs/>
+          <w:sz w:val="28"/>
+        </w:rPr>
+        <w:t>5.5 Receive Enforcement Response</w:t>
+      </w:r>
+      <w:r>
+        <w:rPr>
+          <w:rFonts w:ascii="TH Sarabun New" w:hAnsi="TH Sarabun New" w:cs="TH Sarabun New"/>
+          <w:sz w:val="28"/>
+        </w:rPr>
+        <w:t xml:space="preserve"> </w:t>
+      </w:r>
+      <w:r>
+        <w:rPr>
+          <w:rFonts w:ascii="TH Sarabun New" w:hAnsi="TH Sarabun New" w:cs="TH Sarabun New"/>
+          <w:sz w:val="28"/>
+          <w:cs/>
+        </w:rPr>
+        <w:t xml:space="preserve">ทำหน้าที่รับ </w:t>
+      </w:r>
+      <w:r>
+        <w:rPr>
+          <w:rFonts w:ascii="TH Sarabun New" w:hAnsi="TH Sarabun New" w:cs="TH Sarabun New"/>
+          <w:sz w:val="28"/>
+        </w:rPr>
+        <w:t xml:space="preserve">Enforcement Status </w:t>
+      </w:r>
+      <w:r>
+        <w:rPr>
+          <w:rFonts w:ascii="TH Sarabun New" w:hAnsi="TH Sarabun New" w:cs="TH Sarabun New"/>
+          <w:sz w:val="28"/>
+          <w:cs/>
+        </w:rPr>
+        <w:t xml:space="preserve">หรือ </w:t>
+      </w:r>
+      <w:r>
+        <w:rPr>
+          <w:rFonts w:ascii="TH Sarabun New" w:hAnsi="TH Sarabun New" w:cs="TH Sarabun New"/>
+          <w:sz w:val="28"/>
+        </w:rPr>
+        <w:t xml:space="preserve">Response </w:t>
+      </w:r>
+      <w:r>
+        <w:rPr>
+          <w:rFonts w:ascii="TH Sarabun New" w:hAnsi="TH Sarabun New" w:cs="TH Sarabun New"/>
+          <w:sz w:val="28"/>
+          <w:cs/>
+        </w:rPr>
+        <w:t xml:space="preserve">จาก </w:t>
+      </w:r>
+      <w:r>
+        <w:rPr>
+          <w:rFonts w:ascii="TH Sarabun New" w:hAnsi="TH Sarabun New" w:cs="TH Sarabun New"/>
+          <w:sz w:val="28"/>
+        </w:rPr>
+        <w:t xml:space="preserve">SDN Controller </w:t>
+      </w:r>
+      <w:r>
+        <w:rPr>
+          <w:rFonts w:ascii="TH Sarabun New" w:hAnsi="TH Sarabun New" w:cs="TH Sarabun New"/>
+          <w:sz w:val="28"/>
+          <w:cs/>
+        </w:rPr>
+        <w:t xml:space="preserve">และ </w:t>
+      </w:r>
+      <w:r>
+        <w:rPr>
+          <w:rFonts w:ascii="TH Sarabun New" w:hAnsi="TH Sarabun New" w:cs="TH Sarabun New"/>
+          <w:sz w:val="28"/>
+        </w:rPr>
+        <w:t xml:space="preserve">Traditional Network Device </w:t>
+      </w:r>
+      <w:r>
+        <w:rPr>
+          <w:rFonts w:ascii="TH Sarabun New" w:hAnsi="TH Sarabun New" w:cs="TH Sarabun New"/>
+          <w:sz w:val="28"/>
+          <w:cs/>
+        </w:rPr>
+        <w:t>หลังจากมีการส่งคำขอให้บังคับใช้กฎ</w:t>
+      </w:r>
+    </w:p>
+    <w:p>
+      <w:pPr>
+        <w:rPr>
+          <w:rFonts w:ascii="TH Sarabun New" w:hAnsi="TH Sarabun New" w:cs="TH Sarabun New"/>
+          <w:sz w:val="28"/>
+        </w:rPr>
+      </w:pPr>
+      <w:r>
+        <w:rPr>
+          <w:rFonts w:ascii="TH Sarabun New" w:hAnsi="TH Sarabun New" w:cs="TH Sarabun New"/>
+          <w:b/>
+          <w:bCs/>
+          <w:sz w:val="28"/>
+        </w:rPr>
+        <w:t>5.6 Verify Enforcement Result</w:t>
+      </w:r>
+      <w:r>
+        <w:rPr>
+          <w:rFonts w:ascii="TH Sarabun New" w:hAnsi="TH Sarabun New" w:cs="TH Sarabun New"/>
+          <w:sz w:val="28"/>
+        </w:rPr>
+        <w:t xml:space="preserve"> </w:t>
+      </w:r>
+      <w:r>
+        <w:rPr>
+          <w:rFonts w:ascii="TH Sarabun New" w:hAnsi="TH Sarabun New" w:cs="TH Sarabun New"/>
+          <w:sz w:val="28"/>
+          <w:cs/>
+        </w:rPr>
+        <w:t xml:space="preserve">ทำหน้าที่ตรวจสอบผลการบังคับใช้จาก </w:t>
+      </w:r>
+      <w:r>
+        <w:rPr>
+          <w:rFonts w:ascii="TH Sarabun New" w:hAnsi="TH Sarabun New" w:cs="TH Sarabun New"/>
+          <w:sz w:val="28"/>
+        </w:rPr>
+        <w:t xml:space="preserve">Enforcement Response </w:t>
+      </w:r>
+      <w:r>
+        <w:rPr>
+          <w:rFonts w:ascii="TH Sarabun New" w:hAnsi="TH Sarabun New" w:cs="TH Sarabun New"/>
+          <w:sz w:val="28"/>
+          <w:cs/>
+        </w:rPr>
+        <w:t xml:space="preserve">หรือ </w:t>
+      </w:r>
+      <w:r>
+        <w:rPr>
+          <w:rFonts w:ascii="TH Sarabun New" w:hAnsi="TH Sarabun New" w:cs="TH Sarabun New"/>
+          <w:sz w:val="28"/>
+        </w:rPr>
+        <w:t xml:space="preserve">Status </w:t>
+      </w:r>
+      <w:r>
+        <w:rPr>
+          <w:rFonts w:ascii="TH Sarabun New" w:hAnsi="TH Sarabun New" w:cs="TH Sarabun New"/>
+          <w:sz w:val="28"/>
+          <w:cs/>
+        </w:rPr>
+        <w:t>ที่ได้รับ เพื่อพิจารณาว่าการดำเนินการประสบความสำเร็จ ล้มเหลว หรือเกิดข้อผิดพลาด</w:t>
+      </w:r>
+    </w:p>
+    <w:p>
+      <w:pPr>
+        <w:rPr>
+          <w:rFonts w:ascii="TH Sarabun New" w:hAnsi="TH Sarabun New" w:cs="TH Sarabun New"/>
+          <w:sz w:val="28"/>
+        </w:rPr>
+      </w:pPr>
+      <w:r>
+        <w:rPr>
+          <w:rFonts w:ascii="TH Sarabun New" w:hAnsi="TH Sarabun New" w:cs="TH Sarabun New"/>
+          <w:sz w:val="28"/>
+          <w:cs/>
+        </w:rPr>
+        <w:t xml:space="preserve">ในระดับการออกแบบปัจจุบัน การ </w:t>
+      </w:r>
+      <w:r>
+        <w:rPr>
+          <w:rFonts w:ascii="TH Sarabun New" w:hAnsi="TH Sarabun New" w:cs="TH Sarabun New"/>
+          <w:sz w:val="28"/>
+        </w:rPr>
+        <w:t xml:space="preserve">Verification </w:t>
+      </w:r>
+      <w:r>
+        <w:rPr>
+          <w:rFonts w:ascii="TH Sarabun New" w:hAnsi="TH Sarabun New" w:cs="TH Sarabun New"/>
+          <w:sz w:val="28"/>
+          <w:cs/>
+        </w:rPr>
+        <w:t xml:space="preserve">ในกระบวนการนี้เป็นการตรวจสอบผลตอบกลับจาก </w:t>
+      </w:r>
+      <w:r>
+        <w:rPr>
+          <w:rFonts w:ascii="TH Sarabun New" w:hAnsi="TH Sarabun New" w:cs="TH Sarabun New"/>
+          <w:sz w:val="28"/>
+        </w:rPr>
+        <w:t xml:space="preserve">Controller </w:t>
+      </w:r>
+      <w:r>
+        <w:rPr>
+          <w:rFonts w:ascii="TH Sarabun New" w:hAnsi="TH Sarabun New" w:cs="TH Sarabun New"/>
+          <w:sz w:val="28"/>
+          <w:cs/>
+        </w:rPr>
+        <w:t xml:space="preserve">หรือ </w:t>
+      </w:r>
+      <w:r>
+        <w:rPr>
+          <w:rFonts w:ascii="TH Sarabun New" w:hAnsi="TH Sarabun New" w:cs="TH Sarabun New"/>
+          <w:sz w:val="28"/>
+        </w:rPr>
+        <w:t xml:space="preserve">Network Device </w:t>
+      </w:r>
+      <w:r>
+        <w:rPr>
+          <w:rFonts w:ascii="TH Sarabun New" w:hAnsi="TH Sarabun New" w:cs="TH Sarabun New"/>
+          <w:sz w:val="28"/>
+          <w:cs/>
+        </w:rPr>
+        <w:t xml:space="preserve">ว่าการดำเนินการถูกนำไปใช้สำเร็จหรือไม่ ยังไม่ได้หมายถึงการตรวจสอบ </w:t>
+      </w:r>
+      <w:r>
+        <w:rPr>
+          <w:rFonts w:ascii="TH Sarabun New" w:hAnsi="TH Sarabun New" w:cs="TH Sarabun New"/>
+          <w:sz w:val="28"/>
+        </w:rPr>
+        <w:t xml:space="preserve">Traffic </w:t>
+      </w:r>
+      <w:r>
+        <w:rPr>
+          <w:rFonts w:ascii="TH Sarabun New" w:hAnsi="TH Sarabun New" w:cs="TH Sarabun New"/>
+          <w:sz w:val="28"/>
+          <w:cs/>
+        </w:rPr>
+        <w:t xml:space="preserve">หลังการบังคับใช้ด้วย </w:t>
+      </w:r>
+      <w:r>
+        <w:rPr>
+          <w:rFonts w:ascii="TH Sarabun New" w:hAnsi="TH Sarabun New" w:cs="TH Sarabun New"/>
+          <w:sz w:val="28"/>
+        </w:rPr>
+        <w:t>PCAP</w:t>
+      </w:r>
+    </w:p>
+    <w:p>
+      <w:pPr>
+        <w:rPr>
+          <w:rFonts w:ascii="TH Sarabun New" w:hAnsi="TH Sarabun New" w:cs="TH Sarabun New"/>
+          <w:sz w:val="28"/>
+        </w:rPr>
+      </w:pPr>
+      <w:r>
+        <w:rPr>
+          <w:rFonts w:ascii="TH Sarabun New" w:hAnsi="TH Sarabun New" w:cs="TH Sarabun New"/>
+          <w:b/>
+          <w:bCs/>
+          <w:sz w:val="28"/>
+        </w:rPr>
+        <w:lastRenderedPageBreak/>
+        <w:t>5.7 Record &amp; Report Enforcement Result</w:t>
+      </w:r>
+      <w:r>
+        <w:rPr>
+          <w:rFonts w:ascii="TH Sarabun New" w:hAnsi="TH Sarabun New" w:cs="TH Sarabun New"/>
+          <w:sz w:val="28"/>
+        </w:rPr>
+        <w:t xml:space="preserve"> </w:t>
+      </w:r>
+      <w:r>
+        <w:rPr>
+          <w:rFonts w:ascii="TH Sarabun New" w:hAnsi="TH Sarabun New" w:cs="TH Sarabun New"/>
+          <w:sz w:val="28"/>
+          <w:cs/>
+        </w:rPr>
+        <w:t xml:space="preserve">ทำหน้าที่จัดเก็บ </w:t>
+      </w:r>
+      <w:r>
+        <w:rPr>
+          <w:rFonts w:ascii="TH Sarabun New" w:hAnsi="TH Sarabun New" w:cs="TH Sarabun New"/>
+          <w:sz w:val="28"/>
+        </w:rPr>
+        <w:t xml:space="preserve">Enforcement &amp; Verification Record </w:t>
+      </w:r>
+      <w:r>
+        <w:rPr>
+          <w:rFonts w:ascii="TH Sarabun New" w:hAnsi="TH Sarabun New" w:cs="TH Sarabun New"/>
+          <w:sz w:val="28"/>
+          <w:cs/>
+        </w:rPr>
+        <w:t xml:space="preserve">ลงใน </w:t>
+      </w:r>
+      <w:r>
+        <w:rPr>
+          <w:rFonts w:ascii="TH Sarabun New" w:hAnsi="TH Sarabun New" w:cs="TH Sarabun New"/>
+          <w:sz w:val="28"/>
+        </w:rPr>
+        <w:t xml:space="preserve">D5 Enforcement Records / Logs </w:t>
+      </w:r>
+      <w:r>
+        <w:rPr>
+          <w:rFonts w:ascii="TH Sarabun New" w:hAnsi="TH Sarabun New" w:cs="TH Sarabun New"/>
+          <w:sz w:val="28"/>
+          <w:cs/>
+        </w:rPr>
+        <w:t xml:space="preserve">และส่ง </w:t>
+      </w:r>
+      <w:r>
+        <w:rPr>
+          <w:rFonts w:ascii="TH Sarabun New" w:hAnsi="TH Sarabun New" w:cs="TH Sarabun New"/>
+          <w:sz w:val="28"/>
+        </w:rPr>
+        <w:t xml:space="preserve">Enforcement Status </w:t>
+      </w:r>
+      <w:r>
+        <w:rPr>
+          <w:rFonts w:ascii="TH Sarabun New" w:hAnsi="TH Sarabun New" w:cs="TH Sarabun New"/>
+          <w:sz w:val="28"/>
+          <w:cs/>
+        </w:rPr>
+        <w:t xml:space="preserve">กลับไปยัง </w:t>
+      </w:r>
+      <w:r>
+        <w:rPr>
+          <w:rFonts w:ascii="TH Sarabun New" w:hAnsi="TH Sarabun New" w:cs="TH Sarabun New"/>
+          <w:sz w:val="28"/>
+        </w:rPr>
+        <w:t xml:space="preserve">Administrator / Operator </w:t>
+      </w:r>
+      <w:r>
+        <w:rPr>
+          <w:rFonts w:ascii="TH Sarabun New" w:hAnsi="TH Sarabun New" w:cs="TH Sarabun New"/>
+          <w:sz w:val="28"/>
+          <w:cs/>
+        </w:rPr>
+        <w:t>เพื่อแจ้งผลการดำเนินงานในครั้งนั้น</w:t>
+      </w:r>
+      <w:r>
+        <w:rPr>
+          <w:rFonts w:ascii="TH Sarabun New" w:hAnsi="TH Sarabun New" w:cs="TH Sarabun New"/>
+          <w:sz w:val="28"/>
+        </w:rPr>
+        <w:t xml:space="preserve"> </w:t>
+      </w:r>
+    </w:p>
+    <w:p>
+      <w:pPr>
+        <w:rPr>
+          <w:rFonts w:ascii="TH Sarabun New" w:hAnsi="TH Sarabun New" w:cs="TH Sarabun New"/>
+          <w:sz w:val="28"/>
+        </w:rPr>
+      </w:pPr>
+    </w:p>
+    <w:p>
+      <w:pPr>
+        <w:rPr>
+          <w:rFonts w:ascii="TH Sarabun New" w:hAnsi="TH Sarabun New" w:cs="TH Sarabun New"/>
+          <w:b/>
+          <w:bCs/>
+          <w:sz w:val="28"/>
+        </w:rPr>
+      </w:pPr>
+      <w:r>
+        <w:rPr>
+          <w:rFonts w:ascii="TH Sarabun New" w:hAnsi="TH Sarabun New" w:cs="TH Sarabun New"/>
+          <w:b/>
+          <w:bCs/>
+          <w:sz w:val="28"/>
+          <w:cs/>
+        </w:rPr>
+        <w:t xml:space="preserve">สรุปความสัมพันธ์ของ </w:t>
+      </w:r>
+      <w:r>
+        <w:rPr>
+          <w:rFonts w:ascii="TH Sarabun New" w:hAnsi="TH Sarabun New" w:cs="TH Sarabun New"/>
+          <w:b/>
+          <w:bCs/>
+          <w:sz w:val="28"/>
+        </w:rPr>
+        <w:t xml:space="preserve">DFD Level 0 </w:t>
+      </w:r>
+      <w:r>
+        <w:rPr>
+          <w:rFonts w:ascii="TH Sarabun New" w:hAnsi="TH Sarabun New" w:cs="TH Sarabun New"/>
+          <w:b/>
+          <w:bCs/>
+          <w:sz w:val="28"/>
+          <w:cs/>
+        </w:rPr>
+        <w:t xml:space="preserve">และ </w:t>
+      </w:r>
+      <w:r>
+        <w:rPr>
+          <w:rFonts w:ascii="TH Sarabun New" w:hAnsi="TH Sarabun New" w:cs="TH Sarabun New"/>
+          <w:b/>
+          <w:bCs/>
+          <w:sz w:val="28"/>
+        </w:rPr>
+        <w:t>Level 1</w:t>
+      </w:r>
+    </w:p>
+    <w:p>
+      <w:pPr>
+        <w:rPr>
+          <w:rFonts w:ascii="TH Sarabun New" w:hAnsi="TH Sarabun New" w:cs="TH Sarabun New"/>
+          <w:sz w:val="28"/>
+        </w:rPr>
+      </w:pPr>
+      <w:r>
+        <w:rPr>
+          <w:rFonts w:ascii="TH Sarabun New" w:hAnsi="TH Sarabun New" w:cs="TH Sarabun New"/>
+          <w:sz w:val="28"/>
+        </w:rPr>
+        <w:t xml:space="preserve">DFD Level 0 </w:t>
+      </w:r>
+      <w:r>
+        <w:rPr>
+          <w:rFonts w:ascii="TH Sarabun New" w:hAnsi="TH Sarabun New" w:cs="TH Sarabun New"/>
+          <w:sz w:val="28"/>
+          <w:cs/>
+        </w:rPr>
+        <w:t xml:space="preserve">แสดงการทำงานของ </w:t>
+      </w:r>
+      <w:r>
+        <w:rPr>
+          <w:rFonts w:ascii="TH Sarabun New" w:hAnsi="TH Sarabun New" w:cs="TH Sarabun New"/>
+          <w:sz w:val="28"/>
+        </w:rPr>
+        <w:t xml:space="preserve">Framework </w:t>
+      </w:r>
+      <w:r>
+        <w:rPr>
+          <w:rFonts w:ascii="TH Sarabun New" w:hAnsi="TH Sarabun New" w:cs="TH Sarabun New"/>
+          <w:sz w:val="28"/>
+          <w:cs/>
+        </w:rPr>
+        <w:t>ในระดับกระบวนการหลัก โดยสามารถสรุปลำดับการทำงานได้เป็น</w:t>
+      </w:r>
+    </w:p>
+    <w:p>
+      <w:pPr>
+        <w:rPr>
+          <w:rFonts w:ascii="TH Sarabun New" w:hAnsi="TH Sarabun New" w:cs="TH Sarabun New"/>
+          <w:sz w:val="28"/>
+        </w:rPr>
+      </w:pPr>
+      <w:r>
+        <w:rPr>
+          <w:rFonts w:ascii="TH Sarabun New" w:hAnsi="TH Sarabun New" w:cs="TH Sarabun New"/>
+          <w:b/>
+          <w:bCs/>
+          <w:sz w:val="28"/>
+        </w:rPr>
+        <w:t xml:space="preserve">Monitoring Data Acquisition </w:t>
+      </w:r>
+      <w:r>
+        <w:rPr>
+          <w:rFonts w:ascii="Arial" w:hAnsi="Arial" w:cs="Arial"/>
+          <w:b/>
+          <w:bCs/>
+          <w:sz w:val="28"/>
+        </w:rPr>
+        <w:t>→</w:t>
+      </w:r>
+      <w:r>
+        <w:rPr>
+          <w:rFonts w:ascii="TH Sarabun New" w:hAnsi="TH Sarabun New" w:cs="TH Sarabun New"/>
+          <w:b/>
+          <w:bCs/>
+          <w:sz w:val="28"/>
+        </w:rPr>
+        <w:t xml:space="preserve"> Data Processing &amp; Normalization </w:t>
+      </w:r>
+      <w:r>
+        <w:rPr>
+          <w:rFonts w:ascii="Arial" w:hAnsi="Arial" w:cs="Arial"/>
+          <w:b/>
+          <w:bCs/>
+          <w:sz w:val="28"/>
+        </w:rPr>
+        <w:t>→</w:t>
+      </w:r>
+      <w:r>
+        <w:rPr>
+          <w:rFonts w:ascii="TH Sarabun New" w:hAnsi="TH Sarabun New" w:cs="TH Sarabun New"/>
+          <w:b/>
+          <w:bCs/>
+          <w:sz w:val="28"/>
+        </w:rPr>
+        <w:t xml:space="preserve"> Network Data Analysis </w:t>
+      </w:r>
+      <w:r>
+        <w:rPr>
+          <w:rFonts w:ascii="Arial" w:hAnsi="Arial" w:cs="Arial"/>
+          <w:b/>
+          <w:bCs/>
+          <w:sz w:val="28"/>
+        </w:rPr>
+        <w:t>→</w:t>
+      </w:r>
+      <w:r>
+        <w:rPr>
+          <w:rFonts w:ascii="TH Sarabun New" w:hAnsi="TH Sarabun New" w:cs="TH Sarabun New"/>
+          <w:b/>
+          <w:bCs/>
+          <w:sz w:val="28"/>
+        </w:rPr>
+        <w:t xml:space="preserve"> Rule Decision &amp; Management </w:t>
+      </w:r>
+      <w:r>
+        <w:rPr>
+          <w:rFonts w:ascii="Arial" w:hAnsi="Arial" w:cs="Arial"/>
+          <w:b/>
+          <w:bCs/>
+          <w:sz w:val="28"/>
+        </w:rPr>
+        <w:t>→</w:t>
+      </w:r>
+      <w:r>
+        <w:rPr>
+          <w:rFonts w:ascii="TH Sarabun New" w:hAnsi="TH Sarabun New" w:cs="TH Sarabun New"/>
+          <w:b/>
+          <w:bCs/>
+          <w:sz w:val="28"/>
+        </w:rPr>
+        <w:t xml:space="preserve"> Rule Enforcement &amp; Verification</w:t>
+      </w:r>
+    </w:p>
+    <w:p>
+      <w:pPr>
+        <w:rPr>
+          <w:rFonts w:ascii="TH Sarabun New" w:hAnsi="TH Sarabun New" w:cs="TH Sarabun New"/>
+          <w:sz w:val="28"/>
+        </w:rPr>
+      </w:pPr>
+      <w:r>
+        <w:rPr>
+          <w:rFonts w:ascii="TH Sarabun New" w:hAnsi="TH Sarabun New" w:cs="TH Sarabun New"/>
+          <w:sz w:val="28"/>
+          <w:cs/>
+        </w:rPr>
+        <w:t xml:space="preserve">ในขณะที่ </w:t>
+      </w:r>
+      <w:r>
+        <w:rPr>
+          <w:rFonts w:ascii="TH Sarabun New" w:hAnsi="TH Sarabun New" w:cs="TH Sarabun New"/>
+          <w:sz w:val="28"/>
+        </w:rPr>
+        <w:t xml:space="preserve">DFD Level 1 </w:t>
+      </w:r>
+      <w:r>
+        <w:rPr>
+          <w:rFonts w:ascii="TH Sarabun New" w:hAnsi="TH Sarabun New" w:cs="TH Sarabun New"/>
+          <w:sz w:val="28"/>
+          <w:cs/>
+        </w:rPr>
+        <w:t xml:space="preserve">ทำหน้าที่ขยายแต่ละกระบวนการเพื่อแสดงรายละเอียดของข้อมูลที่ใช้และขั้นตอนที่เกิดขึ้นภายในกระบวนการหลัก โดยยังคงรักษาขอบเขตของ </w:t>
+      </w:r>
+      <w:r>
+        <w:rPr>
+          <w:rFonts w:ascii="TH Sarabun New" w:hAnsi="TH Sarabun New" w:cs="TH Sarabun New"/>
+          <w:sz w:val="28"/>
+        </w:rPr>
+        <w:t xml:space="preserve">Input </w:t>
+      </w:r>
+      <w:r>
+        <w:rPr>
+          <w:rFonts w:ascii="TH Sarabun New" w:hAnsi="TH Sarabun New" w:cs="TH Sarabun New"/>
+          <w:sz w:val="28"/>
+          <w:cs/>
+        </w:rPr>
+        <w:t xml:space="preserve">และ </w:t>
+      </w:r>
+      <w:r>
+        <w:rPr>
+          <w:rFonts w:ascii="TH Sarabun New" w:hAnsi="TH Sarabun New" w:cs="TH Sarabun New"/>
+          <w:sz w:val="28"/>
+        </w:rPr>
+        <w:t xml:space="preserve">Output </w:t>
+      </w:r>
+      <w:r>
+        <w:rPr>
+          <w:rFonts w:ascii="TH Sarabun New" w:hAnsi="TH Sarabun New" w:cs="TH Sarabun New"/>
+          <w:sz w:val="28"/>
+          <w:cs/>
+        </w:rPr>
+        <w:t xml:space="preserve">ให้สอดคล้องกับ </w:t>
+      </w:r>
+      <w:r>
+        <w:rPr>
+          <w:rFonts w:ascii="TH Sarabun New" w:hAnsi="TH Sarabun New" w:cs="TH Sarabun New"/>
+          <w:sz w:val="28"/>
+        </w:rPr>
+        <w:t>DFD Level 0</w:t>
+      </w:r>
+    </w:p>
+    <w:p>
+      <w:pPr>
+        <w:rPr>
+          <w:rFonts w:ascii="TH Sarabun New" w:hAnsi="TH Sarabun New" w:cs="TH Sarabun New"/>
+          <w:sz w:val="28"/>
+        </w:rPr>
+      </w:pPr>
+      <w:r>
+        <w:rPr>
+          <w:rFonts w:ascii="TH Sarabun New" w:hAnsi="TH Sarabun New" w:cs="TH Sarabun New"/>
+          <w:sz w:val="28"/>
+          <w:cs/>
+        </w:rPr>
+        <w:t xml:space="preserve">เมื่อนำทั้งสองระดับมาพิจารณาร่วมกัน จะเห็นลำดับการทำงานของ </w:t>
+      </w:r>
+      <w:r>
+        <w:rPr>
+          <w:rFonts w:ascii="TH Sarabun New" w:hAnsi="TH Sarabun New" w:cs="TH Sarabun New"/>
+          <w:sz w:val="28"/>
+        </w:rPr>
+        <w:t xml:space="preserve">Framework </w:t>
+      </w:r>
+      <w:r>
+        <w:rPr>
+          <w:rFonts w:ascii="TH Sarabun New" w:hAnsi="TH Sarabun New" w:cs="TH Sarabun New"/>
+          <w:sz w:val="28"/>
+          <w:cs/>
+        </w:rPr>
+        <w:t xml:space="preserve">ตั้งแต่การรับข้อมูลจาก </w:t>
+      </w:r>
+      <w:r>
+        <w:rPr>
+          <w:rFonts w:ascii="TH Sarabun New" w:hAnsi="TH Sarabun New" w:cs="TH Sarabun New"/>
+          <w:sz w:val="28"/>
+        </w:rPr>
+        <w:t xml:space="preserve">Monitoring Source </w:t>
+      </w:r>
+      <w:r>
+        <w:rPr>
+          <w:rFonts w:ascii="TH Sarabun New" w:hAnsi="TH Sarabun New" w:cs="TH Sarabun New"/>
+          <w:sz w:val="28"/>
+          <w:cs/>
+        </w:rPr>
+        <w:t xml:space="preserve">การสร้าง </w:t>
+      </w:r>
+      <w:r>
+        <w:rPr>
+          <w:rFonts w:ascii="TH Sarabun New" w:hAnsi="TH Sarabun New" w:cs="TH Sarabun New"/>
+          <w:sz w:val="28"/>
+        </w:rPr>
+        <w:t xml:space="preserve">Normalized Network Data </w:t>
+      </w:r>
+      <w:r>
+        <w:rPr>
+          <w:rFonts w:ascii="TH Sarabun New" w:hAnsi="TH Sarabun New" w:cs="TH Sarabun New"/>
+          <w:sz w:val="28"/>
+          <w:cs/>
+        </w:rPr>
+        <w:t xml:space="preserve">การวิเคราะห์ข้อมูล การสร้าง </w:t>
+      </w:r>
+      <w:r>
+        <w:rPr>
+          <w:rFonts w:ascii="TH Sarabun New" w:hAnsi="TH Sarabun New" w:cs="TH Sarabun New"/>
+          <w:sz w:val="28"/>
+        </w:rPr>
+        <w:t xml:space="preserve">Generic Rule </w:t>
+      </w:r>
+      <w:r>
+        <w:rPr>
+          <w:rFonts w:ascii="TH Sarabun New" w:hAnsi="TH Sarabun New" w:cs="TH Sarabun New"/>
+          <w:sz w:val="28"/>
+          <w:cs/>
+        </w:rPr>
+        <w:t xml:space="preserve">ภายใต้การควบคุมของ </w:t>
+      </w:r>
+      <w:r>
+        <w:rPr>
+          <w:rFonts w:ascii="TH Sarabun New" w:hAnsi="TH Sarabun New" w:cs="TH Sarabun New"/>
+          <w:sz w:val="28"/>
+        </w:rPr>
+        <w:t xml:space="preserve">Administrator / Operator </w:t>
+      </w:r>
+      <w:r>
+        <w:rPr>
+          <w:rFonts w:ascii="TH Sarabun New" w:hAnsi="TH Sarabun New" w:cs="TH Sarabun New"/>
+          <w:sz w:val="28"/>
+          <w:cs/>
+        </w:rPr>
+        <w:t xml:space="preserve">ไปจนถึงการแปลงและบังคับใช้กฎกับทั้ง </w:t>
+      </w:r>
+      <w:r>
+        <w:rPr>
+          <w:rFonts w:ascii="TH Sarabun New" w:hAnsi="TH Sarabun New" w:cs="TH Sarabun New"/>
+          <w:sz w:val="28"/>
+        </w:rPr>
+        <w:t xml:space="preserve">SDN Controller </w:t>
+      </w:r>
+      <w:r>
+        <w:rPr>
+          <w:rFonts w:ascii="TH Sarabun New" w:hAnsi="TH Sarabun New" w:cs="TH Sarabun New"/>
+          <w:sz w:val="28"/>
+          <w:cs/>
+        </w:rPr>
+        <w:t xml:space="preserve">และ </w:t>
+      </w:r>
+      <w:r>
+        <w:rPr>
+          <w:rFonts w:ascii="TH Sarabun New" w:hAnsi="TH Sarabun New" w:cs="TH Sarabun New"/>
+          <w:sz w:val="28"/>
+        </w:rPr>
+        <w:t xml:space="preserve">Traditional Network Device </w:t>
+      </w:r>
+      <w:r>
+        <w:rPr>
+          <w:rFonts w:ascii="TH Sarabun New" w:hAnsi="TH Sarabun New" w:cs="TH Sarabun New"/>
+          <w:sz w:val="28"/>
+          <w:cs/>
+        </w:rPr>
+        <w:t>รวมถึงการจัดเก็บผลการดำเนินงานเพื่อใช้ตรวจสอบย้อนหลังได้ในภายหลัง.</w:t>
+      </w:r>
     </w:p>
     <w:sectPr>
       <w:pgSz w:w="11906" w:h="16838"/>
@@ -2704,7 +8826,7 @@
 </file>
 
 <file path=word/styles.xml><?xml version="1.0" encoding="utf-8"?>
-<w:styles xmlns:mc="http://schemas.openxmlformats.org/markup-compatibility/2006" xmlns:r="http://schemas.openxmlformats.org/officeDocument/2006/relationships" xmlns:w="http://schemas.openxmlformats.org/wordprocessingml/2006/main" xmlns:w14="http://schemas.microsoft.com/office/word/2010/wordml" xmlns:w15="http://schemas.microsoft.com/office/word/2012/wordml" xmlns:w16cex="http://schemas.microsoft.com/office/word/2018/wordml/cex" xmlns:w16cid="http://schemas.microsoft.com/office/word/2016/wordml/cid" xmlns:w16="http://schemas.microsoft.com/office/word/2018/wordml" xmlns:w16du="http://schemas.microsoft.com/office/word/2023/wordml/word16du" xmlns:w16sdtdh="http://schemas.microsoft.com/office/word/2020/wordml/sdtdatahash" xmlns:w16se="http://schemas.microsoft.com/office/word/2015/wordml/symex" mc:Ignorable="w14 w15 w16se w16cid w16 w16cex w16sdtdh w16du">
+<w:styles xmlns:mc="http://schemas.openxmlformats.org/markup-compatibility/2006" xmlns:r="http://schemas.openxmlformats.org/officeDocument/2006/relationships" xmlns:w="http://schemas.openxmlformats.org/wordprocessingml/2006/main" xmlns:w14="http://schemas.microsoft.com/office/word/2010/wordml" xmlns:w15="http://schemas.microsoft.com/office/word/2012/wordml" xmlns:w16cex="http://schemas.microsoft.com/office/word/2018/wordml/cex" xmlns:w16cid="http://schemas.microsoft.com/office/word/2016/wordml/cid" xmlns:w16="http://schemas.microsoft.com/office/word/2018/wordml" xmlns:w16du="http://schemas.microsoft.com/office/word/2023/wordml/word16du" xmlns:w16sdtdh="http://schemas.microsoft.com/office/word/2020/wordml/sdtdatahash" xmlns:w16sdtfl="http://schemas.microsoft.com/office/word/2024/wordml/sdtformatlock" xmlns:w16se="http://schemas.microsoft.com/office/word/2015/wordml/symex" mc:Ignorable="w14 w15 w16se w16cid w16 w16cex w16sdtdh w16sdtfl w16du">
   <w:docDefaults>
     <w:rPrDefault>
       <w:rPr>
